--- a/dev/consultants/Consultant_Survey.docx
+++ b/dev/consultants/Consultant_Survey.docx
@@ -2,21 +2,13 @@
 <file path=word/document.xml><?xml version="1.0" encoding="utf-8"?>
 <w:document xmlns:w="http://schemas.openxmlformats.org/wordprocessingml/2006/main" xmlns:m="http://schemas.openxmlformats.org/officeDocument/2006/math" xmlns:r="http://schemas.openxmlformats.org/officeDocument/2006/relationships" xmlns:o="urn:schemas-microsoft-com:office:office" xmlns:v="urn:schemas-microsoft-com:vml" xmlns:w10="urn:schemas-microsoft-com:office:word" xmlns:a="http://schemas.openxmlformats.org/drawingml/2006/main" xmlns:pic="http://schemas.openxmlformats.org/drawingml/2006/picture" xmlns:wp="http://schemas.openxmlformats.org/drawingml/2006/wordprocessingDrawing">
   <w:body>
-    <w:p>
-      <w:pPr>
-        <w:pStyle w:val="Title"/>
-      </w:pPr>
-      <w:r>
-        <w:t xml:space="preserve">Early warning of ICU-acquired sepsis: three questions for the ICU consultants</w:t>
-      </w:r>
-    </w:p>
-    <w:bookmarkStart w:id="23" w:name="Xca57396f090277642a76b8446f425412a642051"/>
+    <w:bookmarkStart w:id="32" w:name="X78184e803efc2b519eb56505130263c0f95726a"/>
     <w:p>
       <w:pPr>
         <w:pStyle w:val="Heading1"/>
       </w:pPr>
       <w:r>
-        <w:t xml:space="preserve">Early warning of ICU-acquired sepsis: three questions for the ICU consultants</w:t>
+        <w:t xml:space="preserve">Recognising sepsis that develops in the intensive care unit: current practice and expectations of an early-warning system</w:t>
       </w:r>
     </w:p>
     <w:p>
@@ -28,13 +20,15 @@
           <w:bCs/>
           <w:b/>
         </w:rPr>
-        <w:t xml:space="preserve">Purpose.</w:t>
-      </w:r>
-      <w:r>
-        <w:t xml:space="preserve"> </w:t>
-      </w:r>
-      <w:r>
-        <w:t xml:space="preserve">We are building and testing a model that warns of sepsis developing in patients already in the ICU, using two public databases (one US academic centre; 200 US hospitals). Before we fix the study design we need three clinical judgements that the data cannot make for us. Each page gives our proposed default, the fact from our own data that prompted it, and three boxes. Please tick one box per page and add a line if you change the default. It should take about ten minutes.</w:t>
+        <w:t xml:space="preserve">A survey of intensive care physicians</w:t>
+      </w:r>
+    </w:p>
+    <w:p>
+      <w:pPr>
+        <w:pStyle w:val="BodyText"/>
+      </w:pPr>
+      <w:r>
+        <w:t xml:space="preserve">Version 2, 1 November 2026. Draft for review by the investigators before distribution.</w:t>
       </w:r>
     </w:p>
     <w:p>
@@ -44,13 +38,13 @@
         </w:pict>
       </w:r>
     </w:p>
-    <w:bookmarkStart w:id="20" w:name="X0ef4ae9579d01c703903558da8f3f73f3154848"/>
+    <w:bookmarkStart w:id="20" w:name="invitation-and-consent"/>
     <w:p>
       <w:pPr>
         <w:pStyle w:val="Heading2"/>
       </w:pPr>
       <w:r>
-        <w:t xml:space="preserve">Page 1. A warning that comes after the first antibiotic</w:t>
+        <w:t xml:space="preserve">Invitation and consent</w:t>
       </w:r>
     </w:p>
     <w:p>
@@ -58,17 +52,7 @@
         <w:pStyle w:val="FirstParagraph"/>
       </w:pPr>
       <w:r>
-        <w:rPr>
-          <w:bCs/>
-          <w:b/>
-        </w:rPr>
-        <w:t xml:space="preserve">What we found.</w:t>
-      </w:r>
-      <w:r>
-        <w:t xml:space="preserve"> </w:t>
-      </w:r>
-      <w:r>
-        <w:t xml:space="preserve">In both databases the first antibiotic for the septic episode was ordered a median of 7 hours</w:t>
+        <w:t xml:space="preserve">You are invited to take part in a survey of intensive care physicians about how sepsis that develops</w:t>
       </w:r>
       <w:r>
         <w:t xml:space="preserve"> </w:t>
@@ -78,31 +62,13 @@
           <w:iCs/>
           <w:i/>
         </w:rPr>
-        <w:t xml:space="preserve">before</w:t>
-      </w:r>
-      <w:r>
-        <w:t xml:space="preserve"> </w:t>
-      </w:r>
-      <w:r>
-        <w:t xml:space="preserve">the hour at which the formal Sepsis-3 definition is met (antibiotics plus a rise of 2 in the organ-failure score). In roughly half of the patients, a model that warns</w:t>
-      </w:r>
-      <w:r>
-        <w:t xml:space="preserve"> </w:t>
-      </w:r>
-      <w:r>
-        <w:t xml:space="preserve">“</w:t>
-      </w:r>
-      <w:r>
-        <w:t xml:space="preserve">six hours before Sepsis-3</w:t>
-      </w:r>
-      <w:r>
-        <w:t xml:space="preserve">”</w:t>
-      </w:r>
-      <w:r>
-        <w:t xml:space="preserve"> </w:t>
-      </w:r>
-      <w:r>
-        <w:t xml:space="preserve">is therefore warning after the clinician has already started treatment.</w:t>
+        <w:t xml:space="preserve">during</w:t>
+      </w:r>
+      <w:r>
+        <w:t xml:space="preserve"> </w:t>
+      </w:r>
+      <w:r>
+        <w:t xml:space="preserve">an ICU stay is recognised today, and what you would expect from a system that warns of it a few hours in advance.</w:t>
       </w:r>
     </w:p>
     <w:p>
@@ -110,51 +76,7 @@
         <w:pStyle w:val="BodyText"/>
       </w:pPr>
       <w:r>
-        <w:rPr>
-          <w:bCs/>
-          <w:b/>
-        </w:rPr>
-        <w:t xml:space="preserve">Our proposed default.</w:t>
-      </w:r>
-      <w:r>
-        <w:t xml:space="preserve"> </w:t>
-      </w:r>
-      <w:r>
-        <w:t xml:space="preserve">A warning that fires after the first antibiotic has been ordered is recorded but earns no credit in the main results. The main results report how many patients were warned</w:t>
-      </w:r>
-      <w:r>
-        <w:t xml:space="preserve"> </w:t>
-      </w:r>
-      <w:r>
-        <w:rPr>
-          <w:iCs/>
-          <w:i/>
-        </w:rPr>
-        <w:t xml:space="preserve">before</w:t>
-      </w:r>
-      <w:r>
-        <w:t xml:space="preserve"> </w:t>
-      </w:r>
-      <w:r>
-        <w:t xml:space="preserve">the antibiotic and by how many hours. Warnings after the antibiotic are reported separately.</w:t>
-      </w:r>
-    </w:p>
-    <w:p>
-      <w:pPr>
-        <w:pStyle w:val="BodyText"/>
-      </w:pPr>
-      <w:r>
-        <w:rPr>
-          <w:bCs/>
-          <w:b/>
-        </w:rPr>
-        <w:t xml:space="preserve">The question.</w:t>
-      </w:r>
-      <w:r>
-        <w:t xml:space="preserve"> </w:t>
-      </w:r>
-      <w:r>
-        <w:t xml:space="preserve">Does a warning that arrives after you have already started antibiotics have any clinical value to you, for example as a prompt to review the antibiotic choice, to escalate monitoring, or to involve a senior colleague?</w:t>
+        <w:t xml:space="preserve">The survey is part of a doctoral research project that is building and testing such a system on de-identified ICU records from the United States (one academic medical centre and about two hundred community and teaching hospitals). Your answers will do two things: describe current practice, and set several clinical choices in the study design that the records themselves cannot settle, such as how many alerts per day a unit can accept.</w:t>
       </w:r>
     </w:p>
     <w:p>
@@ -166,23 +88,7 @@
         <w:pStyle w:val="Compact"/>
       </w:pPr>
       <w:r>
-        <w:t xml:space="preserve">☐</w:t>
-      </w:r>
-      <w:r>
-        <w:t xml:space="preserve"> </w:t>
-      </w:r>
-      <w:r>
-        <w:rPr>
-          <w:bCs/>
-          <w:b/>
-        </w:rPr>
-        <w:t xml:space="preserve">Agree with the default.</w:t>
-      </w:r>
-      <w:r>
-        <w:t xml:space="preserve"> </w:t>
-      </w:r>
-      <w:r>
-        <w:t xml:space="preserve">Count only warnings before the antibiotic.</w:t>
+        <w:t xml:space="preserve">The survey takes about 20 minutes.</w:t>
       </w:r>
     </w:p>
     <w:p>
@@ -194,23 +100,7 @@
         <w:pStyle w:val="Compact"/>
       </w:pPr>
       <w:r>
-        <w:t xml:space="preserve">☐</w:t>
-      </w:r>
-      <w:r>
-        <w:t xml:space="preserve"> </w:t>
-      </w:r>
-      <w:r>
-        <w:rPr>
-          <w:bCs/>
-          <w:b/>
-        </w:rPr>
-        <w:t xml:space="preserve">Change to:</w:t>
-      </w:r>
-      <w:r>
-        <w:t xml:space="preserve"> </w:t>
-      </w:r>
-      <w:r>
-        <w:t xml:space="preserve">warnings after the antibiotic also have value, for the following use: ______________________________</w:t>
+        <w:t xml:space="preserve">Taking part is voluntary. You may stop at any time and skip any question.</w:t>
       </w:r>
     </w:p>
     <w:p>
@@ -222,17 +112,51 @@
         <w:pStyle w:val="Compact"/>
       </w:pPr>
       <w:r>
-        <w:t xml:space="preserve">☐</w:t>
-      </w:r>
-      <w:r>
-        <w:t xml:space="preserve"> </w:t>
-      </w:r>
-      <w:r>
-        <w:rPr>
-          <w:bCs/>
-          <w:b/>
-        </w:rPr>
-        <w:t xml:space="preserve">Cannot say.</w:t>
+        <w:t xml:space="preserve">Your answers are anonymous. We do not record your name, and the characteristics we ask about (role, years of experience, unit type) are reported only in groups.</w:t>
+      </w:r>
+    </w:p>
+    <w:p>
+      <w:pPr>
+        <w:numPr>
+          <w:ilvl w:val="0"/>
+          <w:numId w:val="1001"/>
+        </w:numPr>
+        <w:pStyle w:val="Compact"/>
+      </w:pPr>
+      <w:r>
+        <w:t xml:space="preserve">Free-text answers may be quoted anonymously in publications.</w:t>
+      </w:r>
+    </w:p>
+    <w:p>
+      <w:pPr>
+        <w:numPr>
+          <w:ilvl w:val="0"/>
+          <w:numId w:val="1001"/>
+        </w:numPr>
+        <w:pStyle w:val="Compact"/>
+      </w:pPr>
+      <w:r>
+        <w:t xml:space="preserve">Ethics: [approval reference to be inserted before distribution].</w:t>
+      </w:r>
+    </w:p>
+    <w:p>
+      <w:pPr>
+        <w:pStyle w:val="FirstParagraph"/>
+      </w:pPr>
+      <w:r>
+        <w:t xml:space="preserve">Please tick the box that applies, or write in the space provided. Where a question asks for a number, an approximate figure is fine.</w:t>
+      </w:r>
+    </w:p>
+    <w:p>
+      <w:pPr>
+        <w:numPr>
+          <w:ilvl w:val="0"/>
+          <w:numId w:val="1002"/>
+        </w:numPr>
+        <w:pStyle w:val="Compact"/>
+      </w:pPr>
+      <w:r>
+        <w:t xml:space="preserve">☐ I have read the information above and agree to take part.</w:t>
       </w:r>
     </w:p>
     <w:p>
@@ -243,31 +167,13 @@
       </w:r>
     </w:p>
     <w:bookmarkEnd w:id="20"/>
-    <w:bookmarkStart w:id="21" w:name="X777c9089e86f76ff49ac23773118cf0459aabdf"/>
+    <w:bookmarkStart w:id="21" w:name="section-a.-about-you-and-your-unit"/>
     <w:p>
       <w:pPr>
         <w:pStyle w:val="Heading2"/>
       </w:pPr>
       <w:r>
-        <w:t xml:space="preserve">Page 2. What</w:t>
-      </w:r>
-      <w:r>
-        <w:t xml:space="preserve"> </w:t>
-      </w:r>
-      <w:r>
-        <w:t xml:space="preserve">“</w:t>
-      </w:r>
-      <w:r>
-        <w:t xml:space="preserve">getting worse</w:t>
-      </w:r>
-      <w:r>
-        <w:t xml:space="preserve">”</w:t>
-      </w:r>
-      <w:r>
-        <w:t xml:space="preserve"> </w:t>
-      </w:r>
-      <w:r>
-        <w:t xml:space="preserve">means after sepsis has started</w:t>
+        <w:t xml:space="preserve">Section A. About you and your unit</w:t>
       </w:r>
     </w:p>
     <w:p>
@@ -279,63 +185,67 @@
           <w:bCs/>
           <w:b/>
         </w:rPr>
-        <w:t xml:space="preserve">What we found.</w:t>
-      </w:r>
-      <w:r>
-        <w:t xml:space="preserve"> </w:t>
-      </w:r>
-      <w:r>
-        <w:t xml:space="preserve">To study which patients deteriorate after sepsis is recognised, we need a rule that reads the record at a fixed time after onset. We read it at 48 hours and again at 72 hours; the two readings agreed in 98 % of 700 patients, so the horizon is not where the rule is sensitive. The two points where it is sensitive are the vasopressor threshold and how deaths under treatment limitation are counted.</w:t>
-      </w:r>
-    </w:p>
-    <w:p>
-      <w:pPr>
-        <w:pStyle w:val="BodyText"/>
+        <w:t xml:space="preserve">A1.</w:t>
+      </w:r>
+      <w:r>
+        <w:t xml:space="preserve"> </w:t>
+      </w:r>
+      <w:r>
+        <w:t xml:space="preserve">Your role</w:t>
+      </w:r>
+    </w:p>
+    <w:p>
+      <w:pPr>
+        <w:numPr>
+          <w:ilvl w:val="0"/>
+          <w:numId w:val="1003"/>
+        </w:numPr>
+        <w:pStyle w:val="Compact"/>
+      </w:pPr>
+      <w:r>
+        <w:t xml:space="preserve">☐ Consultant / attending intensivist</w:t>
+      </w:r>
+    </w:p>
+    <w:p>
+      <w:pPr>
+        <w:numPr>
+          <w:ilvl w:val="0"/>
+          <w:numId w:val="1003"/>
+        </w:numPr>
+        <w:pStyle w:val="Compact"/>
+      </w:pPr>
+      <w:r>
+        <w:t xml:space="preserve">☐ Senior registrar / fellow in intensive care</w:t>
+      </w:r>
+    </w:p>
+    <w:p>
+      <w:pPr>
+        <w:numPr>
+          <w:ilvl w:val="0"/>
+          <w:numId w:val="1003"/>
+        </w:numPr>
+        <w:pStyle w:val="Compact"/>
+      </w:pPr>
+      <w:r>
+        <w:t xml:space="preserve">☐ Other physician working in the ICU: ______________________</w:t>
+      </w:r>
+    </w:p>
+    <w:p>
+      <w:pPr>
+        <w:pStyle w:val="FirstParagraph"/>
       </w:pPr>
       <w:r>
         <w:rPr>
           <w:bCs/>
           <w:b/>
         </w:rPr>
-        <w:t xml:space="preserve">Our proposed default.</w:t>
-      </w:r>
-      <w:r>
-        <w:t xml:space="preserve"> </w:t>
-      </w:r>
-      <w:r>
-        <w:t xml:space="preserve">At 48 hours after onset a patient is</w:t>
-      </w:r>
-      <w:r>
-        <w:t xml:space="preserve"> </w:t>
-      </w:r>
-      <w:r>
-        <w:rPr>
-          <w:iCs/>
-          <w:i/>
-        </w:rPr>
-        <w:t xml:space="preserve">deteriorating</w:t>
-      </w:r>
-      <w:r>
-        <w:t xml:space="preserve"> </w:t>
-      </w:r>
-      <w:r>
-        <w:t xml:space="preserve">if any of the following holds: death in hospital; a rise of at least 2 points in the sum of organ-failure (SOFA) components, comparing the same components at onset and at 48 hours; or vasopressor escalation to at least 0.1 micrograms per kilogram per minute of norepinephrine-equivalent above the dose at onset. A patient is</w:t>
-      </w:r>
-      <w:r>
-        <w:t xml:space="preserve"> </w:t>
-      </w:r>
-      <w:r>
-        <w:rPr>
-          <w:iCs/>
-          <w:i/>
-        </w:rPr>
-        <w:t xml:space="preserve">improving</w:t>
-      </w:r>
-      <w:r>
-        <w:t xml:space="preserve"> </w:t>
-      </w:r>
-      <w:r>
-        <w:t xml:space="preserve">if alive at discharge, with no such rise and no vasopressor at 48 hours. A patient who leaves the ICU alive before 48 hours is counted as improving and reported separately. 72 hours is reported as a sensitivity check.</w:t>
+        <w:t xml:space="preserve">A2.</w:t>
+      </w:r>
+      <w:r>
+        <w:t xml:space="preserve"> </w:t>
+      </w:r>
+      <w:r>
+        <w:t xml:space="preserve">Years of experience in intensive care medicine (after specialty training began): ______ years</w:t>
       </w:r>
     </w:p>
     <w:p>
@@ -347,259 +257,379 @@
           <w:bCs/>
           <w:b/>
         </w:rPr>
-        <w:t xml:space="preserve">The questions.</w:t>
-      </w:r>
-    </w:p>
-    <w:p>
-      <w:pPr>
-        <w:numPr>
-          <w:ilvl w:val="0"/>
-          <w:numId w:val="1002"/>
-        </w:numPr>
-        <w:pStyle w:val="Compact"/>
-      </w:pPr>
-      <w:r>
-        <w:t xml:space="preserve">Is this the course definition you recognise?</w:t>
-      </w:r>
-    </w:p>
-    <w:p>
-      <w:pPr>
-        <w:numPr>
-          <w:ilvl w:val="0"/>
-          <w:numId w:val="1003"/>
-        </w:numPr>
-        <w:pStyle w:val="Compact"/>
-      </w:pPr>
-      <w:r>
-        <w:t xml:space="preserve">☐</w:t>
-      </w:r>
-      <w:r>
-        <w:t xml:space="preserve"> </w:t>
-      </w:r>
+        <w:t xml:space="preserve">A3.</w:t>
+      </w:r>
+      <w:r>
+        <w:t xml:space="preserve"> </w:t>
+      </w:r>
+      <w:r>
+        <w:t xml:space="preserve">Your primary base specialty</w:t>
+      </w:r>
+    </w:p>
+    <w:p>
+      <w:pPr>
+        <w:numPr>
+          <w:ilvl w:val="0"/>
+          <w:numId w:val="1004"/>
+        </w:numPr>
+        <w:pStyle w:val="Compact"/>
+      </w:pPr>
+      <w:r>
+        <w:t xml:space="preserve">☐ Anaesthesia</w:t>
+      </w:r>
+    </w:p>
+    <w:p>
+      <w:pPr>
+        <w:numPr>
+          <w:ilvl w:val="0"/>
+          <w:numId w:val="1004"/>
+        </w:numPr>
+        <w:pStyle w:val="Compact"/>
+      </w:pPr>
+      <w:r>
+        <w:t xml:space="preserve">☐ Internal medicine / pulmonology</w:t>
+      </w:r>
+    </w:p>
+    <w:p>
+      <w:pPr>
+        <w:numPr>
+          <w:ilvl w:val="0"/>
+          <w:numId w:val="1004"/>
+        </w:numPr>
+        <w:pStyle w:val="Compact"/>
+      </w:pPr>
+      <w:r>
+        <w:t xml:space="preserve">☐ Emergency medicine</w:t>
+      </w:r>
+    </w:p>
+    <w:p>
+      <w:pPr>
+        <w:numPr>
+          <w:ilvl w:val="0"/>
+          <w:numId w:val="1004"/>
+        </w:numPr>
+        <w:pStyle w:val="Compact"/>
+      </w:pPr>
+      <w:r>
+        <w:t xml:space="preserve">☐ Surgery</w:t>
+      </w:r>
+    </w:p>
+    <w:p>
+      <w:pPr>
+        <w:numPr>
+          <w:ilvl w:val="0"/>
+          <w:numId w:val="1004"/>
+        </w:numPr>
+        <w:pStyle w:val="Compact"/>
+      </w:pPr>
+      <w:r>
+        <w:t xml:space="preserve">☐ Paediatrics</w:t>
+      </w:r>
+    </w:p>
+    <w:p>
+      <w:pPr>
+        <w:numPr>
+          <w:ilvl w:val="0"/>
+          <w:numId w:val="1004"/>
+        </w:numPr>
+        <w:pStyle w:val="Compact"/>
+      </w:pPr>
+      <w:r>
+        <w:t xml:space="preserve">☐ Other: ______________________</w:t>
+      </w:r>
+    </w:p>
+    <w:p>
+      <w:pPr>
+        <w:pStyle w:val="FirstParagraph"/>
+      </w:pPr>
       <w:r>
         <w:rPr>
           <w:bCs/>
           <w:b/>
         </w:rPr>
-        <w:t xml:space="preserve">Agree with the default.</w:t>
-      </w:r>
-    </w:p>
-    <w:p>
-      <w:pPr>
-        <w:numPr>
-          <w:ilvl w:val="0"/>
-          <w:numId w:val="1003"/>
-        </w:numPr>
-        <w:pStyle w:val="Compact"/>
-      </w:pPr>
-      <w:r>
-        <w:t xml:space="preserve">☐</w:t>
-      </w:r>
-      <w:r>
-        <w:t xml:space="preserve"> </w:t>
-      </w:r>
+        <w:t xml:space="preserve">A4.</w:t>
+      </w:r>
+      <w:r>
+        <w:t xml:space="preserve"> </w:t>
+      </w:r>
+      <w:r>
+        <w:t xml:space="preserve">Country and type of hospital where you mainly work</w:t>
+      </w:r>
+    </w:p>
+    <w:p>
+      <w:pPr>
+        <w:numPr>
+          <w:ilvl w:val="0"/>
+          <w:numId w:val="1005"/>
+        </w:numPr>
+        <w:pStyle w:val="Compact"/>
+      </w:pPr>
+      <w:r>
+        <w:t xml:space="preserve">Country: ______________________</w:t>
+      </w:r>
+    </w:p>
+    <w:p>
+      <w:pPr>
+        <w:numPr>
+          <w:ilvl w:val="0"/>
+          <w:numId w:val="1005"/>
+        </w:numPr>
+        <w:pStyle w:val="Compact"/>
+      </w:pPr>
+      <w:r>
+        <w:t xml:space="preserve">☐ University / teaching hospital</w:t>
+      </w:r>
+    </w:p>
+    <w:p>
+      <w:pPr>
+        <w:numPr>
+          <w:ilvl w:val="0"/>
+          <w:numId w:val="1005"/>
+        </w:numPr>
+        <w:pStyle w:val="Compact"/>
+      </w:pPr>
+      <w:r>
+        <w:t xml:space="preserve">☐ Government general hospital</w:t>
+      </w:r>
+    </w:p>
+    <w:p>
+      <w:pPr>
+        <w:numPr>
+          <w:ilvl w:val="0"/>
+          <w:numId w:val="1005"/>
+        </w:numPr>
+        <w:pStyle w:val="Compact"/>
+      </w:pPr>
+      <w:r>
+        <w:t xml:space="preserve">☐ Private hospital</w:t>
+      </w:r>
+    </w:p>
+    <w:p>
+      <w:pPr>
+        <w:numPr>
+          <w:ilvl w:val="0"/>
+          <w:numId w:val="1005"/>
+        </w:numPr>
+        <w:pStyle w:val="Compact"/>
+      </w:pPr>
+      <w:r>
+        <w:t xml:space="preserve">☐ Other: ______________________</w:t>
+      </w:r>
+    </w:p>
+    <w:p>
+      <w:pPr>
+        <w:pStyle w:val="FirstParagraph"/>
+      </w:pPr>
       <w:r>
         <w:rPr>
           <w:bCs/>
           <w:b/>
         </w:rPr>
-        <w:t xml:space="preserve">Change to:</w:t>
-      </w:r>
-      <w:r>
-        <w:t xml:space="preserve"> </w:t>
-      </w:r>
-      <w:r>
-        <w:t xml:space="preserve">______________________________</w:t>
-      </w:r>
-    </w:p>
-    <w:p>
-      <w:pPr>
-        <w:numPr>
-          <w:ilvl w:val="0"/>
-          <w:numId w:val="1003"/>
-        </w:numPr>
-        <w:pStyle w:val="Compact"/>
-      </w:pPr>
-      <w:r>
-        <w:t xml:space="preserve">☐</w:t>
-      </w:r>
-      <w:r>
-        <w:t xml:space="preserve"> </w:t>
-      </w:r>
+        <w:t xml:space="preserve">A5.</w:t>
+      </w:r>
+      <w:r>
+        <w:t xml:space="preserve"> </w:t>
+      </w:r>
+      <w:r>
+        <w:t xml:space="preserve">Type of unit where you spend most of your time</w:t>
+      </w:r>
+    </w:p>
+    <w:p>
+      <w:pPr>
+        <w:numPr>
+          <w:ilvl w:val="0"/>
+          <w:numId w:val="1006"/>
+        </w:numPr>
+        <w:pStyle w:val="Compact"/>
+      </w:pPr>
+      <w:r>
+        <w:t xml:space="preserve">☐ General (mixed medical and surgical)</w:t>
+      </w:r>
+    </w:p>
+    <w:p>
+      <w:pPr>
+        <w:numPr>
+          <w:ilvl w:val="0"/>
+          <w:numId w:val="1006"/>
+        </w:numPr>
+        <w:pStyle w:val="Compact"/>
+      </w:pPr>
+      <w:r>
+        <w:t xml:space="preserve">☐ Medical</w:t>
+      </w:r>
+    </w:p>
+    <w:p>
+      <w:pPr>
+        <w:numPr>
+          <w:ilvl w:val="0"/>
+          <w:numId w:val="1006"/>
+        </w:numPr>
+        <w:pStyle w:val="Compact"/>
+      </w:pPr>
+      <w:r>
+        <w:t xml:space="preserve">☐ Surgical / trauma</w:t>
+      </w:r>
+    </w:p>
+    <w:p>
+      <w:pPr>
+        <w:numPr>
+          <w:ilvl w:val="0"/>
+          <w:numId w:val="1006"/>
+        </w:numPr>
+        <w:pStyle w:val="Compact"/>
+      </w:pPr>
+      <w:r>
+        <w:t xml:space="preserve">☐ Cardiac / cardiothoracic</w:t>
+      </w:r>
+    </w:p>
+    <w:p>
+      <w:pPr>
+        <w:numPr>
+          <w:ilvl w:val="0"/>
+          <w:numId w:val="1006"/>
+        </w:numPr>
+        <w:pStyle w:val="Compact"/>
+      </w:pPr>
+      <w:r>
+        <w:t xml:space="preserve">☐ Neurological / neurosurgical</w:t>
+      </w:r>
+    </w:p>
+    <w:p>
+      <w:pPr>
+        <w:numPr>
+          <w:ilvl w:val="0"/>
+          <w:numId w:val="1006"/>
+        </w:numPr>
+        <w:pStyle w:val="Compact"/>
+      </w:pPr>
+      <w:r>
+        <w:t xml:space="preserve">☐ Other: ______________________</w:t>
+      </w:r>
+    </w:p>
+    <w:p>
+      <w:pPr>
+        <w:pStyle w:val="FirstParagraph"/>
+      </w:pPr>
       <w:r>
         <w:rPr>
           <w:bCs/>
           <w:b/>
         </w:rPr>
-        <w:t xml:space="preserve">Cannot say.</w:t>
-      </w:r>
-    </w:p>
-    <w:p>
-      <w:pPr>
-        <w:numPr>
-          <w:ilvl w:val="0"/>
-          <w:numId w:val="1004"/>
-        </w:numPr>
-        <w:pStyle w:val="Compact"/>
-      </w:pPr>
-      <w:r>
-        <w:t xml:space="preserve">Vasopressor threshold: is 0.1 norepinephrine-equivalent the right level to call escalation?</w:t>
-      </w:r>
-    </w:p>
-    <w:p>
-      <w:pPr>
-        <w:numPr>
-          <w:ilvl w:val="0"/>
-          <w:numId w:val="1005"/>
-        </w:numPr>
-        <w:pStyle w:val="Compact"/>
-      </w:pPr>
-      <w:r>
-        <w:t xml:space="preserve">☐</w:t>
-      </w:r>
-      <w:r>
-        <w:t xml:space="preserve"> </w:t>
-      </w:r>
+        <w:t xml:space="preserve">A6.</w:t>
+      </w:r>
+      <w:r>
+        <w:t xml:space="preserve"> </w:t>
+      </w:r>
+      <w:r>
+        <w:t xml:space="preserve">Approximate number of beds in that unit: ______</w:t>
+      </w:r>
+    </w:p>
+    <w:p>
+      <w:pPr>
+        <w:pStyle w:val="BodyText"/>
+      </w:pPr>
       <w:r>
         <w:rPr>
           <w:bCs/>
           <w:b/>
         </w:rPr>
-        <w:t xml:space="preserve">Agree.</w:t>
-      </w:r>
-    </w:p>
-    <w:p>
-      <w:pPr>
-        <w:numPr>
-          <w:ilvl w:val="0"/>
-          <w:numId w:val="1005"/>
-        </w:numPr>
-        <w:pStyle w:val="Compact"/>
-      </w:pPr>
-      <w:r>
-        <w:t xml:space="preserve">☐</w:t>
-      </w:r>
-      <w:r>
-        <w:t xml:space="preserve"> </w:t>
-      </w:r>
+        <w:t xml:space="preserve">A7.</w:t>
+      </w:r>
+      <w:r>
+        <w:t xml:space="preserve"> </w:t>
+      </w:r>
+      <w:r>
+        <w:t xml:space="preserve">Usual nurse-to-patient ratio on a day shift</w:t>
+      </w:r>
+    </w:p>
+    <w:p>
+      <w:pPr>
+        <w:numPr>
+          <w:ilvl w:val="0"/>
+          <w:numId w:val="1007"/>
+        </w:numPr>
+        <w:pStyle w:val="Compact"/>
+      </w:pPr>
+      <w:r>
+        <w:t xml:space="preserve">☐ 1 : 1</w:t>
+      </w:r>
+    </w:p>
+    <w:p>
+      <w:pPr>
+        <w:numPr>
+          <w:ilvl w:val="0"/>
+          <w:numId w:val="1007"/>
+        </w:numPr>
+        <w:pStyle w:val="Compact"/>
+      </w:pPr>
+      <w:r>
+        <w:t xml:space="preserve">☐ 1 : 2</w:t>
+      </w:r>
+    </w:p>
+    <w:p>
+      <w:pPr>
+        <w:numPr>
+          <w:ilvl w:val="0"/>
+          <w:numId w:val="1007"/>
+        </w:numPr>
+        <w:pStyle w:val="Compact"/>
+      </w:pPr>
+      <w:r>
+        <w:t xml:space="preserve">☐ 1 : 3 or more</w:t>
+      </w:r>
+    </w:p>
+    <w:p>
+      <w:pPr>
+        <w:pStyle w:val="FirstParagraph"/>
+      </w:pPr>
       <w:r>
         <w:rPr>
           <w:bCs/>
           <w:b/>
         </w:rPr>
-        <w:t xml:space="preserve">Change to:</w:t>
-      </w:r>
-      <w:r>
-        <w:t xml:space="preserve"> </w:t>
-      </w:r>
-      <w:r>
-        <w:t xml:space="preserve">______ micrograms per kilogram per minute.</w:t>
-      </w:r>
-    </w:p>
-    <w:p>
-      <w:pPr>
-        <w:numPr>
-          <w:ilvl w:val="0"/>
-          <w:numId w:val="1005"/>
-        </w:numPr>
-        <w:pStyle w:val="Compact"/>
-      </w:pPr>
-      <w:r>
-        <w:t xml:space="preserve">☐</w:t>
-      </w:r>
-      <w:r>
-        <w:t xml:space="preserve"> </w:t>
-      </w:r>
-      <w:r>
-        <w:rPr>
-          <w:bCs/>
-          <w:b/>
-        </w:rPr>
-        <w:t xml:space="preserve">Cannot say.</w:t>
-      </w:r>
-    </w:p>
-    <w:p>
-      <w:pPr>
-        <w:numPr>
-          <w:ilvl w:val="0"/>
-          <w:numId w:val="1006"/>
-        </w:numPr>
-        <w:pStyle w:val="Compact"/>
-      </w:pPr>
-      <w:r>
-        <w:t xml:space="preserve">Deaths under treatment limitation (comfort care, do-not-escalate): should they count as deterioration, be excluded, or be reported separately?</w:t>
-      </w:r>
-    </w:p>
-    <w:p>
-      <w:pPr>
-        <w:numPr>
-          <w:ilvl w:val="0"/>
-          <w:numId w:val="1007"/>
-        </w:numPr>
-        <w:pStyle w:val="Compact"/>
-      </w:pPr>
-      <w:r>
-        <w:t xml:space="preserve">☐</w:t>
-      </w:r>
-      <w:r>
-        <w:t xml:space="preserve"> </w:t>
-      </w:r>
-      <w:r>
-        <w:rPr>
-          <w:bCs/>
-          <w:b/>
-        </w:rPr>
-        <w:t xml:space="preserve">Count as deterioration</w:t>
-      </w:r>
-      <w:r>
-        <w:t xml:space="preserve"> </w:t>
-      </w:r>
-      <w:r>
-        <w:t xml:space="preserve">(default).</w:t>
-      </w:r>
-    </w:p>
-    <w:p>
-      <w:pPr>
-        <w:numPr>
-          <w:ilvl w:val="0"/>
-          <w:numId w:val="1007"/>
-        </w:numPr>
-        <w:pStyle w:val="Compact"/>
-      </w:pPr>
-      <w:r>
-        <w:t xml:space="preserve">☐</w:t>
-      </w:r>
-      <w:r>
-        <w:t xml:space="preserve"> </w:t>
-      </w:r>
-      <w:r>
-        <w:rPr>
-          <w:bCs/>
-          <w:b/>
-        </w:rPr>
-        <w:t xml:space="preserve">Report separately.</w:t>
-      </w:r>
-    </w:p>
-    <w:p>
-      <w:pPr>
-        <w:numPr>
-          <w:ilvl w:val="0"/>
-          <w:numId w:val="1007"/>
-        </w:numPr>
-        <w:pStyle w:val="Compact"/>
-      </w:pPr>
-      <w:r>
-        <w:t xml:space="preserve">☐</w:t>
-      </w:r>
-      <w:r>
-        <w:t xml:space="preserve"> </w:t>
-      </w:r>
-      <w:r>
-        <w:rPr>
-          <w:bCs/>
-          <w:b/>
-        </w:rPr>
-        <w:t xml:space="preserve">Exclude.</w:t>
+        <w:t xml:space="preserve">A8.</w:t>
+      </w:r>
+      <w:r>
+        <w:t xml:space="preserve"> </w:t>
+      </w:r>
+      <w:r>
+        <w:t xml:space="preserve">Does your unit use an electronic health record in which vital signs and laboratory results are available in real time?</w:t>
+      </w:r>
+    </w:p>
+    <w:p>
+      <w:pPr>
+        <w:numPr>
+          <w:ilvl w:val="0"/>
+          <w:numId w:val="1008"/>
+        </w:numPr>
+        <w:pStyle w:val="Compact"/>
+      </w:pPr>
+      <w:r>
+        <w:t xml:space="preserve">☐ Yes, fully electronic</w:t>
+      </w:r>
+    </w:p>
+    <w:p>
+      <w:pPr>
+        <w:numPr>
+          <w:ilvl w:val="0"/>
+          <w:numId w:val="1008"/>
+        </w:numPr>
+        <w:pStyle w:val="Compact"/>
+      </w:pPr>
+      <w:r>
+        <w:t xml:space="preserve">☐ Partly (some charting on paper)</w:t>
+      </w:r>
+    </w:p>
+    <w:p>
+      <w:pPr>
+        <w:numPr>
+          <w:ilvl w:val="0"/>
+          <w:numId w:val="1008"/>
+        </w:numPr>
+        <w:pStyle w:val="Compact"/>
+      </w:pPr>
+      <w:r>
+        <w:t xml:space="preserve">☐ No, mainly paper</w:t>
       </w:r>
     </w:p>
     <w:p>
@@ -610,31 +640,55 @@
       </w:r>
     </w:p>
     <w:bookmarkEnd w:id="21"/>
-    <w:bookmarkStart w:id="22" w:name="X0c8fe15bbe7e27d82d2357d1f466134329f43fb"/>
+    <w:bookmarkStart w:id="22" w:name="Xd784e46bad7a715045d4a52f3e96499c2d7ed77"/>
     <w:p>
       <w:pPr>
         <w:pStyle w:val="Heading2"/>
       </w:pPr>
       <w:r>
-        <w:t xml:space="preserve">Page 3. How the alarm threshold should be set</w:t>
+        <w:t xml:space="preserve">Section B. How sepsis is recognised today in patients already in the ICU</w:t>
       </w:r>
     </w:p>
     <w:p>
       <w:pPr>
         <w:pStyle w:val="FirstParagraph"/>
+      </w:pPr>
+      <w:r>
+        <w:t xml:space="preserve">This section is about patients who are</w:t>
+      </w:r>
+      <w:r>
+        <w:t xml:space="preserve"> </w:t>
+      </w:r>
+      <w:r>
+        <w:rPr>
+          <w:iCs/>
+          <w:i/>
+        </w:rPr>
+        <w:t xml:space="preserve">already</w:t>
+      </w:r>
+      <w:r>
+        <w:t xml:space="preserve"> </w:t>
+      </w:r>
+      <w:r>
+        <w:t xml:space="preserve">in the ICU for another reason and develop a new infection with organ dysfunction (ICU-acquired sepsis). Please answer for your usual practice.</w:t>
+      </w:r>
+    </w:p>
+    <w:p>
+      <w:pPr>
+        <w:pStyle w:val="BodyText"/>
       </w:pPr>
       <w:r>
         <w:rPr>
           <w:bCs/>
           <w:b/>
         </w:rPr>
-        <w:t xml:space="preserve">What we found.</w:t>
-      </w:r>
-      <w:r>
-        <w:t xml:space="preserve"> </w:t>
-      </w:r>
-      <w:r>
-        <w:t xml:space="preserve">A probability threshold tuned in one hospital lands in the wrong place in another: in our transfer tests some models fell silent, and the published experience is that fixed-score alarms drift with the case mix (one vendor model alerted on 18 % of all inpatients at its fixed score). A threshold set as a</w:t>
+        <w:t xml:space="preserve">B1.</w:t>
+      </w:r>
+      <w:r>
+        <w:t xml:space="preserve"> </w:t>
+      </w:r>
+      <w:r>
+        <w:t xml:space="preserve">In your unit, how is a new septic episode in an ICU patient</w:t>
       </w:r>
       <w:r>
         <w:t xml:space="preserve"> </w:t>
@@ -644,322 +698,1160 @@
           <w:iCs/>
           <w:i/>
         </w:rPr>
-        <w:t xml:space="preserve">workload</w:t>
-      </w:r>
-      <w:r>
-        <w:t xml:space="preserve">, a fixed fraction of patient-hours that alarm, holds the alarm burden constant by construction; the price is that it does not change when the true rate of sepsis changes. In our development runs the chosen policy produced about one false alarm per three patient-days and caught about half of the events, with a median warning of four hours.</w:t>
-      </w:r>
-    </w:p>
-    <w:p>
-      <w:pPr>
-        <w:pStyle w:val="BodyText"/>
+        <w:t xml:space="preserve">most often</w:t>
+      </w:r>
+      <w:r>
+        <w:t xml:space="preserve"> </w:t>
+      </w:r>
+      <w:r>
+        <w:t xml:space="preserve">first suspected? Tick up to three.</w:t>
+      </w:r>
+    </w:p>
+    <w:p>
+      <w:pPr>
+        <w:numPr>
+          <w:ilvl w:val="0"/>
+          <w:numId w:val="1009"/>
+        </w:numPr>
+        <w:pStyle w:val="Compact"/>
+      </w:pPr>
+      <w:r>
+        <w:t xml:space="preserve">☐ A new fever or hypothermia</w:t>
+      </w:r>
+    </w:p>
+    <w:p>
+      <w:pPr>
+        <w:numPr>
+          <w:ilvl w:val="0"/>
+          <w:numId w:val="1009"/>
+        </w:numPr>
+        <w:pStyle w:val="Compact"/>
+      </w:pPr>
+      <w:r>
+        <w:t xml:space="preserve">☐ A rise in heart rate or respiratory rate</w:t>
+      </w:r>
+    </w:p>
+    <w:p>
+      <w:pPr>
+        <w:numPr>
+          <w:ilvl w:val="0"/>
+          <w:numId w:val="1009"/>
+        </w:numPr>
+        <w:pStyle w:val="Compact"/>
+      </w:pPr>
+      <w:r>
+        <w:t xml:space="preserve">☐ A fall in blood pressure or a rising vasopressor requirement</w:t>
+      </w:r>
+    </w:p>
+    <w:p>
+      <w:pPr>
+        <w:numPr>
+          <w:ilvl w:val="0"/>
+          <w:numId w:val="1009"/>
+        </w:numPr>
+        <w:pStyle w:val="Compact"/>
+      </w:pPr>
+      <w:r>
+        <w:t xml:space="preserve">☐ Rising lactate</w:t>
+      </w:r>
+    </w:p>
+    <w:p>
+      <w:pPr>
+        <w:numPr>
+          <w:ilvl w:val="0"/>
+          <w:numId w:val="1009"/>
+        </w:numPr>
+        <w:pStyle w:val="Compact"/>
+      </w:pPr>
+      <w:r>
+        <w:t xml:space="preserve">☐ New confusion or reduced consciousness</w:t>
+      </w:r>
+    </w:p>
+    <w:p>
+      <w:pPr>
+        <w:numPr>
+          <w:ilvl w:val="0"/>
+          <w:numId w:val="1009"/>
+        </w:numPr>
+        <w:pStyle w:val="Compact"/>
+      </w:pPr>
+      <w:r>
+        <w:t xml:space="preserve">☐ Falling urine output or rising creatinine</w:t>
+      </w:r>
+    </w:p>
+    <w:p>
+      <w:pPr>
+        <w:numPr>
+          <w:ilvl w:val="0"/>
+          <w:numId w:val="1009"/>
+        </w:numPr>
+        <w:pStyle w:val="Compact"/>
+      </w:pPr>
+      <w:r>
+        <w:t xml:space="preserve">☐ A change in the appearance of secretions, wounds, lines or urine</w:t>
+      </w:r>
+    </w:p>
+    <w:p>
+      <w:pPr>
+        <w:numPr>
+          <w:ilvl w:val="0"/>
+          <w:numId w:val="1009"/>
+        </w:numPr>
+        <w:pStyle w:val="Compact"/>
+      </w:pPr>
+      <w:r>
+        <w:t xml:space="preserve">☐ A nurse’s concern that the patient</w:t>
+      </w:r>
+      <w:r>
+        <w:t xml:space="preserve"> </w:t>
+      </w:r>
+      <w:r>
+        <w:t xml:space="preserve">“</w:t>
+      </w:r>
+      <w:r>
+        <w:t xml:space="preserve">looks different</w:t>
+      </w:r>
+      <w:r>
+        <w:t xml:space="preserve">”</w:t>
+      </w:r>
+    </w:p>
+    <w:p>
+      <w:pPr>
+        <w:numPr>
+          <w:ilvl w:val="0"/>
+          <w:numId w:val="1009"/>
+        </w:numPr>
+        <w:pStyle w:val="Compact"/>
+      </w:pPr>
+      <w:r>
+        <w:t xml:space="preserve">☐ A laboratory result (white cell count, CRP, procalcitonin)</w:t>
+      </w:r>
+    </w:p>
+    <w:p>
+      <w:pPr>
+        <w:numPr>
+          <w:ilvl w:val="0"/>
+          <w:numId w:val="1009"/>
+        </w:numPr>
+        <w:pStyle w:val="Compact"/>
+      </w:pPr>
+      <w:r>
+        <w:t xml:space="preserve">☐ A worsening of a routine score (SOFA, the Sequential Organ Failure Assessment; qSOFA; SIRS criteria; NEWS)</w:t>
+      </w:r>
+    </w:p>
+    <w:p>
+      <w:pPr>
+        <w:numPr>
+          <w:ilvl w:val="0"/>
+          <w:numId w:val="1009"/>
+        </w:numPr>
+        <w:pStyle w:val="Compact"/>
+      </w:pPr>
+      <w:r>
+        <w:t xml:space="preserve">☐ An electronic alert from the hospital system</w:t>
+      </w:r>
+    </w:p>
+    <w:p>
+      <w:pPr>
+        <w:numPr>
+          <w:ilvl w:val="0"/>
+          <w:numId w:val="1009"/>
+        </w:numPr>
+        <w:pStyle w:val="Compact"/>
+      </w:pPr>
+      <w:r>
+        <w:t xml:space="preserve">☐ Other: ______________________</w:t>
+      </w:r>
+    </w:p>
+    <w:p>
+      <w:pPr>
+        <w:pStyle w:val="FirstParagraph"/>
       </w:pPr>
       <w:r>
         <w:rPr>
           <w:bCs/>
           <w:b/>
         </w:rPr>
-        <w:t xml:space="preserve">Our proposed default.</w:t>
-      </w:r>
-      <w:r>
-        <w:t xml:space="preserve"> </w:t>
-      </w:r>
-      <w:r>
-        <w:t xml:space="preserve">The threshold is set as a workload, a fixed fraction of patient-hours, carried between hospitals, with two consecutive hours above it required before an alarm fires.</w:t>
-      </w:r>
-    </w:p>
-    <w:p>
-      <w:pPr>
-        <w:pStyle w:val="BodyText"/>
+        <w:t xml:space="preserve">B2.</w:t>
+      </w:r>
+      <w:r>
+        <w:t xml:space="preserve"> </w:t>
+      </w:r>
+      <w:r>
+        <w:t xml:space="preserve">Who most often raises the suspicion first?</w:t>
+      </w:r>
+    </w:p>
+    <w:p>
+      <w:pPr>
+        <w:numPr>
+          <w:ilvl w:val="0"/>
+          <w:numId w:val="1010"/>
+        </w:numPr>
+        <w:pStyle w:val="Compact"/>
+      </w:pPr>
+      <w:r>
+        <w:t xml:space="preserve">☐ Bedside nurse</w:t>
+      </w:r>
+    </w:p>
+    <w:p>
+      <w:pPr>
+        <w:numPr>
+          <w:ilvl w:val="0"/>
+          <w:numId w:val="1010"/>
+        </w:numPr>
+        <w:pStyle w:val="Compact"/>
+      </w:pPr>
+      <w:r>
+        <w:t xml:space="preserve">☐ Resident / junior doctor</w:t>
+      </w:r>
+    </w:p>
+    <w:p>
+      <w:pPr>
+        <w:numPr>
+          <w:ilvl w:val="0"/>
+          <w:numId w:val="1010"/>
+        </w:numPr>
+        <w:pStyle w:val="Compact"/>
+      </w:pPr>
+      <w:r>
+        <w:t xml:space="preserve">☐ Registrar / fellow</w:t>
+      </w:r>
+    </w:p>
+    <w:p>
+      <w:pPr>
+        <w:numPr>
+          <w:ilvl w:val="0"/>
+          <w:numId w:val="1010"/>
+        </w:numPr>
+        <w:pStyle w:val="Compact"/>
+      </w:pPr>
+      <w:r>
+        <w:t xml:space="preserve">☐ Consultant on the ward round</w:t>
+      </w:r>
+    </w:p>
+    <w:p>
+      <w:pPr>
+        <w:numPr>
+          <w:ilvl w:val="0"/>
+          <w:numId w:val="1010"/>
+        </w:numPr>
+        <w:pStyle w:val="Compact"/>
+      </w:pPr>
+      <w:r>
+        <w:t xml:space="preserve">☐ Other: ______________________</w:t>
+      </w:r>
+    </w:p>
+    <w:p>
+      <w:pPr>
+        <w:pStyle w:val="FirstParagraph"/>
       </w:pPr>
       <w:r>
         <w:rPr>
           <w:bCs/>
           <w:b/>
         </w:rPr>
-        <w:t xml:space="preserve">The questions.</w:t>
-      </w:r>
-    </w:p>
-    <w:p>
-      <w:pPr>
-        <w:numPr>
-          <w:ilvl w:val="0"/>
-          <w:numId w:val="1008"/>
-        </w:numPr>
-        <w:pStyle w:val="Compact"/>
-      </w:pPr>
-      <w:r>
-        <w:t xml:space="preserve">Should the threshold be set as a workload or as a probability?</w:t>
-      </w:r>
-    </w:p>
-    <w:p>
-      <w:pPr>
-        <w:numPr>
-          <w:ilvl w:val="0"/>
-          <w:numId w:val="1009"/>
-        </w:numPr>
-        <w:pStyle w:val="Compact"/>
-      </w:pPr>
-      <w:r>
-        <w:t xml:space="preserve">☐</w:t>
-      </w:r>
-      <w:r>
-        <w:t xml:space="preserve"> </w:t>
-      </w:r>
+        <w:t xml:space="preserve">B3.</w:t>
+      </w:r>
+      <w:r>
+        <w:t xml:space="preserve"> </w:t>
+      </w:r>
+      <w:r>
+        <w:t xml:space="preserve">Does your unit use a formal screening tool or score for sepsis in ICU patients (for example SOFA, qSOFA, SIRS criteria, NEWS2)?</w:t>
+      </w:r>
+    </w:p>
+    <w:p>
+      <w:pPr>
+        <w:numPr>
+          <w:ilvl w:val="0"/>
+          <w:numId w:val="1011"/>
+        </w:numPr>
+        <w:pStyle w:val="Compact"/>
+      </w:pPr>
+      <w:r>
+        <w:t xml:space="preserve">☐ Yes, routinely at set times</w:t>
+      </w:r>
+    </w:p>
+    <w:p>
+      <w:pPr>
+        <w:numPr>
+          <w:ilvl w:val="0"/>
+          <w:numId w:val="1011"/>
+        </w:numPr>
+        <w:pStyle w:val="Compact"/>
+      </w:pPr>
+      <w:r>
+        <w:t xml:space="preserve">☐ Yes, when a patient gives cause for concern</w:t>
+      </w:r>
+    </w:p>
+    <w:p>
+      <w:pPr>
+        <w:numPr>
+          <w:ilvl w:val="0"/>
+          <w:numId w:val="1011"/>
+        </w:numPr>
+        <w:pStyle w:val="Compact"/>
+      </w:pPr>
+      <w:r>
+        <w:t xml:space="preserve">☐ No formal tool; clinical judgement</w:t>
+      </w:r>
+    </w:p>
+    <w:p>
+      <w:pPr>
+        <w:numPr>
+          <w:ilvl w:val="0"/>
+          <w:numId w:val="1011"/>
+        </w:numPr>
+        <w:pStyle w:val="Compact"/>
+      </w:pPr>
+      <w:r>
+        <w:t xml:space="preserve">If yes, which: ______________________</w:t>
+      </w:r>
+    </w:p>
+    <w:p>
+      <w:pPr>
+        <w:pStyle w:val="FirstParagraph"/>
+      </w:pPr>
       <w:r>
         <w:rPr>
           <w:bCs/>
           <w:b/>
         </w:rPr>
-        <w:t xml:space="preserve">Workload</w:t>
-      </w:r>
-      <w:r>
-        <w:t xml:space="preserve"> </w:t>
-      </w:r>
-      <w:r>
-        <w:t xml:space="preserve">(default).</w:t>
-      </w:r>
-    </w:p>
-    <w:p>
-      <w:pPr>
-        <w:numPr>
-          <w:ilvl w:val="0"/>
-          <w:numId w:val="1009"/>
-        </w:numPr>
-        <w:pStyle w:val="Compact"/>
-      </w:pPr>
-      <w:r>
-        <w:t xml:space="preserve">☐</w:t>
-      </w:r>
-      <w:r>
-        <w:t xml:space="preserve"> </w:t>
-      </w:r>
+        <w:t xml:space="preserve">B4.</w:t>
+      </w:r>
+      <w:r>
+        <w:t xml:space="preserve"> </w:t>
+      </w:r>
+      <w:r>
+        <w:t xml:space="preserve">Does your hospital have an</w:t>
+      </w:r>
+      <w:r>
+        <w:t xml:space="preserve"> </w:t>
+      </w:r>
+      <w:r>
+        <w:rPr>
+          <w:iCs/>
+          <w:i/>
+        </w:rPr>
+        <w:t xml:space="preserve">electronic</w:t>
+      </w:r>
+      <w:r>
+        <w:t xml:space="preserve"> </w:t>
+      </w:r>
+      <w:r>
+        <w:t xml:space="preserve">sepsis alert (a message or pop-up generated automatically from the chart)?</w:t>
+      </w:r>
+    </w:p>
+    <w:p>
+      <w:pPr>
+        <w:numPr>
+          <w:ilvl w:val="0"/>
+          <w:numId w:val="1012"/>
+        </w:numPr>
+        <w:pStyle w:val="Compact"/>
+      </w:pPr>
+      <w:r>
+        <w:t xml:space="preserve">☐ Yes, and it covers ICU patients</w:t>
+      </w:r>
+    </w:p>
+    <w:p>
+      <w:pPr>
+        <w:numPr>
+          <w:ilvl w:val="0"/>
+          <w:numId w:val="1012"/>
+        </w:numPr>
+        <w:pStyle w:val="Compact"/>
+      </w:pPr>
+      <w:r>
+        <w:t xml:space="preserve">☐ Yes, but only on the wards or in the emergency department</w:t>
+      </w:r>
+    </w:p>
+    <w:p>
+      <w:pPr>
+        <w:numPr>
+          <w:ilvl w:val="0"/>
+          <w:numId w:val="1012"/>
+        </w:numPr>
+        <w:pStyle w:val="Compact"/>
+      </w:pPr>
+      <w:r>
+        <w:t xml:space="preserve">☐ No</w:t>
+      </w:r>
+    </w:p>
+    <w:p>
+      <w:pPr>
+        <w:numPr>
+          <w:ilvl w:val="0"/>
+          <w:numId w:val="1012"/>
+        </w:numPr>
+        <w:pStyle w:val="Compact"/>
+      </w:pPr>
+      <w:r>
+        <w:t xml:space="preserve">☐ I do not know</w:t>
+      </w:r>
+    </w:p>
+    <w:p>
+      <w:pPr>
+        <w:pStyle w:val="FirstParagraph"/>
+      </w:pPr>
       <w:r>
         <w:rPr>
           <w:bCs/>
           <w:b/>
         </w:rPr>
-        <w:t xml:space="preserve">Probability.</w:t>
-      </w:r>
-    </w:p>
-    <w:p>
-      <w:pPr>
-        <w:numPr>
-          <w:ilvl w:val="0"/>
-          <w:numId w:val="1009"/>
-        </w:numPr>
-        <w:pStyle w:val="Compact"/>
-      </w:pPr>
-      <w:r>
-        <w:t xml:space="preserve">☐</w:t>
-      </w:r>
-      <w:r>
-        <w:t xml:space="preserve"> </w:t>
-      </w:r>
+        <w:t xml:space="preserve">B4a.</w:t>
+      </w:r>
+      <w:r>
+        <w:t xml:space="preserve"> </w:t>
+      </w:r>
+      <w:r>
+        <w:t xml:space="preserve">If yes: how would you describe its usefulness for ICU patients?</w:t>
+      </w:r>
+    </w:p>
+    <w:tbl>
+      <w:tblPr>
+        <w:tblStyle w:val="Table"/>
+        <w:tblW w:type="auto" w:w="0"/>
+        <w:tblLook w:firstRow="1" w:lastRow="0" w:firstColumn="0" w:lastColumn="0" w:noHBand="0" w:noVBand="0" w:val="0020"/>
+        <w:jc w:val="start"/>
+      </w:tblPr>
+      <w:tblGrid>
+        <w:gridCol w:w="1584"/>
+        <w:gridCol w:w="1584"/>
+        <w:gridCol w:w="1584"/>
+        <w:gridCol w:w="1584"/>
+        <w:gridCol w:w="1584"/>
+      </w:tblGrid>
+      <w:tr>
+        <w:trPr>
+          <w:tblHeader w:val="true"/>
+        </w:trPr>
+        <w:tc>
+          <w:tcPr/>
+          <w:p>
+            <w:pPr>
+              <w:pStyle w:val="Compact"/>
+              <w:jc w:val="left"/>
+            </w:pPr>
+            <w:r>
+              <w:t xml:space="preserve">1 Not useful</w:t>
+            </w:r>
+          </w:p>
+        </w:tc>
+        <w:tc>
+          <w:tcPr/>
+          <w:p>
+            <w:pPr>
+              <w:pStyle w:val="Compact"/>
+              <w:jc w:val="left"/>
+            </w:pPr>
+            <w:r>
+              <w:t xml:space="preserve">2</w:t>
+            </w:r>
+          </w:p>
+        </w:tc>
+        <w:tc>
+          <w:tcPr/>
+          <w:p>
+            <w:pPr>
+              <w:pStyle w:val="Compact"/>
+              <w:jc w:val="left"/>
+            </w:pPr>
+            <w:r>
+              <w:t xml:space="preserve">3 Moderately useful</w:t>
+            </w:r>
+          </w:p>
+        </w:tc>
+        <w:tc>
+          <w:tcPr/>
+          <w:p>
+            <w:pPr>
+              <w:pStyle w:val="Compact"/>
+              <w:jc w:val="left"/>
+            </w:pPr>
+            <w:r>
+              <w:t xml:space="preserve">4</w:t>
+            </w:r>
+          </w:p>
+        </w:tc>
+        <w:tc>
+          <w:tcPr/>
+          <w:p>
+            <w:pPr>
+              <w:pStyle w:val="Compact"/>
+              <w:jc w:val="left"/>
+            </w:pPr>
+            <w:r>
+              <w:t xml:space="preserve">5 Very useful</w:t>
+            </w:r>
+          </w:p>
+        </w:tc>
+      </w:tr>
+      <w:tr>
+        <w:tc>
+          <w:tcPr/>
+          <w:p>
+            <w:pPr>
+              <w:pStyle w:val="Compact"/>
+              <w:jc w:val="left"/>
+            </w:pPr>
+            <w:r>
+              <w:t xml:space="preserve">[ ]</w:t>
+            </w:r>
+          </w:p>
+        </w:tc>
+        <w:tc>
+          <w:tcPr/>
+          <w:p>
+            <w:pPr>
+              <w:pStyle w:val="Compact"/>
+              <w:jc w:val="left"/>
+            </w:pPr>
+            <w:r>
+              <w:t xml:space="preserve">[ ]</w:t>
+            </w:r>
+          </w:p>
+        </w:tc>
+        <w:tc>
+          <w:tcPr/>
+          <w:p>
+            <w:pPr>
+              <w:pStyle w:val="Compact"/>
+              <w:jc w:val="left"/>
+            </w:pPr>
+            <w:r>
+              <w:t xml:space="preserve">[ ]</w:t>
+            </w:r>
+          </w:p>
+        </w:tc>
+        <w:tc>
+          <w:tcPr/>
+          <w:p>
+            <w:pPr>
+              <w:pStyle w:val="Compact"/>
+              <w:jc w:val="left"/>
+            </w:pPr>
+            <w:r>
+              <w:t xml:space="preserve">[ ]</w:t>
+            </w:r>
+          </w:p>
+        </w:tc>
+        <w:tc>
+          <w:tcPr/>
+          <w:p>
+            <w:pPr>
+              <w:pStyle w:val="Compact"/>
+              <w:jc w:val="left"/>
+            </w:pPr>
+            <w:r>
+              <w:t xml:space="preserve">[ ]</w:t>
+            </w:r>
+          </w:p>
+        </w:tc>
+      </w:tr>
+    </w:tbl>
+    <w:p>
+      <w:pPr>
+        <w:pStyle w:val="BodyText"/>
+      </w:pPr>
       <w:r>
         <w:rPr>
           <w:bCs/>
           <w:b/>
         </w:rPr>
-        <w:t xml:space="preserve">Cannot say.</w:t>
-      </w:r>
-    </w:p>
-    <w:p>
-      <w:pPr>
-        <w:numPr>
-          <w:ilvl w:val="0"/>
-          <w:numId w:val="1010"/>
-        </w:numPr>
-        <w:pStyle w:val="Compact"/>
-      </w:pPr>
-      <w:r>
-        <w:t xml:space="preserve">What alarm burden would you accept from such a system on your unit?</w:t>
-      </w:r>
-    </w:p>
-    <w:p>
-      <w:pPr>
-        <w:numPr>
-          <w:ilvl w:val="0"/>
-          <w:numId w:val="1011"/>
-        </w:numPr>
-        <w:pStyle w:val="Compact"/>
-      </w:pPr>
-      <w:r>
-        <w:t xml:space="preserve">☐ Up to</w:t>
-      </w:r>
-      <w:r>
-        <w:t xml:space="preserve"> </w:t>
-      </w:r>
+        <w:t xml:space="preserve">B4b.</w:t>
+      </w:r>
+      <w:r>
+        <w:t xml:space="preserve"> </w:t>
+      </w:r>
+      <w:r>
+        <w:t xml:space="preserve">If yes: roughly what proportion of its alerts for ICU patients lead to a change in management? ______ %</w:t>
+      </w:r>
+    </w:p>
+    <w:p>
+      <w:pPr>
+        <w:pStyle w:val="BodyText"/>
+      </w:pPr>
       <w:r>
         <w:rPr>
           <w:bCs/>
           <w:b/>
         </w:rPr>
-        <w:t xml:space="preserve">1</w:t>
-      </w:r>
-      <w:r>
-        <w:t xml:space="preserve"> </w:t>
-      </w:r>
-      <w:r>
-        <w:t xml:space="preserve">false alarm per 10 patients per day.</w:t>
-      </w:r>
-    </w:p>
-    <w:p>
-      <w:pPr>
-        <w:numPr>
-          <w:ilvl w:val="0"/>
-          <w:numId w:val="1011"/>
-        </w:numPr>
-        <w:pStyle w:val="Compact"/>
-      </w:pPr>
-      <w:r>
-        <w:t xml:space="preserve">☐ Up to</w:t>
-      </w:r>
-      <w:r>
-        <w:t xml:space="preserve"> </w:t>
-      </w:r>
+        <w:t xml:space="preserve">B5.</w:t>
+      </w:r>
+      <w:r>
+        <w:t xml:space="preserve"> </w:t>
+      </w:r>
+      <w:r>
+        <w:t xml:space="preserve">When you suspect a new septic episode in an ICU patient, which of the following do you usually do</w:t>
+      </w:r>
+      <w:r>
+        <w:t xml:space="preserve"> </w:t>
+      </w:r>
+      <w:r>
+        <w:rPr>
+          <w:iCs/>
+          <w:i/>
+        </w:rPr>
+        <w:t xml:space="preserve">within the first hour</w:t>
+      </w:r>
+      <w:r>
+        <w:t xml:space="preserve">? Tick all that apply.</w:t>
+      </w:r>
+    </w:p>
+    <w:p>
+      <w:pPr>
+        <w:numPr>
+          <w:ilvl w:val="0"/>
+          <w:numId w:val="1013"/>
+        </w:numPr>
+        <w:pStyle w:val="Compact"/>
+      </w:pPr>
+      <w:r>
+        <w:t xml:space="preserve">☐ Take blood cultures</w:t>
+      </w:r>
+    </w:p>
+    <w:p>
+      <w:pPr>
+        <w:numPr>
+          <w:ilvl w:val="0"/>
+          <w:numId w:val="1013"/>
+        </w:numPr>
+        <w:pStyle w:val="Compact"/>
+      </w:pPr>
+      <w:r>
+        <w:t xml:space="preserve">☐ Take other cultures (urine, sputum, line, wound)</w:t>
+      </w:r>
+    </w:p>
+    <w:p>
+      <w:pPr>
+        <w:numPr>
+          <w:ilvl w:val="0"/>
+          <w:numId w:val="1013"/>
+        </w:numPr>
+        <w:pStyle w:val="Compact"/>
+      </w:pPr>
+      <w:r>
+        <w:t xml:space="preserve">☐ Measure lactate</w:t>
+      </w:r>
+    </w:p>
+    <w:p>
+      <w:pPr>
+        <w:numPr>
+          <w:ilvl w:val="0"/>
+          <w:numId w:val="1013"/>
+        </w:numPr>
+        <w:pStyle w:val="Compact"/>
+      </w:pPr>
+      <w:r>
+        <w:t xml:space="preserve">☐ Start or broaden antibiotics</w:t>
+      </w:r>
+    </w:p>
+    <w:p>
+      <w:pPr>
+        <w:numPr>
+          <w:ilvl w:val="0"/>
+          <w:numId w:val="1013"/>
+        </w:numPr>
+        <w:pStyle w:val="Compact"/>
+      </w:pPr>
+      <w:r>
+        <w:t xml:space="preserve">☐ Give a fluid bolus</w:t>
+      </w:r>
+    </w:p>
+    <w:p>
+      <w:pPr>
+        <w:numPr>
+          <w:ilvl w:val="0"/>
+          <w:numId w:val="1013"/>
+        </w:numPr>
+        <w:pStyle w:val="Compact"/>
+      </w:pPr>
+      <w:r>
+        <w:t xml:space="preserve">☐ Start or increase a vasopressor</w:t>
+      </w:r>
+    </w:p>
+    <w:p>
+      <w:pPr>
+        <w:numPr>
+          <w:ilvl w:val="0"/>
+          <w:numId w:val="1013"/>
+        </w:numPr>
+        <w:pStyle w:val="Compact"/>
+      </w:pPr>
+      <w:r>
+        <w:t xml:space="preserve">☐ Order imaging</w:t>
+      </w:r>
+    </w:p>
+    <w:p>
+      <w:pPr>
+        <w:numPr>
+          <w:ilvl w:val="0"/>
+          <w:numId w:val="1013"/>
+        </w:numPr>
+        <w:pStyle w:val="Compact"/>
+      </w:pPr>
+      <w:r>
+        <w:t xml:space="preserve">☐ Review or remove lines and catheters</w:t>
+      </w:r>
+    </w:p>
+    <w:p>
+      <w:pPr>
+        <w:numPr>
+          <w:ilvl w:val="0"/>
+          <w:numId w:val="1013"/>
+        </w:numPr>
+        <w:pStyle w:val="Compact"/>
+      </w:pPr>
+      <w:r>
+        <w:t xml:space="preserve">☐ Ask for a senior or infectious-diseases opinion</w:t>
+      </w:r>
+    </w:p>
+    <w:p>
+      <w:pPr>
+        <w:pStyle w:val="FirstParagraph"/>
+      </w:pPr>
       <w:r>
         <w:rPr>
           <w:bCs/>
           <w:b/>
         </w:rPr>
-        <w:t xml:space="preserve">3</w:t>
-      </w:r>
-      <w:r>
-        <w:t xml:space="preserve"> </w:t>
-      </w:r>
-      <w:r>
-        <w:t xml:space="preserve">false alarms per 10 patients per day.</w:t>
-      </w:r>
-    </w:p>
-    <w:p>
-      <w:pPr>
-        <w:numPr>
-          <w:ilvl w:val="0"/>
-          <w:numId w:val="1011"/>
-        </w:numPr>
-        <w:pStyle w:val="Compact"/>
-      </w:pPr>
-      <w:r>
-        <w:t xml:space="preserve">☐ Up to</w:t>
-      </w:r>
-      <w:r>
-        <w:t xml:space="preserve"> </w:t>
-      </w:r>
+        <w:t xml:space="preserve">B6.</w:t>
+      </w:r>
+      <w:r>
+        <w:t xml:space="preserve"> </w:t>
+      </w:r>
+      <w:r>
+        <w:t xml:space="preserve">From the moment you first</w:t>
+      </w:r>
+      <w:r>
+        <w:t xml:space="preserve"> </w:t>
+      </w:r>
+      <w:r>
+        <w:rPr>
+          <w:iCs/>
+          <w:i/>
+        </w:rPr>
+        <w:t xml:space="preserve">suspect</w:t>
+      </w:r>
+      <w:r>
+        <w:t xml:space="preserve"> </w:t>
+      </w:r>
+      <w:r>
+        <w:t xml:space="preserve">a new septic episode, how long does it usually take until the first antibiotic dose is given on your unit?</w:t>
+      </w:r>
+    </w:p>
+    <w:p>
+      <w:pPr>
+        <w:numPr>
+          <w:ilvl w:val="0"/>
+          <w:numId w:val="1014"/>
+        </w:numPr>
+        <w:pStyle w:val="Compact"/>
+      </w:pPr>
+      <w:r>
+        <w:t xml:space="preserve">☐ Under 1 hour</w:t>
+      </w:r>
+    </w:p>
+    <w:p>
+      <w:pPr>
+        <w:numPr>
+          <w:ilvl w:val="0"/>
+          <w:numId w:val="1014"/>
+        </w:numPr>
+        <w:pStyle w:val="Compact"/>
+      </w:pPr>
+      <w:r>
+        <w:t xml:space="preserve">☐ 1 to 3 hours</w:t>
+      </w:r>
+    </w:p>
+    <w:p>
+      <w:pPr>
+        <w:numPr>
+          <w:ilvl w:val="0"/>
+          <w:numId w:val="1014"/>
+        </w:numPr>
+        <w:pStyle w:val="Compact"/>
+      </w:pPr>
+      <w:r>
+        <w:t xml:space="preserve">☐ 3 to 6 hours</w:t>
+      </w:r>
+    </w:p>
+    <w:p>
+      <w:pPr>
+        <w:numPr>
+          <w:ilvl w:val="0"/>
+          <w:numId w:val="1014"/>
+        </w:numPr>
+        <w:pStyle w:val="Compact"/>
+      </w:pPr>
+      <w:r>
+        <w:t xml:space="preserve">☐ More than 6 hours</w:t>
+      </w:r>
+    </w:p>
+    <w:p>
+      <w:pPr>
+        <w:numPr>
+          <w:ilvl w:val="0"/>
+          <w:numId w:val="1014"/>
+        </w:numPr>
+        <w:pStyle w:val="Compact"/>
+      </w:pPr>
+      <w:r>
+        <w:t xml:space="preserve">☐ Varies too much to say</w:t>
+      </w:r>
+    </w:p>
+    <w:p>
+      <w:pPr>
+        <w:pStyle w:val="FirstParagraph"/>
+      </w:pPr>
       <w:r>
         <w:rPr>
           <w:bCs/>
           <w:b/>
         </w:rPr>
-        <w:t xml:space="preserve">5</w:t>
-      </w:r>
-      <w:r>
-        <w:t xml:space="preserve"> </w:t>
-      </w:r>
-      <w:r>
-        <w:t xml:space="preserve">false alarms per 10 patients per day (about our current budget).</w:t>
-      </w:r>
-    </w:p>
-    <w:p>
-      <w:pPr>
-        <w:numPr>
-          <w:ilvl w:val="0"/>
-          <w:numId w:val="1011"/>
-        </w:numPr>
-        <w:pStyle w:val="Compact"/>
-      </w:pPr>
-      <w:r>
-        <w:t xml:space="preserve">☐ Other: ______ per 10 patients per day.</w:t>
-      </w:r>
-    </w:p>
-    <w:p>
-      <w:pPr>
-        <w:numPr>
-          <w:ilvl w:val="0"/>
-          <w:numId w:val="1012"/>
-        </w:numPr>
-        <w:pStyle w:val="Compact"/>
-      </w:pPr>
-      <w:r>
-        <w:t xml:space="preserve">Should that burden be the same on a surgical and a medical unit?</w:t>
-      </w:r>
-    </w:p>
-    <w:p>
-      <w:pPr>
-        <w:numPr>
-          <w:ilvl w:val="0"/>
-          <w:numId w:val="1013"/>
-        </w:numPr>
-        <w:pStyle w:val="Compact"/>
-      </w:pPr>
-      <w:r>
-        <w:t xml:space="preserve">☐</w:t>
-      </w:r>
-      <w:r>
-        <w:t xml:space="preserve"> </w:t>
-      </w:r>
+        <w:t xml:space="preserve">B7.</w:t>
+      </w:r>
+      <w:r>
+        <w:t xml:space="preserve"> </w:t>
+      </w:r>
+      <w:r>
+        <w:t xml:space="preserve">In your experience, how often is the formal Sepsis-3 definition (suspected infection</w:t>
+      </w:r>
+      <w:r>
+        <w:t xml:space="preserve"> </w:t>
+      </w:r>
+      <w:r>
+        <w:rPr>
+          <w:iCs/>
+          <w:i/>
+        </w:rPr>
+        <w:t xml:space="preserve">and</w:t>
+      </w:r>
+      <w:r>
+        <w:t xml:space="preserve"> </w:t>
+      </w:r>
+      <w:r>
+        <w:t xml:space="preserve">a rise of 2 or more points in the SOFA score) applied explicitly at the bedside when the decision to treat is made?</w:t>
+      </w:r>
+    </w:p>
+    <w:p>
+      <w:pPr>
+        <w:numPr>
+          <w:ilvl w:val="0"/>
+          <w:numId w:val="1015"/>
+        </w:numPr>
+        <w:pStyle w:val="Compact"/>
+      </w:pPr>
+      <w:r>
+        <w:t xml:space="preserve">☐ Almost always</w:t>
+      </w:r>
+    </w:p>
+    <w:p>
+      <w:pPr>
+        <w:numPr>
+          <w:ilvl w:val="0"/>
+          <w:numId w:val="1015"/>
+        </w:numPr>
+        <w:pStyle w:val="Compact"/>
+      </w:pPr>
+      <w:r>
+        <w:t xml:space="preserve">☐ Often</w:t>
+      </w:r>
+    </w:p>
+    <w:p>
+      <w:pPr>
+        <w:numPr>
+          <w:ilvl w:val="0"/>
+          <w:numId w:val="1015"/>
+        </w:numPr>
+        <w:pStyle w:val="Compact"/>
+      </w:pPr>
+      <w:r>
+        <w:t xml:space="preserve">☐ Sometimes</w:t>
+      </w:r>
+    </w:p>
+    <w:p>
+      <w:pPr>
+        <w:numPr>
+          <w:ilvl w:val="0"/>
+          <w:numId w:val="1015"/>
+        </w:numPr>
+        <w:pStyle w:val="Compact"/>
+      </w:pPr>
+      <w:r>
+        <w:t xml:space="preserve">☐ Rarely</w:t>
+      </w:r>
+    </w:p>
+    <w:p>
+      <w:pPr>
+        <w:numPr>
+          <w:ilvl w:val="0"/>
+          <w:numId w:val="1015"/>
+        </w:numPr>
+        <w:pStyle w:val="Compact"/>
+      </w:pPr>
+      <w:r>
+        <w:t xml:space="preserve">☐ Never; the decision comes first and the definition is applied afterwards, if at all</w:t>
+      </w:r>
+    </w:p>
+    <w:p>
+      <w:pPr>
+        <w:pStyle w:val="FirstParagraph"/>
+      </w:pPr>
       <w:r>
         <w:rPr>
           <w:bCs/>
           <w:b/>
         </w:rPr>
-        <w:t xml:space="preserve">Same</w:t>
-      </w:r>
-      <w:r>
-        <w:t xml:space="preserve"> </w:t>
-      </w:r>
-      <w:r>
-        <w:t xml:space="preserve">(default).</w:t>
-      </w:r>
-    </w:p>
-    <w:p>
-      <w:pPr>
-        <w:numPr>
-          <w:ilvl w:val="0"/>
-          <w:numId w:val="1013"/>
-        </w:numPr>
-        <w:pStyle w:val="Compact"/>
-      </w:pPr>
-      <w:r>
-        <w:t xml:space="preserve">☐</w:t>
-      </w:r>
-      <w:r>
-        <w:t xml:space="preserve"> </w:t>
-      </w:r>
+        <w:t xml:space="preserve">B8.</w:t>
+      </w:r>
+      <w:r>
+        <w:t xml:space="preserve"> </w:t>
+      </w:r>
+      <w:r>
+        <w:t xml:space="preserve">How confident are you, in general, that a new septic episode in an ICU patient is recognised on your unit within a few hours of its first signs?</w:t>
+      </w:r>
+    </w:p>
+    <w:tbl>
+      <w:tblPr>
+        <w:tblStyle w:val="Table"/>
+        <w:tblW w:type="auto" w:w="0"/>
+        <w:tblLook w:firstRow="1" w:lastRow="0" w:firstColumn="0" w:lastColumn="0" w:noHBand="0" w:noVBand="0" w:val="0020"/>
+        <w:jc w:val="start"/>
+      </w:tblPr>
+      <w:tblGrid>
+        <w:gridCol w:w="1584"/>
+        <w:gridCol w:w="1584"/>
+        <w:gridCol w:w="1584"/>
+        <w:gridCol w:w="1584"/>
+        <w:gridCol w:w="1584"/>
+      </w:tblGrid>
+      <w:tr>
+        <w:trPr>
+          <w:tblHeader w:val="true"/>
+        </w:trPr>
+        <w:tc>
+          <w:tcPr/>
+          <w:p>
+            <w:pPr>
+              <w:pStyle w:val="Compact"/>
+              <w:jc w:val="left"/>
+            </w:pPr>
+            <w:r>
+              <w:t xml:space="preserve">1 Not confident</w:t>
+            </w:r>
+          </w:p>
+        </w:tc>
+        <w:tc>
+          <w:tcPr/>
+          <w:p>
+            <w:pPr>
+              <w:pStyle w:val="Compact"/>
+              <w:jc w:val="left"/>
+            </w:pPr>
+            <w:r>
+              <w:t xml:space="preserve">2</w:t>
+            </w:r>
+          </w:p>
+        </w:tc>
+        <w:tc>
+          <w:tcPr/>
+          <w:p>
+            <w:pPr>
+              <w:pStyle w:val="Compact"/>
+              <w:jc w:val="left"/>
+            </w:pPr>
+            <w:r>
+              <w:t xml:space="preserve">3</w:t>
+            </w:r>
+          </w:p>
+        </w:tc>
+        <w:tc>
+          <w:tcPr/>
+          <w:p>
+            <w:pPr>
+              <w:pStyle w:val="Compact"/>
+              <w:jc w:val="left"/>
+            </w:pPr>
+            <w:r>
+              <w:t xml:space="preserve">4</w:t>
+            </w:r>
+          </w:p>
+        </w:tc>
+        <w:tc>
+          <w:tcPr/>
+          <w:p>
+            <w:pPr>
+              <w:pStyle w:val="Compact"/>
+              <w:jc w:val="left"/>
+            </w:pPr>
+            <w:r>
+              <w:t xml:space="preserve">5 Very confident</w:t>
+            </w:r>
+          </w:p>
+        </w:tc>
+      </w:tr>
+      <w:tr>
+        <w:tc>
+          <w:tcPr/>
+          <w:p>
+            <w:pPr>
+              <w:pStyle w:val="Compact"/>
+              <w:jc w:val="left"/>
+            </w:pPr>
+            <w:r>
+              <w:t xml:space="preserve">[ ]</w:t>
+            </w:r>
+          </w:p>
+        </w:tc>
+        <w:tc>
+          <w:tcPr/>
+          <w:p>
+            <w:pPr>
+              <w:pStyle w:val="Compact"/>
+              <w:jc w:val="left"/>
+            </w:pPr>
+            <w:r>
+              <w:t xml:space="preserve">[ ]</w:t>
+            </w:r>
+          </w:p>
+        </w:tc>
+        <w:tc>
+          <w:tcPr/>
+          <w:p>
+            <w:pPr>
+              <w:pStyle w:val="Compact"/>
+              <w:jc w:val="left"/>
+            </w:pPr>
+            <w:r>
+              <w:t xml:space="preserve">[ ]</w:t>
+            </w:r>
+          </w:p>
+        </w:tc>
+        <w:tc>
+          <w:tcPr/>
+          <w:p>
+            <w:pPr>
+              <w:pStyle w:val="Compact"/>
+              <w:jc w:val="left"/>
+            </w:pPr>
+            <w:r>
+              <w:t xml:space="preserve">[ ]</w:t>
+            </w:r>
+          </w:p>
+        </w:tc>
+        <w:tc>
+          <w:tcPr/>
+          <w:p>
+            <w:pPr>
+              <w:pStyle w:val="Compact"/>
+              <w:jc w:val="left"/>
+            </w:pPr>
+            <w:r>
+              <w:t xml:space="preserve">[ ]</w:t>
+            </w:r>
+          </w:p>
+        </w:tc>
+      </w:tr>
+    </w:tbl>
+    <w:p>
+      <w:pPr>
+        <w:pStyle w:val="BodyText"/>
+      </w:pPr>
       <w:r>
         <w:rPr>
           <w:bCs/>
           <w:b/>
         </w:rPr>
-        <w:t xml:space="preserve">Different:</w:t>
-      </w:r>
-      <w:r>
-        <w:t xml:space="preserve"> </w:t>
-      </w:r>
-      <w:r>
-        <w:t xml:space="preserve">surgical ______, medical ______ per 10 patients per day.</w:t>
-      </w:r>
-    </w:p>
-    <w:p>
-      <w:pPr>
-        <w:numPr>
-          <w:ilvl w:val="0"/>
-          <w:numId w:val="1013"/>
-        </w:numPr>
-        <w:pStyle w:val="Compact"/>
-      </w:pPr>
-      <w:r>
-        <w:t xml:space="preserve">☐</w:t>
-      </w:r>
-      <w:r>
-        <w:t xml:space="preserve"> </w:t>
-      </w:r>
+        <w:t xml:space="preserve">B9.</w:t>
+      </w:r>
+      <w:r>
+        <w:t xml:space="preserve"> </w:t>
+      </w:r>
+      <w:r>
+        <w:t xml:space="preserve">Is recognition different at night and at weekends on your unit?</w:t>
+      </w:r>
+    </w:p>
+    <w:p>
+      <w:pPr>
+        <w:numPr>
+          <w:ilvl w:val="0"/>
+          <w:numId w:val="1016"/>
+        </w:numPr>
+        <w:pStyle w:val="Compact"/>
+      </w:pPr>
+      <w:r>
+        <w:t xml:space="preserve">☐ No real difference</w:t>
+      </w:r>
+    </w:p>
+    <w:p>
+      <w:pPr>
+        <w:numPr>
+          <w:ilvl w:val="0"/>
+          <w:numId w:val="1016"/>
+        </w:numPr>
+        <w:pStyle w:val="Compact"/>
+      </w:pPr>
+      <w:r>
+        <w:t xml:space="preserve">☐ Somewhat slower</w:t>
+      </w:r>
+    </w:p>
+    <w:p>
+      <w:pPr>
+        <w:numPr>
+          <w:ilvl w:val="0"/>
+          <w:numId w:val="1016"/>
+        </w:numPr>
+        <w:pStyle w:val="Compact"/>
+      </w:pPr>
+      <w:r>
+        <w:t xml:space="preserve">☐ Clearly slower</w:t>
+      </w:r>
+    </w:p>
+    <w:p>
+      <w:pPr>
+        <w:numPr>
+          <w:ilvl w:val="0"/>
+          <w:numId w:val="1016"/>
+        </w:numPr>
+        <w:pStyle w:val="Compact"/>
+      </w:pPr>
+      <w:r>
+        <w:t xml:space="preserve">Why: ______________________</w:t>
+      </w:r>
+    </w:p>
+    <w:p>
+      <w:pPr>
+        <w:pStyle w:val="FirstParagraph"/>
+      </w:pPr>
       <w:r>
         <w:rPr>
           <w:bCs/>
           <w:b/>
         </w:rPr>
-        <w:t xml:space="preserve">Cannot say.</w:t>
+        <w:t xml:space="preserve">B10.</w:t>
+      </w:r>
+      <w:r>
+        <w:t xml:space="preserve"> </w:t>
+      </w:r>
+      <w:r>
+        <w:t xml:space="preserve">In your own words: what most often</w:t>
+      </w:r>
+      <w:r>
+        <w:t xml:space="preserve"> </w:t>
+      </w:r>
+      <w:r>
+        <w:rPr>
+          <w:iCs/>
+          <w:i/>
+        </w:rPr>
+        <w:t xml:space="preserve">delays</w:t>
+      </w:r>
+      <w:r>
+        <w:t xml:space="preserve"> </w:t>
+      </w:r>
+      <w:r>
+        <w:t xml:space="preserve">the recognition of a new septic episode in a patient already in the ICU?</w:t>
       </w:r>
     </w:p>
     <w:p>
@@ -970,6 +1862,13 @@
       </w:r>
     </w:p>
     <w:p>
+      <w:r>
+        <w:pict>
+          <v:rect style="width:0;height:1.5pt" o:hralign="center" o:hrstd="t" o:hr="t"/>
+        </w:pict>
+      </w:r>
+    </w:p>
+    <w:p>
       <w:pPr>
         <w:pStyle w:val="FirstParagraph"/>
       </w:pPr>
@@ -978,13 +1877,45 @@
           <w:bCs/>
           <w:b/>
         </w:rPr>
-        <w:t xml:space="preserve">Optional.</w:t>
-      </w:r>
-      <w:r>
-        <w:t xml:space="preserve"> </w:t>
-      </w:r>
-      <w:r>
-        <w:t xml:space="preserve">Your unit type and years in intensive care: ______________________________. Anything else we should know before we fix the design: ______________________________.</w:t>
+        <w:t xml:space="preserve">B11.</w:t>
+      </w:r>
+      <w:r>
+        <w:t xml:space="preserve"> </w:t>
+      </w:r>
+      <w:r>
+        <w:t xml:space="preserve">In your own words: which early change, if any, do you personally find most telling that an ICU patient is becoming septic, before the obvious signs appear?</w:t>
+      </w:r>
+    </w:p>
+    <w:p>
+      <w:r>
+        <w:pict>
+          <v:rect style="width:0;height:1.5pt" o:hralign="center" o:hrstd="t" o:hr="t"/>
+        </w:pict>
+      </w:r>
+    </w:p>
+    <w:p>
+      <w:r>
+        <w:pict>
+          <v:rect style="width:0;height:1.5pt" o:hralign="center" o:hrstd="t" o:hr="t"/>
+        </w:pict>
+      </w:r>
+    </w:p>
+    <w:bookmarkEnd w:id="22"/>
+    <w:bookmarkStart w:id="23" w:name="X678f6b29739c9b6bbcd9922999604d9c43c4ff3"/>
+    <w:p>
+      <w:pPr>
+        <w:pStyle w:val="Heading2"/>
+      </w:pPr>
+      <w:r>
+        <w:t xml:space="preserve">Section C. What you would want from an early warning</w:t>
+      </w:r>
+    </w:p>
+    <w:p>
+      <w:pPr>
+        <w:pStyle w:val="FirstParagraph"/>
+      </w:pPr>
+      <w:r>
+        <w:t xml:space="preserve">Imagine a system that reads the chart continuously and tells you that a particular patient is likely to develop sepsis within the next few hours.</w:t>
       </w:r>
     </w:p>
     <w:p>
@@ -992,11 +1923,4401 @@
         <w:pStyle w:val="BodyText"/>
       </w:pPr>
       <w:r>
-        <w:t xml:space="preserve">Thank you. The answers set three numbers in the study protocol before it is frozen and registered; your names are not recorded.</w:t>
-      </w:r>
-    </w:p>
-    <w:bookmarkEnd w:id="22"/>
+        <w:rPr>
+          <w:bCs/>
+          <w:b/>
+        </w:rPr>
+        <w:t xml:space="preserve">C1.</w:t>
+      </w:r>
+      <w:r>
+        <w:t xml:space="preserve"> </w:t>
+      </w:r>
+      <w:r>
+        <w:t xml:space="preserve">How far in advance would a warning need to arrive to change what you do? Tick the</w:t>
+      </w:r>
+      <w:r>
+        <w:t xml:space="preserve"> </w:t>
+      </w:r>
+      <w:r>
+        <w:rPr>
+          <w:iCs/>
+          <w:i/>
+        </w:rPr>
+        <w:t xml:space="preserve">shortest</w:t>
+      </w:r>
+      <w:r>
+        <w:t xml:space="preserve"> </w:t>
+      </w:r>
+      <w:r>
+        <w:t xml:space="preserve">lead time that would still be useful.</w:t>
+      </w:r>
+    </w:p>
+    <w:p>
+      <w:pPr>
+        <w:numPr>
+          <w:ilvl w:val="0"/>
+          <w:numId w:val="1017"/>
+        </w:numPr>
+        <w:pStyle w:val="Compact"/>
+      </w:pPr>
+      <w:r>
+        <w:t xml:space="preserve">☐ 1 to 2 hours</w:t>
+      </w:r>
+    </w:p>
+    <w:p>
+      <w:pPr>
+        <w:numPr>
+          <w:ilvl w:val="0"/>
+          <w:numId w:val="1017"/>
+        </w:numPr>
+        <w:pStyle w:val="Compact"/>
+      </w:pPr>
+      <w:r>
+        <w:t xml:space="preserve">☐ 3 to 4 hours</w:t>
+      </w:r>
+    </w:p>
+    <w:p>
+      <w:pPr>
+        <w:numPr>
+          <w:ilvl w:val="0"/>
+          <w:numId w:val="1017"/>
+        </w:numPr>
+        <w:pStyle w:val="Compact"/>
+      </w:pPr>
+      <w:r>
+        <w:t xml:space="preserve">☐ 5 to 6 hours</w:t>
+      </w:r>
+    </w:p>
+    <w:p>
+      <w:pPr>
+        <w:numPr>
+          <w:ilvl w:val="0"/>
+          <w:numId w:val="1017"/>
+        </w:numPr>
+        <w:pStyle w:val="Compact"/>
+      </w:pPr>
+      <w:r>
+        <w:t xml:space="preserve">☐ More than 6 hours</w:t>
+      </w:r>
+    </w:p>
+    <w:p>
+      <w:pPr>
+        <w:numPr>
+          <w:ilvl w:val="0"/>
+          <w:numId w:val="1017"/>
+        </w:numPr>
+        <w:pStyle w:val="Compact"/>
+      </w:pPr>
+      <w:r>
+        <w:t xml:space="preserve">☐ No advance warning would change my management</w:t>
+      </w:r>
+    </w:p>
+    <w:p>
+      <w:pPr>
+        <w:pStyle w:val="FirstParagraph"/>
+      </w:pPr>
+      <w:r>
+        <w:rPr>
+          <w:bCs/>
+          <w:b/>
+        </w:rPr>
+        <w:t xml:space="preserve">C2.</w:t>
+      </w:r>
+      <w:r>
+        <w:t xml:space="preserve"> </w:t>
+      </w:r>
+      <w:r>
+        <w:t xml:space="preserve">For each lead time, how likely is it that you would act on the warning (for example by examining the patient, sending cultures, or reviewing antibiotics)?</w:t>
+      </w:r>
+    </w:p>
+    <w:tbl>
+      <w:tblPr>
+        <w:tblStyle w:val="Table"/>
+        <w:tblW w:type="auto" w:w="0"/>
+        <w:tblLook w:firstRow="1" w:lastRow="0" w:firstColumn="0" w:lastColumn="0" w:noHBand="0" w:noVBand="0" w:val="0020"/>
+        <w:jc w:val="start"/>
+      </w:tblPr>
+      <w:tblGrid>
+        <w:gridCol w:w="1320"/>
+        <w:gridCol w:w="1320"/>
+        <w:gridCol w:w="1320"/>
+        <w:gridCol w:w="1320"/>
+        <w:gridCol w:w="1320"/>
+        <w:gridCol w:w="1320"/>
+      </w:tblGrid>
+      <w:tr>
+        <w:trPr>
+          <w:tblHeader w:val="true"/>
+        </w:trPr>
+        <w:tc>
+          <w:tcPr/>
+          <w:p>
+            <w:pPr>
+              <w:pStyle w:val="Compact"/>
+              <w:jc w:val="left"/>
+            </w:pPr>
+            <w:r>
+              <w:t xml:space="preserve">Lead time</w:t>
+            </w:r>
+          </w:p>
+        </w:tc>
+        <w:tc>
+          <w:tcPr/>
+          <w:p>
+            <w:pPr>
+              <w:pStyle w:val="Compact"/>
+              <w:jc w:val="left"/>
+            </w:pPr>
+            <w:r>
+              <w:t xml:space="preserve">1 Very unlikely</w:t>
+            </w:r>
+          </w:p>
+        </w:tc>
+        <w:tc>
+          <w:tcPr/>
+          <w:p>
+            <w:pPr>
+              <w:pStyle w:val="Compact"/>
+              <w:jc w:val="left"/>
+            </w:pPr>
+            <w:r>
+              <w:t xml:space="preserve">2</w:t>
+            </w:r>
+          </w:p>
+        </w:tc>
+        <w:tc>
+          <w:tcPr/>
+          <w:p>
+            <w:pPr>
+              <w:pStyle w:val="Compact"/>
+              <w:jc w:val="left"/>
+            </w:pPr>
+            <w:r>
+              <w:t xml:space="preserve">3</w:t>
+            </w:r>
+          </w:p>
+        </w:tc>
+        <w:tc>
+          <w:tcPr/>
+          <w:p>
+            <w:pPr>
+              <w:pStyle w:val="Compact"/>
+              <w:jc w:val="left"/>
+            </w:pPr>
+            <w:r>
+              <w:t xml:space="preserve">4</w:t>
+            </w:r>
+          </w:p>
+        </w:tc>
+        <w:tc>
+          <w:tcPr/>
+          <w:p>
+            <w:pPr>
+              <w:pStyle w:val="Compact"/>
+              <w:jc w:val="left"/>
+            </w:pPr>
+            <w:r>
+              <w:t xml:space="preserve">5 Very likely</w:t>
+            </w:r>
+          </w:p>
+        </w:tc>
+      </w:tr>
+      <w:tr>
+        <w:tc>
+          <w:tcPr/>
+          <w:p>
+            <w:pPr>
+              <w:pStyle w:val="Compact"/>
+              <w:jc w:val="left"/>
+            </w:pPr>
+            <w:r>
+              <w:t xml:space="preserve">1 hour before the signs are obvious</w:t>
+            </w:r>
+          </w:p>
+        </w:tc>
+        <w:tc>
+          <w:tcPr/>
+          <w:p>
+            <w:pPr>
+              <w:pStyle w:val="Compact"/>
+              <w:jc w:val="left"/>
+            </w:pPr>
+            <w:r>
+              <w:t xml:space="preserve">[ ]</w:t>
+            </w:r>
+          </w:p>
+        </w:tc>
+        <w:tc>
+          <w:tcPr/>
+          <w:p>
+            <w:pPr>
+              <w:pStyle w:val="Compact"/>
+              <w:jc w:val="left"/>
+            </w:pPr>
+            <w:r>
+              <w:t xml:space="preserve">[ ]</w:t>
+            </w:r>
+          </w:p>
+        </w:tc>
+        <w:tc>
+          <w:tcPr/>
+          <w:p>
+            <w:pPr>
+              <w:pStyle w:val="Compact"/>
+              <w:jc w:val="left"/>
+            </w:pPr>
+            <w:r>
+              <w:t xml:space="preserve">[ ]</w:t>
+            </w:r>
+          </w:p>
+        </w:tc>
+        <w:tc>
+          <w:tcPr/>
+          <w:p>
+            <w:pPr>
+              <w:pStyle w:val="Compact"/>
+              <w:jc w:val="left"/>
+            </w:pPr>
+            <w:r>
+              <w:t xml:space="preserve">[ ]</w:t>
+            </w:r>
+          </w:p>
+        </w:tc>
+        <w:tc>
+          <w:tcPr/>
+          <w:p>
+            <w:pPr>
+              <w:pStyle w:val="Compact"/>
+              <w:jc w:val="left"/>
+            </w:pPr>
+            <w:r>
+              <w:t xml:space="preserve">[ ]</w:t>
+            </w:r>
+          </w:p>
+        </w:tc>
+      </w:tr>
+      <w:tr>
+        <w:tc>
+          <w:tcPr/>
+          <w:p>
+            <w:pPr>
+              <w:pStyle w:val="Compact"/>
+              <w:jc w:val="left"/>
+            </w:pPr>
+            <w:r>
+              <w:t xml:space="preserve">3 hours before</w:t>
+            </w:r>
+          </w:p>
+        </w:tc>
+        <w:tc>
+          <w:tcPr/>
+          <w:p>
+            <w:pPr>
+              <w:pStyle w:val="Compact"/>
+              <w:jc w:val="left"/>
+            </w:pPr>
+            <w:r>
+              <w:t xml:space="preserve">[ ]</w:t>
+            </w:r>
+          </w:p>
+        </w:tc>
+        <w:tc>
+          <w:tcPr/>
+          <w:p>
+            <w:pPr>
+              <w:pStyle w:val="Compact"/>
+              <w:jc w:val="left"/>
+            </w:pPr>
+            <w:r>
+              <w:t xml:space="preserve">[ ]</w:t>
+            </w:r>
+          </w:p>
+        </w:tc>
+        <w:tc>
+          <w:tcPr/>
+          <w:p>
+            <w:pPr>
+              <w:pStyle w:val="Compact"/>
+              <w:jc w:val="left"/>
+            </w:pPr>
+            <w:r>
+              <w:t xml:space="preserve">[ ]</w:t>
+            </w:r>
+          </w:p>
+        </w:tc>
+        <w:tc>
+          <w:tcPr/>
+          <w:p>
+            <w:pPr>
+              <w:pStyle w:val="Compact"/>
+              <w:jc w:val="left"/>
+            </w:pPr>
+            <w:r>
+              <w:t xml:space="preserve">[ ]</w:t>
+            </w:r>
+          </w:p>
+        </w:tc>
+        <w:tc>
+          <w:tcPr/>
+          <w:p>
+            <w:pPr>
+              <w:pStyle w:val="Compact"/>
+              <w:jc w:val="left"/>
+            </w:pPr>
+            <w:r>
+              <w:t xml:space="preserve">[ ]</w:t>
+            </w:r>
+          </w:p>
+        </w:tc>
+      </w:tr>
+      <w:tr>
+        <w:tc>
+          <w:tcPr/>
+          <w:p>
+            <w:pPr>
+              <w:pStyle w:val="Compact"/>
+              <w:jc w:val="left"/>
+            </w:pPr>
+            <w:r>
+              <w:t xml:space="preserve">6 hours before</w:t>
+            </w:r>
+          </w:p>
+        </w:tc>
+        <w:tc>
+          <w:tcPr/>
+          <w:p>
+            <w:pPr>
+              <w:pStyle w:val="Compact"/>
+              <w:jc w:val="left"/>
+            </w:pPr>
+            <w:r>
+              <w:t xml:space="preserve">[ ]</w:t>
+            </w:r>
+          </w:p>
+        </w:tc>
+        <w:tc>
+          <w:tcPr/>
+          <w:p>
+            <w:pPr>
+              <w:pStyle w:val="Compact"/>
+              <w:jc w:val="left"/>
+            </w:pPr>
+            <w:r>
+              <w:t xml:space="preserve">[ ]</w:t>
+            </w:r>
+          </w:p>
+        </w:tc>
+        <w:tc>
+          <w:tcPr/>
+          <w:p>
+            <w:pPr>
+              <w:pStyle w:val="Compact"/>
+              <w:jc w:val="left"/>
+            </w:pPr>
+            <w:r>
+              <w:t xml:space="preserve">[ ]</w:t>
+            </w:r>
+          </w:p>
+        </w:tc>
+        <w:tc>
+          <w:tcPr/>
+          <w:p>
+            <w:pPr>
+              <w:pStyle w:val="Compact"/>
+              <w:jc w:val="left"/>
+            </w:pPr>
+            <w:r>
+              <w:t xml:space="preserve">[ ]</w:t>
+            </w:r>
+          </w:p>
+        </w:tc>
+        <w:tc>
+          <w:tcPr/>
+          <w:p>
+            <w:pPr>
+              <w:pStyle w:val="Compact"/>
+              <w:jc w:val="left"/>
+            </w:pPr>
+            <w:r>
+              <w:t xml:space="preserve">[ ]</w:t>
+            </w:r>
+          </w:p>
+        </w:tc>
+      </w:tr>
+      <w:tr>
+        <w:tc>
+          <w:tcPr/>
+          <w:p>
+            <w:pPr>
+              <w:pStyle w:val="Compact"/>
+              <w:jc w:val="left"/>
+            </w:pPr>
+            <w:r>
+              <w:t xml:space="preserve">12 hours before</w:t>
+            </w:r>
+          </w:p>
+        </w:tc>
+        <w:tc>
+          <w:tcPr/>
+          <w:p>
+            <w:pPr>
+              <w:pStyle w:val="Compact"/>
+              <w:jc w:val="left"/>
+            </w:pPr>
+            <w:r>
+              <w:t xml:space="preserve">[ ]</w:t>
+            </w:r>
+          </w:p>
+        </w:tc>
+        <w:tc>
+          <w:tcPr/>
+          <w:p>
+            <w:pPr>
+              <w:pStyle w:val="Compact"/>
+              <w:jc w:val="left"/>
+            </w:pPr>
+            <w:r>
+              <w:t xml:space="preserve">[ ]</w:t>
+            </w:r>
+          </w:p>
+        </w:tc>
+        <w:tc>
+          <w:tcPr/>
+          <w:p>
+            <w:pPr>
+              <w:pStyle w:val="Compact"/>
+              <w:jc w:val="left"/>
+            </w:pPr>
+            <w:r>
+              <w:t xml:space="preserve">[ ]</w:t>
+            </w:r>
+          </w:p>
+        </w:tc>
+        <w:tc>
+          <w:tcPr/>
+          <w:p>
+            <w:pPr>
+              <w:pStyle w:val="Compact"/>
+              <w:jc w:val="left"/>
+            </w:pPr>
+            <w:r>
+              <w:t xml:space="preserve">[ ]</w:t>
+            </w:r>
+          </w:p>
+        </w:tc>
+        <w:tc>
+          <w:tcPr/>
+          <w:p>
+            <w:pPr>
+              <w:pStyle w:val="Compact"/>
+              <w:jc w:val="left"/>
+            </w:pPr>
+            <w:r>
+              <w:t xml:space="preserve">[ ]</w:t>
+            </w:r>
+          </w:p>
+        </w:tc>
+      </w:tr>
+    </w:tbl>
+    <w:p>
+      <w:pPr>
+        <w:pStyle w:val="BodyText"/>
+      </w:pPr>
+      <w:r>
+        <w:rPr>
+          <w:bCs/>
+          <w:b/>
+        </w:rPr>
+        <w:t xml:space="preserve">C3.</w:t>
+      </w:r>
+      <w:r>
+        <w:t xml:space="preserve"> </w:t>
+      </w:r>
+      <w:r>
+        <w:rPr>
+          <w:iCs/>
+          <w:i/>
+        </w:rPr>
+        <w:t xml:space="preserve">What we found in the records.</w:t>
+      </w:r>
+      <w:r>
+        <w:t xml:space="preserve"> </w:t>
+      </w:r>
+      <w:r>
+        <w:t xml:space="preserve">In both US sources, the first antibiotic for the septic episode was ordered a median of 7 hours</w:t>
+      </w:r>
+      <w:r>
+        <w:t xml:space="preserve"> </w:t>
+      </w:r>
+      <w:r>
+        <w:rPr>
+          <w:iCs/>
+          <w:i/>
+        </w:rPr>
+        <w:t xml:space="preserve">before</w:t>
+      </w:r>
+      <w:r>
+        <w:t xml:space="preserve"> </w:t>
+      </w:r>
+      <w:r>
+        <w:t xml:space="preserve">the hour at which the formal Sepsis-3 definition was met. In about half of the patients, a system that warns</w:t>
+      </w:r>
+      <w:r>
+        <w:t xml:space="preserve"> </w:t>
+      </w:r>
+      <w:r>
+        <w:t xml:space="preserve">“</w:t>
+      </w:r>
+      <w:r>
+        <w:t xml:space="preserve">six hours before Sepsis-3</w:t>
+      </w:r>
+      <w:r>
+        <w:t xml:space="preserve">”</w:t>
+      </w:r>
+      <w:r>
+        <w:t xml:space="preserve"> </w:t>
+      </w:r>
+      <w:r>
+        <w:t xml:space="preserve">would therefore be warning</w:t>
+      </w:r>
+      <w:r>
+        <w:t xml:space="preserve"> </w:t>
+      </w:r>
+      <w:r>
+        <w:rPr>
+          <w:iCs/>
+          <w:i/>
+        </w:rPr>
+        <w:t xml:space="preserve">after</w:t>
+      </w:r>
+      <w:r>
+        <w:t xml:space="preserve"> </w:t>
+      </w:r>
+      <w:r>
+        <w:t xml:space="preserve">the clinician had already started treatment.</w:t>
+      </w:r>
+    </w:p>
+    <w:p>
+      <w:pPr>
+        <w:pStyle w:val="BodyText"/>
+      </w:pPr>
+      <w:r>
+        <w:t xml:space="preserve">Does a warning that arrives</w:t>
+      </w:r>
+      <w:r>
+        <w:t xml:space="preserve"> </w:t>
+      </w:r>
+      <w:r>
+        <w:rPr>
+          <w:iCs/>
+          <w:i/>
+        </w:rPr>
+        <w:t xml:space="preserve">after</w:t>
+      </w:r>
+      <w:r>
+        <w:t xml:space="preserve"> </w:t>
+      </w:r>
+      <w:r>
+        <w:t xml:space="preserve">you have already started antibiotics have any value to you?</w:t>
+      </w:r>
+    </w:p>
+    <w:p>
+      <w:pPr>
+        <w:numPr>
+          <w:ilvl w:val="0"/>
+          <w:numId w:val="1018"/>
+        </w:numPr>
+        <w:pStyle w:val="Compact"/>
+      </w:pPr>
+      <w:r>
+        <w:t xml:space="preserve">☐ No; by then the decision has been made</w:t>
+      </w:r>
+    </w:p>
+    <w:p>
+      <w:pPr>
+        <w:numPr>
+          <w:ilvl w:val="0"/>
+          <w:numId w:val="1018"/>
+        </w:numPr>
+        <w:pStyle w:val="Compact"/>
+      </w:pPr>
+      <w:r>
+        <w:t xml:space="preserve">☐ Yes, as a prompt to review the antibiotic choice or source control</w:t>
+      </w:r>
+    </w:p>
+    <w:p>
+      <w:pPr>
+        <w:numPr>
+          <w:ilvl w:val="0"/>
+          <w:numId w:val="1018"/>
+        </w:numPr>
+        <w:pStyle w:val="Compact"/>
+      </w:pPr>
+      <w:r>
+        <w:t xml:space="preserve">☐ Yes, as a prompt to escalate monitoring or involve a senior colleague</w:t>
+      </w:r>
+    </w:p>
+    <w:p>
+      <w:pPr>
+        <w:numPr>
+          <w:ilvl w:val="0"/>
+          <w:numId w:val="1018"/>
+        </w:numPr>
+        <w:pStyle w:val="Compact"/>
+      </w:pPr>
+      <w:r>
+        <w:t xml:space="preserve">☐ Yes, as a prompt to reconsider the diagnosis in a patient treated empirically</w:t>
+      </w:r>
+    </w:p>
+    <w:p>
+      <w:pPr>
+        <w:numPr>
+          <w:ilvl w:val="0"/>
+          <w:numId w:val="1018"/>
+        </w:numPr>
+        <w:pStyle w:val="Compact"/>
+      </w:pPr>
+      <w:r>
+        <w:t xml:space="preserve">☐ Other: ______________________</w:t>
+      </w:r>
+    </w:p>
+    <w:p>
+      <w:pPr>
+        <w:pStyle w:val="FirstParagraph"/>
+      </w:pPr>
+      <w:r>
+        <w:rPr>
+          <w:bCs/>
+          <w:b/>
+        </w:rPr>
+        <w:t xml:space="preserve">C4.</w:t>
+      </w:r>
+      <w:r>
+        <w:t xml:space="preserve"> </w:t>
+      </w:r>
+      <w:r>
+        <w:rPr>
+          <w:iCs/>
+          <w:i/>
+        </w:rPr>
+        <w:t xml:space="preserve">Our proposed approach.</w:t>
+      </w:r>
+      <w:r>
+        <w:t xml:space="preserve"> </w:t>
+      </w:r>
+      <w:r>
+        <w:t xml:space="preserve">In the main results we will count only warnings that arrive</w:t>
+      </w:r>
+      <w:r>
+        <w:t xml:space="preserve"> </w:t>
+      </w:r>
+      <w:r>
+        <w:rPr>
+          <w:iCs/>
+          <w:i/>
+        </w:rPr>
+        <w:t xml:space="preserve">before</w:t>
+      </w:r>
+      <w:r>
+        <w:t xml:space="preserve"> </w:t>
+      </w:r>
+      <w:r>
+        <w:t xml:space="preserve">the first antibiotic, and report how many hours before. Warnings after the antibiotic will be reported separately.</w:t>
+      </w:r>
+    </w:p>
+    <w:p>
+      <w:pPr>
+        <w:numPr>
+          <w:ilvl w:val="0"/>
+          <w:numId w:val="1019"/>
+        </w:numPr>
+        <w:pStyle w:val="Compact"/>
+      </w:pPr>
+      <w:r>
+        <w:t xml:space="preserve">☐ I agree with this approach</w:t>
+      </w:r>
+    </w:p>
+    <w:p>
+      <w:pPr>
+        <w:numPr>
+          <w:ilvl w:val="0"/>
+          <w:numId w:val="1019"/>
+        </w:numPr>
+        <w:pStyle w:val="Compact"/>
+      </w:pPr>
+      <w:r>
+        <w:t xml:space="preserve">☐ I would also give credit to warnings after the antibiotic, because: ______________________</w:t>
+      </w:r>
+    </w:p>
+    <w:p>
+      <w:pPr>
+        <w:numPr>
+          <w:ilvl w:val="0"/>
+          <w:numId w:val="1019"/>
+        </w:numPr>
+        <w:pStyle w:val="Compact"/>
+      </w:pPr>
+      <w:r>
+        <w:t xml:space="preserve">☐ Cannot say</w:t>
+      </w:r>
+    </w:p>
+    <w:p>
+      <w:pPr>
+        <w:pStyle w:val="FirstParagraph"/>
+      </w:pPr>
+      <w:r>
+        <w:rPr>
+          <w:bCs/>
+          <w:b/>
+        </w:rPr>
+        <w:t xml:space="preserve">C5.</w:t>
+      </w:r>
+      <w:r>
+        <w:t xml:space="preserve"> </w:t>
+      </w:r>
+      <w:r>
+        <w:t xml:space="preserve">Which of the following would you want a warning to tell you? Tick all that apply.</w:t>
+      </w:r>
+    </w:p>
+    <w:p>
+      <w:pPr>
+        <w:numPr>
+          <w:ilvl w:val="0"/>
+          <w:numId w:val="1020"/>
+        </w:numPr>
+        <w:pStyle w:val="Compact"/>
+      </w:pPr>
+      <w:r>
+        <w:t xml:space="preserve">☐ The estimated likelihood that sepsis will develop</w:t>
+      </w:r>
+    </w:p>
+    <w:p>
+      <w:pPr>
+        <w:numPr>
+          <w:ilvl w:val="0"/>
+          <w:numId w:val="1020"/>
+        </w:numPr>
+        <w:pStyle w:val="Compact"/>
+      </w:pPr>
+      <w:r>
+        <w:t xml:space="preserve">☐ Which organ system is driving the warning (circulation, breathing, kidneys, consciousness, coagulation, liver)</w:t>
+      </w:r>
+    </w:p>
+    <w:p>
+      <w:pPr>
+        <w:numPr>
+          <w:ilvl w:val="0"/>
+          <w:numId w:val="1020"/>
+        </w:numPr>
+        <w:pStyle w:val="Compact"/>
+      </w:pPr>
+      <w:r>
+        <w:t xml:space="preserve">☐ Which measurements have changed, and in which direction, over the last hours</w:t>
+      </w:r>
+    </w:p>
+    <w:p>
+      <w:pPr>
+        <w:numPr>
+          <w:ilvl w:val="0"/>
+          <w:numId w:val="1020"/>
+        </w:numPr>
+        <w:pStyle w:val="Compact"/>
+      </w:pPr>
+      <w:r>
+        <w:t xml:space="preserve">☐ How the patient compares with their own baseline earlier in the stay</w:t>
+      </w:r>
+    </w:p>
+    <w:p>
+      <w:pPr>
+        <w:numPr>
+          <w:ilvl w:val="0"/>
+          <w:numId w:val="1020"/>
+        </w:numPr>
+        <w:pStyle w:val="Compact"/>
+      </w:pPr>
+      <w:r>
+        <w:t xml:space="preserve">☐ Whether cultures have been sent and antibiotics started</w:t>
+      </w:r>
+    </w:p>
+    <w:p>
+      <w:pPr>
+        <w:numPr>
+          <w:ilvl w:val="0"/>
+          <w:numId w:val="1020"/>
+        </w:numPr>
+        <w:pStyle w:val="Compact"/>
+      </w:pPr>
+      <w:r>
+        <w:t xml:space="preserve">☐ A suggested next step</w:t>
+      </w:r>
+    </w:p>
+    <w:p>
+      <w:pPr>
+        <w:numPr>
+          <w:ilvl w:val="0"/>
+          <w:numId w:val="1020"/>
+        </w:numPr>
+        <w:pStyle w:val="Compact"/>
+      </w:pPr>
+      <w:r>
+        <w:t xml:space="preserve">☐ Other: ______________________</w:t>
+      </w:r>
+    </w:p>
+    <w:p>
+      <w:pPr>
+        <w:pStyle w:val="FirstParagraph"/>
+      </w:pPr>
+      <w:r>
+        <w:rPr>
+          <w:bCs/>
+          <w:b/>
+        </w:rPr>
+        <w:t xml:space="preserve">C6.</w:t>
+      </w:r>
+      <w:r>
+        <w:t xml:space="preserve"> </w:t>
+      </w:r>
+      <w:r>
+        <w:t xml:space="preserve">Who should receive the warning first?</w:t>
+      </w:r>
+    </w:p>
+    <w:p>
+      <w:pPr>
+        <w:numPr>
+          <w:ilvl w:val="0"/>
+          <w:numId w:val="1021"/>
+        </w:numPr>
+        <w:pStyle w:val="Compact"/>
+      </w:pPr>
+      <w:r>
+        <w:t xml:space="preserve">☐ The bedside nurse</w:t>
+      </w:r>
+    </w:p>
+    <w:p>
+      <w:pPr>
+        <w:numPr>
+          <w:ilvl w:val="0"/>
+          <w:numId w:val="1021"/>
+        </w:numPr>
+        <w:pStyle w:val="Compact"/>
+      </w:pPr>
+      <w:r>
+        <w:t xml:space="preserve">☐ The resident or registrar covering the unit</w:t>
+      </w:r>
+    </w:p>
+    <w:p>
+      <w:pPr>
+        <w:numPr>
+          <w:ilvl w:val="0"/>
+          <w:numId w:val="1021"/>
+        </w:numPr>
+        <w:pStyle w:val="Compact"/>
+      </w:pPr>
+      <w:r>
+        <w:t xml:space="preserve">☐ The consultant</w:t>
+      </w:r>
+    </w:p>
+    <w:p>
+      <w:pPr>
+        <w:numPr>
+          <w:ilvl w:val="0"/>
+          <w:numId w:val="1021"/>
+        </w:numPr>
+        <w:pStyle w:val="Compact"/>
+      </w:pPr>
+      <w:r>
+        <w:t xml:space="preserve">☐ All of the above at once</w:t>
+      </w:r>
+    </w:p>
+    <w:p>
+      <w:pPr>
+        <w:numPr>
+          <w:ilvl w:val="0"/>
+          <w:numId w:val="1021"/>
+        </w:numPr>
+        <w:pStyle w:val="Compact"/>
+      </w:pPr>
+      <w:r>
+        <w:t xml:space="preserve">☐ Other: ______________________</w:t>
+      </w:r>
+    </w:p>
+    <w:p>
+      <w:pPr>
+        <w:pStyle w:val="FirstParagraph"/>
+      </w:pPr>
+      <w:r>
+        <w:rPr>
+          <w:bCs/>
+          <w:b/>
+        </w:rPr>
+        <w:t xml:space="preserve">C7.</w:t>
+      </w:r>
+      <w:r>
+        <w:t xml:space="preserve"> </w:t>
+      </w:r>
+      <w:r>
+        <w:t xml:space="preserve">Would you want the warning to be</w:t>
+      </w:r>
+      <w:r>
+        <w:t xml:space="preserve"> </w:t>
+      </w:r>
+      <w:r>
+        <w:rPr>
+          <w:iCs/>
+          <w:i/>
+        </w:rPr>
+        <w:t xml:space="preserve">suppressed</w:t>
+      </w:r>
+      <w:r>
+        <w:t xml:space="preserve"> </w:t>
+      </w:r>
+      <w:r>
+        <w:t xml:space="preserve">in any of these situations? Tick all that apply.</w:t>
+      </w:r>
+    </w:p>
+    <w:p>
+      <w:pPr>
+        <w:numPr>
+          <w:ilvl w:val="0"/>
+          <w:numId w:val="1022"/>
+        </w:numPr>
+        <w:pStyle w:val="Compact"/>
+      </w:pPr>
+      <w:r>
+        <w:t xml:space="preserve">☐ The patient is already on antibiotics for a known infection</w:t>
+      </w:r>
+    </w:p>
+    <w:p>
+      <w:pPr>
+        <w:numPr>
+          <w:ilvl w:val="0"/>
+          <w:numId w:val="1022"/>
+        </w:numPr>
+        <w:pStyle w:val="Compact"/>
+      </w:pPr>
+      <w:r>
+        <w:t xml:space="preserve">☐ The patient has a treatment-limitation decision (comfort care, do-not-escalate)</w:t>
+      </w:r>
+    </w:p>
+    <w:p>
+      <w:pPr>
+        <w:numPr>
+          <w:ilvl w:val="0"/>
+          <w:numId w:val="1022"/>
+        </w:numPr>
+        <w:pStyle w:val="Compact"/>
+      </w:pPr>
+      <w:r>
+        <w:t xml:space="preserve">☐ The patient was admitted with sepsis and is still being treated for it</w:t>
+      </w:r>
+    </w:p>
+    <w:p>
+      <w:pPr>
+        <w:numPr>
+          <w:ilvl w:val="0"/>
+          <w:numId w:val="1022"/>
+        </w:numPr>
+        <w:pStyle w:val="Compact"/>
+      </w:pPr>
+      <w:r>
+        <w:t xml:space="preserve">☐ The patient is in the first few hours after major surgery</w:t>
+      </w:r>
+    </w:p>
+    <w:p>
+      <w:pPr>
+        <w:numPr>
+          <w:ilvl w:val="0"/>
+          <w:numId w:val="1022"/>
+        </w:numPr>
+        <w:pStyle w:val="Compact"/>
+      </w:pPr>
+      <w:r>
+        <w:t xml:space="preserve">☐ None; show every warning</w:t>
+      </w:r>
+    </w:p>
+    <w:p>
+      <w:pPr>
+        <w:pStyle w:val="FirstParagraph"/>
+      </w:pPr>
+      <w:r>
+        <w:rPr>
+          <w:bCs/>
+          <w:b/>
+        </w:rPr>
+        <w:t xml:space="preserve">C8.</w:t>
+      </w:r>
+      <w:r>
+        <w:t xml:space="preserve"> </w:t>
+      </w:r>
+      <w:r>
+        <w:t xml:space="preserve">In your own words: what would a warning have to get right for you to trust it?</w:t>
+      </w:r>
+    </w:p>
+    <w:p>
+      <w:r>
+        <w:pict>
+          <v:rect style="width:0;height:1.5pt" o:hralign="center" o:hrstd="t" o:hr="t"/>
+        </w:pict>
+      </w:r>
+    </w:p>
+    <w:p>
+      <w:r>
+        <w:pict>
+          <v:rect style="width:0;height:1.5pt" o:hralign="center" o:hrstd="t" o:hr="t"/>
+        </w:pict>
+      </w:r>
+    </w:p>
+    <w:p>
+      <w:r>
+        <w:pict>
+          <v:rect style="width:0;height:1.5pt" o:hralign="center" o:hrstd="t" o:hr="t"/>
+        </w:pict>
+      </w:r>
+    </w:p>
     <w:bookmarkEnd w:id="23"/>
+    <w:bookmarkStart w:id="24" w:name="Xdc7f403a4f0a01cc78ed9857f54f793f4e1355d"/>
+    <w:p>
+      <w:pPr>
+        <w:pStyle w:val="Heading2"/>
+      </w:pPr>
+      <w:r>
+        <w:t xml:space="preserve">Section D. Judging whether a patient is getting worse after sepsis has started</w:t>
+      </w:r>
+    </w:p>
+    <w:p>
+      <w:pPr>
+        <w:pStyle w:val="FirstParagraph"/>
+      </w:pPr>
+      <w:r>
+        <w:t xml:space="preserve">To study which patients deteriorate after sepsis is recognised, we need a written rule that reads the chart at a fixed time after onset. Your answers decide that rule.</w:t>
+      </w:r>
+    </w:p>
+    <w:p>
+      <w:pPr>
+        <w:pStyle w:val="BodyText"/>
+      </w:pPr>
+      <w:r>
+        <w:rPr>
+          <w:bCs/>
+          <w:b/>
+        </w:rPr>
+        <w:t xml:space="preserve">D1.</w:t>
+      </w:r>
+      <w:r>
+        <w:t xml:space="preserve"> </w:t>
+      </w:r>
+      <w:r>
+        <w:t xml:space="preserve">In practice, when you review a septic ICU patient one or two days after treatment started, which signs tell you most reliably that they are getting</w:t>
+      </w:r>
+      <w:r>
+        <w:t xml:space="preserve"> </w:t>
+      </w:r>
+      <w:r>
+        <w:rPr>
+          <w:iCs/>
+          <w:i/>
+        </w:rPr>
+        <w:t xml:space="preserve">worse</w:t>
+      </w:r>
+      <w:r>
+        <w:t xml:space="preserve">? Tick up to three.</w:t>
+      </w:r>
+    </w:p>
+    <w:p>
+      <w:pPr>
+        <w:numPr>
+          <w:ilvl w:val="0"/>
+          <w:numId w:val="1023"/>
+        </w:numPr>
+        <w:pStyle w:val="Compact"/>
+      </w:pPr>
+      <w:r>
+        <w:t xml:space="preserve">☐ Rising vasopressor requirement</w:t>
+      </w:r>
+    </w:p>
+    <w:p>
+      <w:pPr>
+        <w:numPr>
+          <w:ilvl w:val="0"/>
+          <w:numId w:val="1023"/>
+        </w:numPr>
+        <w:pStyle w:val="Compact"/>
+      </w:pPr>
+      <w:r>
+        <w:t xml:space="preserve">☐ Rising lactate or failure of lactate to clear</w:t>
+      </w:r>
+    </w:p>
+    <w:p>
+      <w:pPr>
+        <w:numPr>
+          <w:ilvl w:val="0"/>
+          <w:numId w:val="1023"/>
+        </w:numPr>
+        <w:pStyle w:val="Compact"/>
+      </w:pPr>
+      <w:r>
+        <w:t xml:space="preserve">☐ Worsening oxygenation or need for more ventilatory support</w:t>
+      </w:r>
+    </w:p>
+    <w:p>
+      <w:pPr>
+        <w:numPr>
+          <w:ilvl w:val="0"/>
+          <w:numId w:val="1023"/>
+        </w:numPr>
+        <w:pStyle w:val="Compact"/>
+      </w:pPr>
+      <w:r>
+        <w:t xml:space="preserve">☐ Falling urine output or rising creatinine</w:t>
+      </w:r>
+    </w:p>
+    <w:p>
+      <w:pPr>
+        <w:numPr>
+          <w:ilvl w:val="0"/>
+          <w:numId w:val="1023"/>
+        </w:numPr>
+        <w:pStyle w:val="Compact"/>
+      </w:pPr>
+      <w:r>
+        <w:t xml:space="preserve">☐ Falling platelets or worsening coagulation</w:t>
+      </w:r>
+    </w:p>
+    <w:p>
+      <w:pPr>
+        <w:numPr>
+          <w:ilvl w:val="0"/>
+          <w:numId w:val="1023"/>
+        </w:numPr>
+        <w:pStyle w:val="Compact"/>
+      </w:pPr>
+      <w:r>
+        <w:t xml:space="preserve">☐ Rising bilirubin</w:t>
+      </w:r>
+    </w:p>
+    <w:p>
+      <w:pPr>
+        <w:numPr>
+          <w:ilvl w:val="0"/>
+          <w:numId w:val="1023"/>
+        </w:numPr>
+        <w:pStyle w:val="Compact"/>
+      </w:pPr>
+      <w:r>
+        <w:t xml:space="preserve">☐ Worsening consciousness</w:t>
+      </w:r>
+    </w:p>
+    <w:p>
+      <w:pPr>
+        <w:numPr>
+          <w:ilvl w:val="0"/>
+          <w:numId w:val="1023"/>
+        </w:numPr>
+        <w:pStyle w:val="Compact"/>
+      </w:pPr>
+      <w:r>
+        <w:t xml:space="preserve">☐ Persistent fever or new fever</w:t>
+      </w:r>
+    </w:p>
+    <w:p>
+      <w:pPr>
+        <w:numPr>
+          <w:ilvl w:val="0"/>
+          <w:numId w:val="1023"/>
+        </w:numPr>
+        <w:pStyle w:val="Compact"/>
+      </w:pPr>
+      <w:r>
+        <w:t xml:space="preserve">☐ Rising or persistently high SOFA score</w:t>
+      </w:r>
+    </w:p>
+    <w:p>
+      <w:pPr>
+        <w:numPr>
+          <w:ilvl w:val="0"/>
+          <w:numId w:val="1023"/>
+        </w:numPr>
+        <w:pStyle w:val="Compact"/>
+      </w:pPr>
+      <w:r>
+        <w:t xml:space="preserve">☐ My overall impression at the bedside</w:t>
+      </w:r>
+    </w:p>
+    <w:p>
+      <w:pPr>
+        <w:numPr>
+          <w:ilvl w:val="0"/>
+          <w:numId w:val="1023"/>
+        </w:numPr>
+        <w:pStyle w:val="Compact"/>
+      </w:pPr>
+      <w:r>
+        <w:t xml:space="preserve">☐ Other: ______________________</w:t>
+      </w:r>
+    </w:p>
+    <w:p>
+      <w:pPr>
+        <w:pStyle w:val="FirstParagraph"/>
+      </w:pPr>
+      <w:r>
+        <w:rPr>
+          <w:bCs/>
+          <w:b/>
+        </w:rPr>
+        <w:t xml:space="preserve">D2.</w:t>
+      </w:r>
+      <w:r>
+        <w:t xml:space="preserve"> </w:t>
+      </w:r>
+      <w:r>
+        <w:rPr>
+          <w:iCs/>
+          <w:i/>
+        </w:rPr>
+        <w:t xml:space="preserve">Our proposed rule.</w:t>
+      </w:r>
+      <w:r>
+        <w:t xml:space="preserve"> </w:t>
+      </w:r>
+      <w:r>
+        <w:t xml:space="preserve">At 48 hours after onset a patient counts as</w:t>
+      </w:r>
+      <w:r>
+        <w:t xml:space="preserve"> </w:t>
+      </w:r>
+      <w:r>
+        <w:rPr>
+          <w:bCs/>
+          <w:b/>
+        </w:rPr>
+        <w:t xml:space="preserve">deteriorating</w:t>
+      </w:r>
+      <w:r>
+        <w:t xml:space="preserve"> </w:t>
+      </w:r>
+      <w:r>
+        <w:t xml:space="preserve">if any of the following holds:</w:t>
+      </w:r>
+    </w:p>
+    <w:p>
+      <w:pPr>
+        <w:numPr>
+          <w:ilvl w:val="0"/>
+          <w:numId w:val="1024"/>
+        </w:numPr>
+        <w:pStyle w:val="Compact"/>
+      </w:pPr>
+      <w:r>
+        <w:t xml:space="preserve">death in hospital;</w:t>
+      </w:r>
+    </w:p>
+    <w:p>
+      <w:pPr>
+        <w:numPr>
+          <w:ilvl w:val="0"/>
+          <w:numId w:val="1024"/>
+        </w:numPr>
+        <w:pStyle w:val="Compact"/>
+      </w:pPr>
+      <w:r>
+        <w:t xml:space="preserve">a rise of at least 2 points in the SOFA score, comparing the same organ components at onset and at 48 hours;</w:t>
+      </w:r>
+    </w:p>
+    <w:p>
+      <w:pPr>
+        <w:numPr>
+          <w:ilvl w:val="0"/>
+          <w:numId w:val="1024"/>
+        </w:numPr>
+        <w:pStyle w:val="Compact"/>
+      </w:pPr>
+      <w:r>
+        <w:t xml:space="preserve">an increase in vasopressor dose of at least 0.1 micrograms per kilogram per minute (noradrenaline-equivalent) above the dose at onset.</w:t>
+      </w:r>
+    </w:p>
+    <w:p>
+      <w:pPr>
+        <w:pStyle w:val="FirstParagraph"/>
+      </w:pPr>
+      <w:r>
+        <w:t xml:space="preserve">A patient counts as</w:t>
+      </w:r>
+      <w:r>
+        <w:t xml:space="preserve"> </w:t>
+      </w:r>
+      <w:r>
+        <w:rPr>
+          <w:bCs/>
+          <w:b/>
+        </w:rPr>
+        <w:t xml:space="preserve">improving</w:t>
+      </w:r>
+      <w:r>
+        <w:t xml:space="preserve"> </w:t>
+      </w:r>
+      <w:r>
+        <w:t xml:space="preserve">if alive at discharge with no such rise and no vasopressor at 48 hours. A patient who leaves the ICU alive before 48 hours counts as improving and is reported separately. We will also read the chart at 72 hours as a check; in our records the two readings agreed in 98 of 100 patients.</w:t>
+      </w:r>
+    </w:p>
+    <w:p>
+      <w:pPr>
+        <w:pStyle w:val="BodyText"/>
+      </w:pPr>
+      <w:r>
+        <w:t xml:space="preserve">Is this a definition of</w:t>
+      </w:r>
+      <w:r>
+        <w:t xml:space="preserve"> </w:t>
+      </w:r>
+      <w:r>
+        <w:t xml:space="preserve">“</w:t>
+      </w:r>
+      <w:r>
+        <w:t xml:space="preserve">getting worse</w:t>
+      </w:r>
+      <w:r>
+        <w:t xml:space="preserve">”</w:t>
+      </w:r>
+      <w:r>
+        <w:t xml:space="preserve"> </w:t>
+      </w:r>
+      <w:r>
+        <w:t xml:space="preserve">that you recognise from practice?</w:t>
+      </w:r>
+    </w:p>
+    <w:p>
+      <w:pPr>
+        <w:numPr>
+          <w:ilvl w:val="0"/>
+          <w:numId w:val="1025"/>
+        </w:numPr>
+        <w:pStyle w:val="Compact"/>
+      </w:pPr>
+      <w:r>
+        <w:t xml:space="preserve">☐ Yes</w:t>
+      </w:r>
+    </w:p>
+    <w:p>
+      <w:pPr>
+        <w:numPr>
+          <w:ilvl w:val="0"/>
+          <w:numId w:val="1025"/>
+        </w:numPr>
+        <w:pStyle w:val="Compact"/>
+      </w:pPr>
+      <w:r>
+        <w:t xml:space="preserve">☐ Yes, with the following change: ______________________</w:t>
+      </w:r>
+    </w:p>
+    <w:p>
+      <w:pPr>
+        <w:numPr>
+          <w:ilvl w:val="0"/>
+          <w:numId w:val="1025"/>
+        </w:numPr>
+        <w:pStyle w:val="Compact"/>
+      </w:pPr>
+      <w:r>
+        <w:t xml:space="preserve">☐ No, I would define it as: ______________________</w:t>
+      </w:r>
+    </w:p>
+    <w:p>
+      <w:pPr>
+        <w:numPr>
+          <w:ilvl w:val="0"/>
+          <w:numId w:val="1025"/>
+        </w:numPr>
+        <w:pStyle w:val="Compact"/>
+      </w:pPr>
+      <w:r>
+        <w:t xml:space="preserve">☐ Cannot say</w:t>
+      </w:r>
+    </w:p>
+    <w:p>
+      <w:pPr>
+        <w:pStyle w:val="FirstParagraph"/>
+      </w:pPr>
+      <w:r>
+        <w:rPr>
+          <w:bCs/>
+          <w:b/>
+        </w:rPr>
+        <w:t xml:space="preserve">D3.</w:t>
+      </w:r>
+      <w:r>
+        <w:t xml:space="preserve"> </w:t>
+      </w:r>
+      <w:r>
+        <w:t xml:space="preserve">At what time after onset would you judge the course?</w:t>
+      </w:r>
+    </w:p>
+    <w:p>
+      <w:pPr>
+        <w:numPr>
+          <w:ilvl w:val="0"/>
+          <w:numId w:val="1026"/>
+        </w:numPr>
+        <w:pStyle w:val="Compact"/>
+      </w:pPr>
+      <w:r>
+        <w:t xml:space="preserve">☐ 24 hours</w:t>
+      </w:r>
+    </w:p>
+    <w:p>
+      <w:pPr>
+        <w:numPr>
+          <w:ilvl w:val="0"/>
+          <w:numId w:val="1026"/>
+        </w:numPr>
+        <w:pStyle w:val="Compact"/>
+      </w:pPr>
+      <w:r>
+        <w:t xml:space="preserve">☐ 48 hours (proposed)</w:t>
+      </w:r>
+    </w:p>
+    <w:p>
+      <w:pPr>
+        <w:numPr>
+          <w:ilvl w:val="0"/>
+          <w:numId w:val="1026"/>
+        </w:numPr>
+        <w:pStyle w:val="Compact"/>
+      </w:pPr>
+      <w:r>
+        <w:t xml:space="preserve">☐ 72 hours</w:t>
+      </w:r>
+    </w:p>
+    <w:p>
+      <w:pPr>
+        <w:numPr>
+          <w:ilvl w:val="0"/>
+          <w:numId w:val="1026"/>
+        </w:numPr>
+        <w:pStyle w:val="Compact"/>
+      </w:pPr>
+      <w:r>
+        <w:t xml:space="preserve">☐ Other: ______ hours</w:t>
+      </w:r>
+    </w:p>
+    <w:p>
+      <w:pPr>
+        <w:pStyle w:val="FirstParagraph"/>
+      </w:pPr>
+      <w:r>
+        <w:rPr>
+          <w:bCs/>
+          <w:b/>
+        </w:rPr>
+        <w:t xml:space="preserve">D4.</w:t>
+      </w:r>
+      <w:r>
+        <w:t xml:space="preserve"> </w:t>
+      </w:r>
+      <w:r>
+        <w:t xml:space="preserve">How large an increase in vasopressor dose would you call a meaningful escalation in a septic patient?</w:t>
+      </w:r>
+    </w:p>
+    <w:p>
+      <w:pPr>
+        <w:numPr>
+          <w:ilvl w:val="0"/>
+          <w:numId w:val="1027"/>
+        </w:numPr>
+        <w:pStyle w:val="Compact"/>
+      </w:pPr>
+      <w:r>
+        <w:t xml:space="preserve">☐ 0.05 micrograms per kilogram per minute (noradrenaline-equivalent)</w:t>
+      </w:r>
+    </w:p>
+    <w:p>
+      <w:pPr>
+        <w:numPr>
+          <w:ilvl w:val="0"/>
+          <w:numId w:val="1027"/>
+        </w:numPr>
+        <w:pStyle w:val="Compact"/>
+      </w:pPr>
+      <w:r>
+        <w:t xml:space="preserve">☐ 0.1 (proposed)</w:t>
+      </w:r>
+    </w:p>
+    <w:p>
+      <w:pPr>
+        <w:numPr>
+          <w:ilvl w:val="0"/>
+          <w:numId w:val="1027"/>
+        </w:numPr>
+        <w:pStyle w:val="Compact"/>
+      </w:pPr>
+      <w:r>
+        <w:t xml:space="preserve">☐ 0.2</w:t>
+      </w:r>
+    </w:p>
+    <w:p>
+      <w:pPr>
+        <w:numPr>
+          <w:ilvl w:val="0"/>
+          <w:numId w:val="1027"/>
+        </w:numPr>
+        <w:pStyle w:val="Compact"/>
+      </w:pPr>
+      <w:r>
+        <w:t xml:space="preserve">☐ Any increase</w:t>
+      </w:r>
+    </w:p>
+    <w:p>
+      <w:pPr>
+        <w:numPr>
+          <w:ilvl w:val="0"/>
+          <w:numId w:val="1027"/>
+        </w:numPr>
+        <w:pStyle w:val="Compact"/>
+      </w:pPr>
+      <w:r>
+        <w:t xml:space="preserve">☐ Other: ______</w:t>
+      </w:r>
+    </w:p>
+    <w:p>
+      <w:pPr>
+        <w:pStyle w:val="FirstParagraph"/>
+      </w:pPr>
+      <w:r>
+        <w:rPr>
+          <w:bCs/>
+          <w:b/>
+        </w:rPr>
+        <w:t xml:space="preserve">D5.</w:t>
+      </w:r>
+      <w:r>
+        <w:t xml:space="preserve"> </w:t>
+      </w:r>
+      <w:r>
+        <w:t xml:space="preserve">How should deaths under a treatment-limitation decision (comfort care, do-not-escalate) be handled when the course is judged?</w:t>
+      </w:r>
+    </w:p>
+    <w:p>
+      <w:pPr>
+        <w:numPr>
+          <w:ilvl w:val="0"/>
+          <w:numId w:val="1028"/>
+        </w:numPr>
+        <w:pStyle w:val="Compact"/>
+      </w:pPr>
+      <w:r>
+        <w:t xml:space="preserve">☐ Count as deterioration (proposed)</w:t>
+      </w:r>
+    </w:p>
+    <w:p>
+      <w:pPr>
+        <w:numPr>
+          <w:ilvl w:val="0"/>
+          <w:numId w:val="1028"/>
+        </w:numPr>
+        <w:pStyle w:val="Compact"/>
+      </w:pPr>
+      <w:r>
+        <w:t xml:space="preserve">☐ Report separately from other deaths</w:t>
+      </w:r>
+    </w:p>
+    <w:p>
+      <w:pPr>
+        <w:numPr>
+          <w:ilvl w:val="0"/>
+          <w:numId w:val="1028"/>
+        </w:numPr>
+        <w:pStyle w:val="Compact"/>
+      </w:pPr>
+      <w:r>
+        <w:t xml:space="preserve">☐ Exclude from the course analysis</w:t>
+      </w:r>
+    </w:p>
+    <w:p>
+      <w:pPr>
+        <w:numPr>
+          <w:ilvl w:val="0"/>
+          <w:numId w:val="1028"/>
+        </w:numPr>
+        <w:pStyle w:val="Compact"/>
+      </w:pPr>
+      <w:r>
+        <w:t xml:space="preserve">☐ Cannot say</w:t>
+      </w:r>
+    </w:p>
+    <w:p>
+      <w:pPr>
+        <w:pStyle w:val="FirstParagraph"/>
+      </w:pPr>
+      <w:r>
+        <w:rPr>
+          <w:bCs/>
+          <w:b/>
+        </w:rPr>
+        <w:t xml:space="preserve">D6.</w:t>
+      </w:r>
+      <w:r>
+        <w:t xml:space="preserve"> </w:t>
+      </w:r>
+      <w:r>
+        <w:t xml:space="preserve">Is a 2-point rise in SOFA the right size of change, or would you use another?</w:t>
+      </w:r>
+    </w:p>
+    <w:p>
+      <w:pPr>
+        <w:numPr>
+          <w:ilvl w:val="0"/>
+          <w:numId w:val="1029"/>
+        </w:numPr>
+        <w:pStyle w:val="Compact"/>
+      </w:pPr>
+      <w:r>
+        <w:t xml:space="preserve">☐ 2 points (proposed)</w:t>
+      </w:r>
+    </w:p>
+    <w:p>
+      <w:pPr>
+        <w:numPr>
+          <w:ilvl w:val="0"/>
+          <w:numId w:val="1029"/>
+        </w:numPr>
+        <w:pStyle w:val="Compact"/>
+      </w:pPr>
+      <w:r>
+        <w:t xml:space="preserve">☐ 1 point</w:t>
+      </w:r>
+    </w:p>
+    <w:p>
+      <w:pPr>
+        <w:numPr>
+          <w:ilvl w:val="0"/>
+          <w:numId w:val="1029"/>
+        </w:numPr>
+        <w:pStyle w:val="Compact"/>
+      </w:pPr>
+      <w:r>
+        <w:t xml:space="preserve">☐ 3 points or more</w:t>
+      </w:r>
+    </w:p>
+    <w:p>
+      <w:pPr>
+        <w:numPr>
+          <w:ilvl w:val="0"/>
+          <w:numId w:val="1029"/>
+        </w:numPr>
+        <w:pStyle w:val="Compact"/>
+      </w:pPr>
+      <w:r>
+        <w:t xml:space="preserve">☐ I would not use SOFA for this; I would use: ______________________</w:t>
+      </w:r>
+    </w:p>
+    <w:p>
+      <w:r>
+        <w:pict>
+          <v:rect style="width:0;height:1.5pt" o:hralign="center" o:hrstd="t" o:hr="t"/>
+        </w:pict>
+      </w:r>
+    </w:p>
+    <w:bookmarkEnd w:id="24"/>
+    <w:bookmarkStart w:id="25" w:name="section-e.-alerts-on-your-unit"/>
+    <w:p>
+      <w:pPr>
+        <w:pStyle w:val="Heading2"/>
+      </w:pPr>
+      <w:r>
+        <w:t xml:space="preserve">Section E. Alerts on your unit</w:t>
+      </w:r>
+    </w:p>
+    <w:p>
+      <w:pPr>
+        <w:pStyle w:val="FirstParagraph"/>
+      </w:pPr>
+      <w:r>
+        <w:rPr>
+          <w:bCs/>
+          <w:b/>
+        </w:rPr>
+        <w:t xml:space="preserve">E1.</w:t>
+      </w:r>
+      <w:r>
+        <w:t xml:space="preserve"> </w:t>
+      </w:r>
+      <w:r>
+        <w:t xml:space="preserve">Thinking of</w:t>
+      </w:r>
+      <w:r>
+        <w:t xml:space="preserve"> </w:t>
+      </w:r>
+      <w:r>
+        <w:rPr>
+          <w:iCs/>
+          <w:i/>
+        </w:rPr>
+        <w:t xml:space="preserve">all</w:t>
+      </w:r>
+      <w:r>
+        <w:t xml:space="preserve"> </w:t>
+      </w:r>
+      <w:r>
+        <w:t xml:space="preserve">electronic alerts your unit receives today (monitors, pumps, laboratory, pharmacy, early-warning scores): how much of a problem is alert fatigue on your unit?</w:t>
+      </w:r>
+    </w:p>
+    <w:tbl>
+      <w:tblPr>
+        <w:tblStyle w:val="Table"/>
+        <w:tblW w:type="auto" w:w="0"/>
+        <w:tblLook w:firstRow="1" w:lastRow="0" w:firstColumn="0" w:lastColumn="0" w:noHBand="0" w:noVBand="0" w:val="0020"/>
+        <w:jc w:val="start"/>
+      </w:tblPr>
+      <w:tblGrid>
+        <w:gridCol w:w="1584"/>
+        <w:gridCol w:w="1584"/>
+        <w:gridCol w:w="1584"/>
+        <w:gridCol w:w="1584"/>
+        <w:gridCol w:w="1584"/>
+      </w:tblGrid>
+      <w:tr>
+        <w:trPr>
+          <w:tblHeader w:val="true"/>
+        </w:trPr>
+        <w:tc>
+          <w:tcPr/>
+          <w:p>
+            <w:pPr>
+              <w:pStyle w:val="Compact"/>
+              <w:jc w:val="left"/>
+            </w:pPr>
+            <w:r>
+              <w:t xml:space="preserve">1 Not a problem</w:t>
+            </w:r>
+          </w:p>
+        </w:tc>
+        <w:tc>
+          <w:tcPr/>
+          <w:p>
+            <w:pPr>
+              <w:pStyle w:val="Compact"/>
+              <w:jc w:val="left"/>
+            </w:pPr>
+            <w:r>
+              <w:t xml:space="preserve">2</w:t>
+            </w:r>
+          </w:p>
+        </w:tc>
+        <w:tc>
+          <w:tcPr/>
+          <w:p>
+            <w:pPr>
+              <w:pStyle w:val="Compact"/>
+              <w:jc w:val="left"/>
+            </w:pPr>
+            <w:r>
+              <w:t xml:space="preserve">3</w:t>
+            </w:r>
+          </w:p>
+        </w:tc>
+        <w:tc>
+          <w:tcPr/>
+          <w:p>
+            <w:pPr>
+              <w:pStyle w:val="Compact"/>
+              <w:jc w:val="left"/>
+            </w:pPr>
+            <w:r>
+              <w:t xml:space="preserve">4</w:t>
+            </w:r>
+          </w:p>
+        </w:tc>
+        <w:tc>
+          <w:tcPr/>
+          <w:p>
+            <w:pPr>
+              <w:pStyle w:val="Compact"/>
+              <w:jc w:val="left"/>
+            </w:pPr>
+            <w:r>
+              <w:t xml:space="preserve">5 A serious problem</w:t>
+            </w:r>
+          </w:p>
+        </w:tc>
+      </w:tr>
+      <w:tr>
+        <w:tc>
+          <w:tcPr/>
+          <w:p>
+            <w:pPr>
+              <w:pStyle w:val="Compact"/>
+              <w:jc w:val="left"/>
+            </w:pPr>
+            <w:r>
+              <w:t xml:space="preserve">[ ]</w:t>
+            </w:r>
+          </w:p>
+        </w:tc>
+        <w:tc>
+          <w:tcPr/>
+          <w:p>
+            <w:pPr>
+              <w:pStyle w:val="Compact"/>
+              <w:jc w:val="left"/>
+            </w:pPr>
+            <w:r>
+              <w:t xml:space="preserve">[ ]</w:t>
+            </w:r>
+          </w:p>
+        </w:tc>
+        <w:tc>
+          <w:tcPr/>
+          <w:p>
+            <w:pPr>
+              <w:pStyle w:val="Compact"/>
+              <w:jc w:val="left"/>
+            </w:pPr>
+            <w:r>
+              <w:t xml:space="preserve">[ ]</w:t>
+            </w:r>
+          </w:p>
+        </w:tc>
+        <w:tc>
+          <w:tcPr/>
+          <w:p>
+            <w:pPr>
+              <w:pStyle w:val="Compact"/>
+              <w:jc w:val="left"/>
+            </w:pPr>
+            <w:r>
+              <w:t xml:space="preserve">[ ]</w:t>
+            </w:r>
+          </w:p>
+        </w:tc>
+        <w:tc>
+          <w:tcPr/>
+          <w:p>
+            <w:pPr>
+              <w:pStyle w:val="Compact"/>
+              <w:jc w:val="left"/>
+            </w:pPr>
+            <w:r>
+              <w:t xml:space="preserve">[ ]</w:t>
+            </w:r>
+          </w:p>
+        </w:tc>
+      </w:tr>
+    </w:tbl>
+    <w:p>
+      <w:pPr>
+        <w:pStyle w:val="BodyText"/>
+      </w:pPr>
+      <w:r>
+        <w:rPr>
+          <w:bCs/>
+          <w:b/>
+        </w:rPr>
+        <w:t xml:space="preserve">E2.</w:t>
+      </w:r>
+      <w:r>
+        <w:t xml:space="preserve"> </w:t>
+      </w:r>
+      <w:r>
+        <w:t xml:space="preserve">Roughly how many</w:t>
+      </w:r>
+      <w:r>
+        <w:t xml:space="preserve"> </w:t>
+      </w:r>
+      <w:r>
+        <w:rPr>
+          <w:iCs/>
+          <w:i/>
+        </w:rPr>
+        <w:t xml:space="preserve">clinically irrelevant</w:t>
+      </w:r>
+      <w:r>
+        <w:t xml:space="preserve"> </w:t>
+      </w:r>
+      <w:r>
+        <w:t xml:space="preserve">alerts does a nurse on your unit deal with per patient per shift? ______</w:t>
+      </w:r>
+    </w:p>
+    <w:p>
+      <w:pPr>
+        <w:pStyle w:val="BodyText"/>
+      </w:pPr>
+      <w:r>
+        <w:rPr>
+          <w:bCs/>
+          <w:b/>
+        </w:rPr>
+        <w:t xml:space="preserve">E3.</w:t>
+      </w:r>
+      <w:r>
+        <w:t xml:space="preserve"> </w:t>
+      </w:r>
+      <w:r>
+        <w:rPr>
+          <w:iCs/>
+          <w:i/>
+        </w:rPr>
+        <w:t xml:space="preserve">What we found.</w:t>
+      </w:r>
+      <w:r>
+        <w:t xml:space="preserve"> </w:t>
+      </w:r>
+      <w:r>
+        <w:t xml:space="preserve">An alert level that is tuned in one hospital can land in the wrong place in another: when we tested our system in a second hospital with a level fixed in the first, it sometimes fell silent, and published experience with a widely used commercial sepsis alert found that it fired on about one in five of all inpatients. There are two ways to set the level:</w:t>
+      </w:r>
+    </w:p>
+    <w:p>
+      <w:pPr>
+        <w:numPr>
+          <w:ilvl w:val="0"/>
+          <w:numId w:val="1030"/>
+        </w:numPr>
+        <w:pStyle w:val="Compact"/>
+      </w:pPr>
+      <w:r>
+        <w:rPr>
+          <w:bCs/>
+          <w:b/>
+        </w:rPr>
+        <w:t xml:space="preserve">A fixed alert rate.</w:t>
+      </w:r>
+      <w:r>
+        <w:t xml:space="preserve"> </w:t>
+      </w:r>
+      <w:r>
+        <w:t xml:space="preserve">The system is set to alert on a fixed share of patient-hours, for example 2 % of all hours on the unit. The number of alerts per day stays the same wherever it is used; the price is that it does not rise or fall when sepsis becomes more or less common.</w:t>
+      </w:r>
+    </w:p>
+    <w:p>
+      <w:pPr>
+        <w:numPr>
+          <w:ilvl w:val="0"/>
+          <w:numId w:val="1030"/>
+        </w:numPr>
+        <w:pStyle w:val="Compact"/>
+      </w:pPr>
+      <w:r>
+        <w:rPr>
+          <w:bCs/>
+          <w:b/>
+        </w:rPr>
+        <w:t xml:space="preserve">A fixed risk level.</w:t>
+      </w:r>
+      <w:r>
+        <w:t xml:space="preserve"> </w:t>
+      </w:r>
+      <w:r>
+        <w:t xml:space="preserve">The system alerts whenever the estimated likelihood of sepsis crosses a set value, for example 20 %. The alert rate then follows the case mix and can be very different between hospitals.</w:t>
+      </w:r>
+    </w:p>
+    <w:p>
+      <w:pPr>
+        <w:pStyle w:val="FirstParagraph"/>
+      </w:pPr>
+      <w:r>
+        <w:t xml:space="preserve">Which would you prefer for your unit?</w:t>
+      </w:r>
+    </w:p>
+    <w:p>
+      <w:pPr>
+        <w:numPr>
+          <w:ilvl w:val="0"/>
+          <w:numId w:val="1031"/>
+        </w:numPr>
+        <w:pStyle w:val="Compact"/>
+      </w:pPr>
+      <w:r>
+        <w:t xml:space="preserve">☐ A fixed alert rate (proposed)</w:t>
+      </w:r>
+    </w:p>
+    <w:p>
+      <w:pPr>
+        <w:numPr>
+          <w:ilvl w:val="0"/>
+          <w:numId w:val="1031"/>
+        </w:numPr>
+        <w:pStyle w:val="Compact"/>
+      </w:pPr>
+      <w:r>
+        <w:t xml:space="preserve">☐ A fixed risk level</w:t>
+      </w:r>
+    </w:p>
+    <w:p>
+      <w:pPr>
+        <w:numPr>
+          <w:ilvl w:val="0"/>
+          <w:numId w:val="1031"/>
+        </w:numPr>
+        <w:pStyle w:val="Compact"/>
+      </w:pPr>
+      <w:r>
+        <w:t xml:space="preserve">☐ A fixed risk level, but re-set locally for each hospital</w:t>
+      </w:r>
+    </w:p>
+    <w:p>
+      <w:pPr>
+        <w:numPr>
+          <w:ilvl w:val="0"/>
+          <w:numId w:val="1031"/>
+        </w:numPr>
+        <w:pStyle w:val="Compact"/>
+      </w:pPr>
+      <w:r>
+        <w:t xml:space="preserve">☐ Cannot say</w:t>
+      </w:r>
+    </w:p>
+    <w:p>
+      <w:pPr>
+        <w:pStyle w:val="FirstParagraph"/>
+      </w:pPr>
+      <w:r>
+        <w:rPr>
+          <w:bCs/>
+          <w:b/>
+        </w:rPr>
+        <w:t xml:space="preserve">E4.</w:t>
+      </w:r>
+      <w:r>
+        <w:t xml:space="preserve"> </w:t>
+      </w:r>
+      <w:r>
+        <w:rPr>
+          <w:iCs/>
+          <w:i/>
+        </w:rPr>
+        <w:t xml:space="preserve">What we found.</w:t>
+      </w:r>
+      <w:r>
+        <w:t xml:space="preserve"> </w:t>
+      </w:r>
+      <w:r>
+        <w:t xml:space="preserve">In our development runs, the proposed setting produced about 1 false alert per 3 patient-days, caught about half of the septic episodes, and gave a median warning of 4 hours.</w:t>
+      </w:r>
+    </w:p>
+    <w:p>
+      <w:pPr>
+        <w:pStyle w:val="BodyText"/>
+      </w:pPr>
+      <w:r>
+        <w:t xml:space="preserve">What is the</w:t>
+      </w:r>
+      <w:r>
+        <w:t xml:space="preserve"> </w:t>
+      </w:r>
+      <w:r>
+        <w:rPr>
+          <w:bCs/>
+          <w:b/>
+        </w:rPr>
+        <w:t xml:space="preserve">highest</w:t>
+      </w:r>
+      <w:r>
+        <w:t xml:space="preserve"> </w:t>
+      </w:r>
+      <w:r>
+        <w:t xml:space="preserve">number of false alerts you would accept from such a system on your unit, for a system that catches about half of the episodes a few hours early?</w:t>
+      </w:r>
+    </w:p>
+    <w:p>
+      <w:pPr>
+        <w:numPr>
+          <w:ilvl w:val="0"/>
+          <w:numId w:val="1032"/>
+        </w:numPr>
+        <w:pStyle w:val="Compact"/>
+      </w:pPr>
+      <w:r>
+        <w:t xml:space="preserve">☐ Up to 1 false alert per 10 patients per day</w:t>
+      </w:r>
+    </w:p>
+    <w:p>
+      <w:pPr>
+        <w:numPr>
+          <w:ilvl w:val="0"/>
+          <w:numId w:val="1032"/>
+        </w:numPr>
+        <w:pStyle w:val="Compact"/>
+      </w:pPr>
+      <w:r>
+        <w:t xml:space="preserve">☐ Up to 3 per 10 patients per day (about the proposed setting)</w:t>
+      </w:r>
+    </w:p>
+    <w:p>
+      <w:pPr>
+        <w:numPr>
+          <w:ilvl w:val="0"/>
+          <w:numId w:val="1032"/>
+        </w:numPr>
+        <w:pStyle w:val="Compact"/>
+      </w:pPr>
+      <w:r>
+        <w:t xml:space="preserve">☐ Up to 5 per 10 patients per day</w:t>
+      </w:r>
+    </w:p>
+    <w:p>
+      <w:pPr>
+        <w:numPr>
+          <w:ilvl w:val="0"/>
+          <w:numId w:val="1032"/>
+        </w:numPr>
+        <w:pStyle w:val="Compact"/>
+      </w:pPr>
+      <w:r>
+        <w:t xml:space="preserve">☐ Up to 10 per 10 patients per day</w:t>
+      </w:r>
+    </w:p>
+    <w:p>
+      <w:pPr>
+        <w:numPr>
+          <w:ilvl w:val="0"/>
+          <w:numId w:val="1032"/>
+        </w:numPr>
+        <w:pStyle w:val="Compact"/>
+      </w:pPr>
+      <w:r>
+        <w:t xml:space="preserve">☐ Other: ______ per 10 patients per day</w:t>
+      </w:r>
+    </w:p>
+    <w:p>
+      <w:pPr>
+        <w:pStyle w:val="FirstParagraph"/>
+      </w:pPr>
+      <w:r>
+        <w:rPr>
+          <w:bCs/>
+          <w:b/>
+        </w:rPr>
+        <w:t xml:space="preserve">E5.</w:t>
+      </w:r>
+      <w:r>
+        <w:t xml:space="preserve"> </w:t>
+      </w:r>
+      <w:r>
+        <w:t xml:space="preserve">How would your answer to E4 change if the system caught</w:t>
+      </w:r>
+      <w:r>
+        <w:t xml:space="preserve"> </w:t>
+      </w:r>
+      <w:r>
+        <w:rPr>
+          <w:bCs/>
+          <w:b/>
+        </w:rPr>
+        <w:t xml:space="preserve">three quarters</w:t>
+      </w:r>
+      <w:r>
+        <w:t xml:space="preserve"> </w:t>
+      </w:r>
+      <w:r>
+        <w:t xml:space="preserve">of the episodes instead of half?</w:t>
+      </w:r>
+    </w:p>
+    <w:p>
+      <w:pPr>
+        <w:numPr>
+          <w:ilvl w:val="0"/>
+          <w:numId w:val="1033"/>
+        </w:numPr>
+        <w:pStyle w:val="Compact"/>
+      </w:pPr>
+      <w:r>
+        <w:t xml:space="preserve">☐ I would accept about twice as many false alerts</w:t>
+      </w:r>
+    </w:p>
+    <w:p>
+      <w:pPr>
+        <w:numPr>
+          <w:ilvl w:val="0"/>
+          <w:numId w:val="1033"/>
+        </w:numPr>
+        <w:pStyle w:val="Compact"/>
+      </w:pPr>
+      <w:r>
+        <w:t xml:space="preserve">☐ I would accept somewhat more</w:t>
+      </w:r>
+    </w:p>
+    <w:p>
+      <w:pPr>
+        <w:numPr>
+          <w:ilvl w:val="0"/>
+          <w:numId w:val="1033"/>
+        </w:numPr>
+        <w:pStyle w:val="Compact"/>
+      </w:pPr>
+      <w:r>
+        <w:t xml:space="preserve">☐ No change</w:t>
+      </w:r>
+    </w:p>
+    <w:p>
+      <w:pPr>
+        <w:numPr>
+          <w:ilvl w:val="0"/>
+          <w:numId w:val="1033"/>
+        </w:numPr>
+        <w:pStyle w:val="Compact"/>
+      </w:pPr>
+      <w:r>
+        <w:t xml:space="preserve">☐ Cannot say</w:t>
+      </w:r>
+    </w:p>
+    <w:p>
+      <w:pPr>
+        <w:pStyle w:val="FirstParagraph"/>
+      </w:pPr>
+      <w:r>
+        <w:rPr>
+          <w:bCs/>
+          <w:b/>
+        </w:rPr>
+        <w:t xml:space="preserve">E6.</w:t>
+      </w:r>
+      <w:r>
+        <w:t xml:space="preserve"> </w:t>
+      </w:r>
+      <w:r>
+        <w:t xml:space="preserve">Should the acceptable number of false alerts be the same on a surgical and a medical unit?</w:t>
+      </w:r>
+    </w:p>
+    <w:p>
+      <w:pPr>
+        <w:numPr>
+          <w:ilvl w:val="0"/>
+          <w:numId w:val="1034"/>
+        </w:numPr>
+        <w:pStyle w:val="Compact"/>
+      </w:pPr>
+      <w:r>
+        <w:t xml:space="preserve">☐ The same (proposed)</w:t>
+      </w:r>
+    </w:p>
+    <w:p>
+      <w:pPr>
+        <w:numPr>
+          <w:ilvl w:val="0"/>
+          <w:numId w:val="1034"/>
+        </w:numPr>
+        <w:pStyle w:val="Compact"/>
+      </w:pPr>
+      <w:r>
+        <w:t xml:space="preserve">☐ Different: surgical ______, medical ______ per 10 patients per day</w:t>
+      </w:r>
+    </w:p>
+    <w:p>
+      <w:pPr>
+        <w:numPr>
+          <w:ilvl w:val="0"/>
+          <w:numId w:val="1034"/>
+        </w:numPr>
+        <w:pStyle w:val="Compact"/>
+      </w:pPr>
+      <w:r>
+        <w:t xml:space="preserve">☐ Cannot say</w:t>
+      </w:r>
+    </w:p>
+    <w:p>
+      <w:pPr>
+        <w:pStyle w:val="FirstParagraph"/>
+      </w:pPr>
+      <w:r>
+        <w:rPr>
+          <w:bCs/>
+          <w:b/>
+        </w:rPr>
+        <w:t xml:space="preserve">E7.</w:t>
+      </w:r>
+      <w:r>
+        <w:t xml:space="preserve"> </w:t>
+      </w:r>
+      <w:r>
+        <w:rPr>
+          <w:iCs/>
+          <w:i/>
+        </w:rPr>
+        <w:t xml:space="preserve">Our proposed approach.</w:t>
+      </w:r>
+      <w:r>
+        <w:t xml:space="preserve"> </w:t>
+      </w:r>
+      <w:r>
+        <w:t xml:space="preserve">To cut down nuisance alerts, the warning fires only when the estimated risk has stayed high for</w:t>
+      </w:r>
+      <w:r>
+        <w:t xml:space="preserve"> </w:t>
+      </w:r>
+      <w:r>
+        <w:rPr>
+          <w:bCs/>
+          <w:b/>
+        </w:rPr>
+        <w:t xml:space="preserve">two consecutive hours</w:t>
+      </w:r>
+      <w:r>
+        <w:t xml:space="preserve">, not on a single high reading; alerts are then silenced for 6 hours after each one.</w:t>
+      </w:r>
+    </w:p>
+    <w:p>
+      <w:pPr>
+        <w:numPr>
+          <w:ilvl w:val="0"/>
+          <w:numId w:val="1035"/>
+        </w:numPr>
+        <w:pStyle w:val="Compact"/>
+      </w:pPr>
+      <w:r>
+        <w:t xml:space="preserve">☐ I agree</w:t>
+      </w:r>
+    </w:p>
+    <w:p>
+      <w:pPr>
+        <w:numPr>
+          <w:ilvl w:val="0"/>
+          <w:numId w:val="1035"/>
+        </w:numPr>
+        <w:pStyle w:val="Compact"/>
+      </w:pPr>
+      <w:r>
+        <w:t xml:space="preserve">☐ I would prefer a single high reading to alert at once</w:t>
+      </w:r>
+    </w:p>
+    <w:p>
+      <w:pPr>
+        <w:numPr>
+          <w:ilvl w:val="0"/>
+          <w:numId w:val="1035"/>
+        </w:numPr>
+        <w:pStyle w:val="Compact"/>
+      </w:pPr>
+      <w:r>
+        <w:t xml:space="preserve">☐ I would prefer a longer period than two hours: ______ hours</w:t>
+      </w:r>
+    </w:p>
+    <w:p>
+      <w:pPr>
+        <w:numPr>
+          <w:ilvl w:val="0"/>
+          <w:numId w:val="1035"/>
+        </w:numPr>
+        <w:pStyle w:val="Compact"/>
+      </w:pPr>
+      <w:r>
+        <w:t xml:space="preserve">☐ Cannot say</w:t>
+      </w:r>
+    </w:p>
+    <w:p>
+      <w:pPr>
+        <w:pStyle w:val="FirstParagraph"/>
+      </w:pPr>
+      <w:r>
+        <w:rPr>
+          <w:bCs/>
+          <w:b/>
+        </w:rPr>
+        <w:t xml:space="preserve">E8.</w:t>
+      </w:r>
+      <w:r>
+        <w:t xml:space="preserve"> </w:t>
+      </w:r>
+      <w:r>
+        <w:t xml:space="preserve">If the system is uncertain about a patient because the measurements are unusual or incomplete, what should it do?</w:t>
+      </w:r>
+    </w:p>
+    <w:p>
+      <w:pPr>
+        <w:numPr>
+          <w:ilvl w:val="0"/>
+          <w:numId w:val="1036"/>
+        </w:numPr>
+        <w:pStyle w:val="Compact"/>
+      </w:pPr>
+      <w:r>
+        <w:t xml:space="preserve">☐ Say nothing for that hour</w:t>
+      </w:r>
+    </w:p>
+    <w:p>
+      <w:pPr>
+        <w:numPr>
+          <w:ilvl w:val="0"/>
+          <w:numId w:val="1036"/>
+        </w:numPr>
+        <w:pStyle w:val="Compact"/>
+      </w:pPr>
+      <w:r>
+        <w:t xml:space="preserve">☐ Show the warning with a note that it is uncertain</w:t>
+      </w:r>
+    </w:p>
+    <w:p>
+      <w:pPr>
+        <w:numPr>
+          <w:ilvl w:val="0"/>
+          <w:numId w:val="1036"/>
+        </w:numPr>
+        <w:pStyle w:val="Compact"/>
+      </w:pPr>
+      <w:r>
+        <w:t xml:space="preserve">☐ Hold the warning until the next hour with reliable measurements</w:t>
+      </w:r>
+    </w:p>
+    <w:p>
+      <w:pPr>
+        <w:numPr>
+          <w:ilvl w:val="0"/>
+          <w:numId w:val="1036"/>
+        </w:numPr>
+        <w:pStyle w:val="Compact"/>
+      </w:pPr>
+      <w:r>
+        <w:t xml:space="preserve">☐ Cannot say</w:t>
+      </w:r>
+    </w:p>
+    <w:p>
+      <w:pPr>
+        <w:pStyle w:val="FirstParagraph"/>
+      </w:pPr>
+      <w:r>
+        <w:rPr>
+          <w:bCs/>
+          <w:b/>
+        </w:rPr>
+        <w:t xml:space="preserve">E9.</w:t>
+      </w:r>
+      <w:r>
+        <w:t xml:space="preserve"> </w:t>
+      </w:r>
+      <w:r>
+        <w:t xml:space="preserve">In your own words: what has made other alerts on your unit</w:t>
+      </w:r>
+      <w:r>
+        <w:t xml:space="preserve"> </w:t>
+      </w:r>
+      <w:r>
+        <w:rPr>
+          <w:iCs/>
+          <w:i/>
+        </w:rPr>
+        <w:t xml:space="preserve">useful</w:t>
+      </w:r>
+      <w:r>
+        <w:t xml:space="preserve"> </w:t>
+      </w:r>
+      <w:r>
+        <w:t xml:space="preserve">or</w:t>
+      </w:r>
+      <w:r>
+        <w:t xml:space="preserve"> </w:t>
+      </w:r>
+      <w:r>
+        <w:rPr>
+          <w:iCs/>
+          <w:i/>
+        </w:rPr>
+        <w:t xml:space="preserve">annoying</w:t>
+      </w:r>
+      <w:r>
+        <w:t xml:space="preserve">?</w:t>
+      </w:r>
+    </w:p>
+    <w:p>
+      <w:r>
+        <w:pict>
+          <v:rect style="width:0;height:1.5pt" o:hralign="center" o:hrstd="t" o:hr="t"/>
+        </w:pict>
+      </w:r>
+    </w:p>
+    <w:p>
+      <w:r>
+        <w:pict>
+          <v:rect style="width:0;height:1.5pt" o:hralign="center" o:hrstd="t" o:hr="t"/>
+        </w:pict>
+      </w:r>
+    </w:p>
+    <w:p>
+      <w:r>
+        <w:pict>
+          <v:rect style="width:0;height:1.5pt" o:hralign="center" o:hrstd="t" o:hr="t"/>
+        </w:pict>
+      </w:r>
+    </w:p>
+    <w:bookmarkEnd w:id="25"/>
+    <w:bookmarkStart w:id="26" w:name="section-f.-trust-evidence-and-local-use"/>
+    <w:p>
+      <w:pPr>
+        <w:pStyle w:val="Heading2"/>
+      </w:pPr>
+      <w:r>
+        <w:t xml:space="preserve">Section F. Trust, evidence and local use</w:t>
+      </w:r>
+    </w:p>
+    <w:p>
+      <w:pPr>
+        <w:pStyle w:val="FirstParagraph"/>
+      </w:pPr>
+      <w:r>
+        <w:rPr>
+          <w:bCs/>
+          <w:b/>
+        </w:rPr>
+        <w:t xml:space="preserve">F1.</w:t>
+      </w:r>
+      <w:r>
+        <w:t xml:space="preserve"> </w:t>
+      </w:r>
+      <w:r>
+        <w:t xml:space="preserve">The system is developed on records from US hospitals. How much would each of the following matter before you would want it used on your unit? (1 = does not matter, 5 = essential)</w:t>
+      </w:r>
+    </w:p>
+    <w:tbl>
+      <w:tblPr>
+        <w:tblStyle w:val="Table"/>
+        <w:tblW w:type="pct" w:w="5000"/>
+        <w:tblLook w:firstRow="1" w:lastRow="0" w:firstColumn="0" w:lastColumn="0" w:noHBand="0" w:noVBand="0" w:val="0020"/>
+        <w:jc w:val="start"/>
+      </w:tblPr>
+      <w:tblGrid>
+        <w:gridCol w:w="1320"/>
+        <w:gridCol w:w="1320"/>
+        <w:gridCol w:w="1320"/>
+        <w:gridCol w:w="1320"/>
+        <w:gridCol w:w="1320"/>
+        <w:gridCol w:w="1320"/>
+      </w:tblGrid>
+      <w:tr>
+        <w:trPr>
+          <w:tblHeader w:val="true"/>
+        </w:trPr>
+        <w:tc>
+          <w:tcPr/>
+          <w:p>
+            <w:pPr>
+              <w:pStyle w:val="Compact"/>
+            </w:pPr>
+          </w:p>
+        </w:tc>
+        <w:tc>
+          <w:tcPr/>
+          <w:p>
+            <w:pPr>
+              <w:pStyle w:val="Compact"/>
+              <w:jc w:val="left"/>
+            </w:pPr>
+            <w:r>
+              <w:t xml:space="preserve">1</w:t>
+            </w:r>
+          </w:p>
+        </w:tc>
+        <w:tc>
+          <w:tcPr/>
+          <w:p>
+            <w:pPr>
+              <w:pStyle w:val="Compact"/>
+              <w:jc w:val="left"/>
+            </w:pPr>
+            <w:r>
+              <w:t xml:space="preserve">2</w:t>
+            </w:r>
+          </w:p>
+        </w:tc>
+        <w:tc>
+          <w:tcPr/>
+          <w:p>
+            <w:pPr>
+              <w:pStyle w:val="Compact"/>
+              <w:jc w:val="left"/>
+            </w:pPr>
+            <w:r>
+              <w:t xml:space="preserve">3</w:t>
+            </w:r>
+          </w:p>
+        </w:tc>
+        <w:tc>
+          <w:tcPr/>
+          <w:p>
+            <w:pPr>
+              <w:pStyle w:val="Compact"/>
+              <w:jc w:val="left"/>
+            </w:pPr>
+            <w:r>
+              <w:t xml:space="preserve">4</w:t>
+            </w:r>
+          </w:p>
+        </w:tc>
+        <w:tc>
+          <w:tcPr/>
+          <w:p>
+            <w:pPr>
+              <w:pStyle w:val="Compact"/>
+              <w:jc w:val="left"/>
+            </w:pPr>
+            <w:r>
+              <w:t xml:space="preserve">5</w:t>
+            </w:r>
+          </w:p>
+        </w:tc>
+      </w:tr>
+      <w:tr>
+        <w:tc>
+          <w:tcPr/>
+          <w:p>
+            <w:pPr>
+              <w:pStyle w:val="Compact"/>
+              <w:jc w:val="left"/>
+            </w:pPr>
+            <w:r>
+              <w:t xml:space="preserve">It has been tested on patients from a hospital other than the one it was developed in</w:t>
+            </w:r>
+          </w:p>
+        </w:tc>
+        <w:tc>
+          <w:tcPr/>
+          <w:p>
+            <w:pPr>
+              <w:pStyle w:val="Compact"/>
+              <w:jc w:val="left"/>
+            </w:pPr>
+            <w:r>
+              <w:t xml:space="preserve">[ ]</w:t>
+            </w:r>
+          </w:p>
+        </w:tc>
+        <w:tc>
+          <w:tcPr/>
+          <w:p>
+            <w:pPr>
+              <w:pStyle w:val="Compact"/>
+              <w:jc w:val="left"/>
+            </w:pPr>
+            <w:r>
+              <w:t xml:space="preserve">[ ]</w:t>
+            </w:r>
+          </w:p>
+        </w:tc>
+        <w:tc>
+          <w:tcPr/>
+          <w:p>
+            <w:pPr>
+              <w:pStyle w:val="Compact"/>
+              <w:jc w:val="left"/>
+            </w:pPr>
+            <w:r>
+              <w:t xml:space="preserve">[ ]</w:t>
+            </w:r>
+          </w:p>
+        </w:tc>
+        <w:tc>
+          <w:tcPr/>
+          <w:p>
+            <w:pPr>
+              <w:pStyle w:val="Compact"/>
+              <w:jc w:val="left"/>
+            </w:pPr>
+            <w:r>
+              <w:t xml:space="preserve">[ ]</w:t>
+            </w:r>
+          </w:p>
+        </w:tc>
+        <w:tc>
+          <w:tcPr/>
+          <w:p>
+            <w:pPr>
+              <w:pStyle w:val="Compact"/>
+              <w:jc w:val="left"/>
+            </w:pPr>
+            <w:r>
+              <w:t xml:space="preserve">[ ]</w:t>
+            </w:r>
+          </w:p>
+        </w:tc>
+      </w:tr>
+      <w:tr>
+        <w:tc>
+          <w:tcPr/>
+          <w:p>
+            <w:pPr>
+              <w:pStyle w:val="Compact"/>
+              <w:jc w:val="left"/>
+            </w:pPr>
+            <w:r>
+              <w:t xml:space="preserve">It has been adjusted (re-set) on a sample of your own hospital’s patients before use</w:t>
+            </w:r>
+          </w:p>
+        </w:tc>
+        <w:tc>
+          <w:tcPr/>
+          <w:p>
+            <w:pPr>
+              <w:pStyle w:val="Compact"/>
+              <w:jc w:val="left"/>
+            </w:pPr>
+            <w:r>
+              <w:t xml:space="preserve">[ ]</w:t>
+            </w:r>
+          </w:p>
+        </w:tc>
+        <w:tc>
+          <w:tcPr/>
+          <w:p>
+            <w:pPr>
+              <w:pStyle w:val="Compact"/>
+              <w:jc w:val="left"/>
+            </w:pPr>
+            <w:r>
+              <w:t xml:space="preserve">[ ]</w:t>
+            </w:r>
+          </w:p>
+        </w:tc>
+        <w:tc>
+          <w:tcPr/>
+          <w:p>
+            <w:pPr>
+              <w:pStyle w:val="Compact"/>
+              <w:jc w:val="left"/>
+            </w:pPr>
+            <w:r>
+              <w:t xml:space="preserve">[ ]</w:t>
+            </w:r>
+          </w:p>
+        </w:tc>
+        <w:tc>
+          <w:tcPr/>
+          <w:p>
+            <w:pPr>
+              <w:pStyle w:val="Compact"/>
+              <w:jc w:val="left"/>
+            </w:pPr>
+            <w:r>
+              <w:t xml:space="preserve">[ ]</w:t>
+            </w:r>
+          </w:p>
+        </w:tc>
+        <w:tc>
+          <w:tcPr/>
+          <w:p>
+            <w:pPr>
+              <w:pStyle w:val="Compact"/>
+              <w:jc w:val="left"/>
+            </w:pPr>
+            <w:r>
+              <w:t xml:space="preserve">[ ]</w:t>
+            </w:r>
+          </w:p>
+        </w:tc>
+      </w:tr>
+      <w:tr>
+        <w:tc>
+          <w:tcPr/>
+          <w:p>
+            <w:pPr>
+              <w:pStyle w:val="Compact"/>
+              <w:jc w:val="left"/>
+            </w:pPr>
+            <w:r>
+              <w:t xml:space="preserve">It explains which organ system or measurements drive each warning</w:t>
+            </w:r>
+          </w:p>
+        </w:tc>
+        <w:tc>
+          <w:tcPr/>
+          <w:p>
+            <w:pPr>
+              <w:pStyle w:val="Compact"/>
+              <w:jc w:val="left"/>
+            </w:pPr>
+            <w:r>
+              <w:t xml:space="preserve">[ ]</w:t>
+            </w:r>
+          </w:p>
+        </w:tc>
+        <w:tc>
+          <w:tcPr/>
+          <w:p>
+            <w:pPr>
+              <w:pStyle w:val="Compact"/>
+              <w:jc w:val="left"/>
+            </w:pPr>
+            <w:r>
+              <w:t xml:space="preserve">[ ]</w:t>
+            </w:r>
+          </w:p>
+        </w:tc>
+        <w:tc>
+          <w:tcPr/>
+          <w:p>
+            <w:pPr>
+              <w:pStyle w:val="Compact"/>
+              <w:jc w:val="left"/>
+            </w:pPr>
+            <w:r>
+              <w:t xml:space="preserve">[ ]</w:t>
+            </w:r>
+          </w:p>
+        </w:tc>
+        <w:tc>
+          <w:tcPr/>
+          <w:p>
+            <w:pPr>
+              <w:pStyle w:val="Compact"/>
+              <w:jc w:val="left"/>
+            </w:pPr>
+            <w:r>
+              <w:t xml:space="preserve">[ ]</w:t>
+            </w:r>
+          </w:p>
+        </w:tc>
+        <w:tc>
+          <w:tcPr/>
+          <w:p>
+            <w:pPr>
+              <w:pStyle w:val="Compact"/>
+              <w:jc w:val="left"/>
+            </w:pPr>
+            <w:r>
+              <w:t xml:space="preserve">[ ]</w:t>
+            </w:r>
+          </w:p>
+        </w:tc>
+      </w:tr>
+      <w:tr>
+        <w:tc>
+          <w:tcPr/>
+          <w:p>
+            <w:pPr>
+              <w:pStyle w:val="Compact"/>
+              <w:jc w:val="left"/>
+            </w:pPr>
+            <w:r>
+              <w:t xml:space="preserve">It has been shown to warn before clinicians act, not only before the formal definition is met</w:t>
+            </w:r>
+          </w:p>
+        </w:tc>
+        <w:tc>
+          <w:tcPr/>
+          <w:p>
+            <w:pPr>
+              <w:pStyle w:val="Compact"/>
+              <w:jc w:val="left"/>
+            </w:pPr>
+            <w:r>
+              <w:t xml:space="preserve">[ ]</w:t>
+            </w:r>
+          </w:p>
+        </w:tc>
+        <w:tc>
+          <w:tcPr/>
+          <w:p>
+            <w:pPr>
+              <w:pStyle w:val="Compact"/>
+              <w:jc w:val="left"/>
+            </w:pPr>
+            <w:r>
+              <w:t xml:space="preserve">[ ]</w:t>
+            </w:r>
+          </w:p>
+        </w:tc>
+        <w:tc>
+          <w:tcPr/>
+          <w:p>
+            <w:pPr>
+              <w:pStyle w:val="Compact"/>
+              <w:jc w:val="left"/>
+            </w:pPr>
+            <w:r>
+              <w:t xml:space="preserve">[ ]</w:t>
+            </w:r>
+          </w:p>
+        </w:tc>
+        <w:tc>
+          <w:tcPr/>
+          <w:p>
+            <w:pPr>
+              <w:pStyle w:val="Compact"/>
+              <w:jc w:val="left"/>
+            </w:pPr>
+            <w:r>
+              <w:t xml:space="preserve">[ ]</w:t>
+            </w:r>
+          </w:p>
+        </w:tc>
+        <w:tc>
+          <w:tcPr/>
+          <w:p>
+            <w:pPr>
+              <w:pStyle w:val="Compact"/>
+              <w:jc w:val="left"/>
+            </w:pPr>
+            <w:r>
+              <w:t xml:space="preserve">[ ]</w:t>
+            </w:r>
+          </w:p>
+        </w:tc>
+      </w:tr>
+      <w:tr>
+        <w:tc>
+          <w:tcPr/>
+          <w:p>
+            <w:pPr>
+              <w:pStyle w:val="Compact"/>
+              <w:jc w:val="left"/>
+            </w:pPr>
+            <w:r>
+              <w:t xml:space="preserve">Its alerts are checked for drift (rising or falling alert rate) every few months after it is introduced</w:t>
+            </w:r>
+          </w:p>
+        </w:tc>
+        <w:tc>
+          <w:tcPr/>
+          <w:p>
+            <w:pPr>
+              <w:pStyle w:val="Compact"/>
+              <w:jc w:val="left"/>
+            </w:pPr>
+            <w:r>
+              <w:t xml:space="preserve">[ ]</w:t>
+            </w:r>
+          </w:p>
+        </w:tc>
+        <w:tc>
+          <w:tcPr/>
+          <w:p>
+            <w:pPr>
+              <w:pStyle w:val="Compact"/>
+              <w:jc w:val="left"/>
+            </w:pPr>
+            <w:r>
+              <w:t xml:space="preserve">[ ]</w:t>
+            </w:r>
+          </w:p>
+        </w:tc>
+        <w:tc>
+          <w:tcPr/>
+          <w:p>
+            <w:pPr>
+              <w:pStyle w:val="Compact"/>
+              <w:jc w:val="left"/>
+            </w:pPr>
+            <w:r>
+              <w:t xml:space="preserve">[ ]</w:t>
+            </w:r>
+          </w:p>
+        </w:tc>
+        <w:tc>
+          <w:tcPr/>
+          <w:p>
+            <w:pPr>
+              <w:pStyle w:val="Compact"/>
+              <w:jc w:val="left"/>
+            </w:pPr>
+            <w:r>
+              <w:t xml:space="preserve">[ ]</w:t>
+            </w:r>
+          </w:p>
+        </w:tc>
+        <w:tc>
+          <w:tcPr/>
+          <w:p>
+            <w:pPr>
+              <w:pStyle w:val="Compact"/>
+              <w:jc w:val="left"/>
+            </w:pPr>
+            <w:r>
+              <w:t xml:space="preserve">[ ]</w:t>
+            </w:r>
+          </w:p>
+        </w:tc>
+      </w:tr>
+      <w:tr>
+        <w:tc>
+          <w:tcPr/>
+          <w:p>
+            <w:pPr>
+              <w:pStyle w:val="Compact"/>
+              <w:jc w:val="left"/>
+            </w:pPr>
+            <w:r>
+              <w:t xml:space="preserve">It has been studied in a randomised or before-and-after trial showing a patient benefit</w:t>
+            </w:r>
+          </w:p>
+        </w:tc>
+        <w:tc>
+          <w:tcPr/>
+          <w:p>
+            <w:pPr>
+              <w:pStyle w:val="Compact"/>
+              <w:jc w:val="left"/>
+            </w:pPr>
+            <w:r>
+              <w:t xml:space="preserve">[ ]</w:t>
+            </w:r>
+          </w:p>
+        </w:tc>
+        <w:tc>
+          <w:tcPr/>
+          <w:p>
+            <w:pPr>
+              <w:pStyle w:val="Compact"/>
+              <w:jc w:val="left"/>
+            </w:pPr>
+            <w:r>
+              <w:t xml:space="preserve">[ ]</w:t>
+            </w:r>
+          </w:p>
+        </w:tc>
+        <w:tc>
+          <w:tcPr/>
+          <w:p>
+            <w:pPr>
+              <w:pStyle w:val="Compact"/>
+              <w:jc w:val="left"/>
+            </w:pPr>
+            <w:r>
+              <w:t xml:space="preserve">[ ]</w:t>
+            </w:r>
+          </w:p>
+        </w:tc>
+        <w:tc>
+          <w:tcPr/>
+          <w:p>
+            <w:pPr>
+              <w:pStyle w:val="Compact"/>
+              <w:jc w:val="left"/>
+            </w:pPr>
+            <w:r>
+              <w:t xml:space="preserve">[ ]</w:t>
+            </w:r>
+          </w:p>
+        </w:tc>
+        <w:tc>
+          <w:tcPr/>
+          <w:p>
+            <w:pPr>
+              <w:pStyle w:val="Compact"/>
+              <w:jc w:val="left"/>
+            </w:pPr>
+            <w:r>
+              <w:t xml:space="preserve">[ ]</w:t>
+            </w:r>
+          </w:p>
+        </w:tc>
+      </w:tr>
+    </w:tbl>
+    <w:p>
+      <w:pPr>
+        <w:pStyle w:val="BodyText"/>
+      </w:pPr>
+      <w:r>
+        <w:rPr>
+          <w:bCs/>
+          <w:b/>
+        </w:rPr>
+        <w:t xml:space="preserve">F2.</w:t>
+      </w:r>
+      <w:r>
+        <w:t xml:space="preserve"> </w:t>
+      </w:r>
+      <w:r>
+        <w:t xml:space="preserve">Which of the following patient groups do you think behave</w:t>
+      </w:r>
+      <w:r>
+        <w:t xml:space="preserve"> </w:t>
+      </w:r>
+      <w:r>
+        <w:rPr>
+          <w:iCs/>
+          <w:i/>
+        </w:rPr>
+        <w:t xml:space="preserve">differently</w:t>
+      </w:r>
+      <w:r>
+        <w:t xml:space="preserve"> </w:t>
+      </w:r>
+      <w:r>
+        <w:t xml:space="preserve">enough that a single warning system might not serve them equally? Tick all that apply.</w:t>
+      </w:r>
+    </w:p>
+    <w:p>
+      <w:pPr>
+        <w:numPr>
+          <w:ilvl w:val="0"/>
+          <w:numId w:val="1037"/>
+        </w:numPr>
+        <w:pStyle w:val="Compact"/>
+      </w:pPr>
+      <w:r>
+        <w:t xml:space="preserve">☐ Immunocompromised patients</w:t>
+      </w:r>
+    </w:p>
+    <w:p>
+      <w:pPr>
+        <w:numPr>
+          <w:ilvl w:val="0"/>
+          <w:numId w:val="1037"/>
+        </w:numPr>
+        <w:pStyle w:val="Compact"/>
+      </w:pPr>
+      <w:r>
+        <w:t xml:space="preserve">☐ Patients after major surgery</w:t>
+      </w:r>
+    </w:p>
+    <w:p>
+      <w:pPr>
+        <w:numPr>
+          <w:ilvl w:val="0"/>
+          <w:numId w:val="1037"/>
+        </w:numPr>
+        <w:pStyle w:val="Compact"/>
+      </w:pPr>
+      <w:r>
+        <w:t xml:space="preserve">☐ Patients with chronic kidney or liver disease</w:t>
+      </w:r>
+    </w:p>
+    <w:p>
+      <w:pPr>
+        <w:numPr>
+          <w:ilvl w:val="0"/>
+          <w:numId w:val="1037"/>
+        </w:numPr>
+        <w:pStyle w:val="Compact"/>
+      </w:pPr>
+      <w:r>
+        <w:t xml:space="preserve">☐ Patients on beta-blockers or other drugs that blunt the heart-rate response</w:t>
+      </w:r>
+    </w:p>
+    <w:p>
+      <w:pPr>
+        <w:numPr>
+          <w:ilvl w:val="0"/>
+          <w:numId w:val="1037"/>
+        </w:numPr>
+        <w:pStyle w:val="Compact"/>
+      </w:pPr>
+      <w:r>
+        <w:t xml:space="preserve">☐ Elderly patients</w:t>
+      </w:r>
+    </w:p>
+    <w:p>
+      <w:pPr>
+        <w:numPr>
+          <w:ilvl w:val="0"/>
+          <w:numId w:val="1037"/>
+        </w:numPr>
+        <w:pStyle w:val="Compact"/>
+      </w:pPr>
+      <w:r>
+        <w:t xml:space="preserve">☐ Patients on comfort-focused care</w:t>
+      </w:r>
+    </w:p>
+    <w:p>
+      <w:pPr>
+        <w:numPr>
+          <w:ilvl w:val="0"/>
+          <w:numId w:val="1037"/>
+        </w:numPr>
+        <w:pStyle w:val="Compact"/>
+      </w:pPr>
+      <w:r>
+        <w:t xml:space="preserve">☐ None; one system can serve all</w:t>
+      </w:r>
+    </w:p>
+    <w:p>
+      <w:pPr>
+        <w:numPr>
+          <w:ilvl w:val="0"/>
+          <w:numId w:val="1037"/>
+        </w:numPr>
+        <w:pStyle w:val="Compact"/>
+      </w:pPr>
+      <w:r>
+        <w:t xml:space="preserve">☐ Other: ______________________</w:t>
+      </w:r>
+    </w:p>
+    <w:p>
+      <w:pPr>
+        <w:pStyle w:val="FirstParagraph"/>
+      </w:pPr>
+      <w:r>
+        <w:rPr>
+          <w:bCs/>
+          <w:b/>
+        </w:rPr>
+        <w:t xml:space="preserve">F3.</w:t>
+      </w:r>
+      <w:r>
+        <w:t xml:space="preserve"> </w:t>
+      </w:r>
+      <w:r>
+        <w:t xml:space="preserve">Where would such a warning do the most good in your hospital?</w:t>
+      </w:r>
+    </w:p>
+    <w:p>
+      <w:pPr>
+        <w:numPr>
+          <w:ilvl w:val="0"/>
+          <w:numId w:val="1038"/>
+        </w:numPr>
+        <w:pStyle w:val="Compact"/>
+      </w:pPr>
+      <w:r>
+        <w:t xml:space="preserve">☐ The ICU itself</w:t>
+      </w:r>
+    </w:p>
+    <w:p>
+      <w:pPr>
+        <w:numPr>
+          <w:ilvl w:val="0"/>
+          <w:numId w:val="1038"/>
+        </w:numPr>
+        <w:pStyle w:val="Compact"/>
+      </w:pPr>
+      <w:r>
+        <w:t xml:space="preserve">☐ The high-dependency / step-down unit</w:t>
+      </w:r>
+    </w:p>
+    <w:p>
+      <w:pPr>
+        <w:numPr>
+          <w:ilvl w:val="0"/>
+          <w:numId w:val="1038"/>
+        </w:numPr>
+        <w:pStyle w:val="Compact"/>
+      </w:pPr>
+      <w:r>
+        <w:t xml:space="preserve">☐ The general wards</w:t>
+      </w:r>
+    </w:p>
+    <w:p>
+      <w:pPr>
+        <w:numPr>
+          <w:ilvl w:val="0"/>
+          <w:numId w:val="1038"/>
+        </w:numPr>
+        <w:pStyle w:val="Compact"/>
+      </w:pPr>
+      <w:r>
+        <w:t xml:space="preserve">☐ The emergency department</w:t>
+      </w:r>
+    </w:p>
+    <w:p>
+      <w:pPr>
+        <w:numPr>
+          <w:ilvl w:val="0"/>
+          <w:numId w:val="1038"/>
+        </w:numPr>
+        <w:pStyle w:val="Compact"/>
+      </w:pPr>
+      <w:r>
+        <w:t xml:space="preserve">☐ Other: ______________________</w:t>
+      </w:r>
+    </w:p>
+    <w:p>
+      <w:pPr>
+        <w:pStyle w:val="FirstParagraph"/>
+      </w:pPr>
+      <w:r>
+        <w:rPr>
+          <w:bCs/>
+          <w:b/>
+        </w:rPr>
+        <w:t xml:space="preserve">F4.</w:t>
+      </w:r>
+      <w:r>
+        <w:t xml:space="preserve"> </w:t>
+      </w:r>
+      <w:r>
+        <w:t xml:space="preserve">Have you used any computer-generated risk prediction in your clinical work before (for example a mortality score, a deterioration index, an early-warning score calculated by the record)?</w:t>
+      </w:r>
+    </w:p>
+    <w:p>
+      <w:pPr>
+        <w:numPr>
+          <w:ilvl w:val="0"/>
+          <w:numId w:val="1039"/>
+        </w:numPr>
+        <w:pStyle w:val="Compact"/>
+      </w:pPr>
+      <w:r>
+        <w:t xml:space="preserve">☐ Yes, regularly</w:t>
+      </w:r>
+    </w:p>
+    <w:p>
+      <w:pPr>
+        <w:numPr>
+          <w:ilvl w:val="0"/>
+          <w:numId w:val="1039"/>
+        </w:numPr>
+        <w:pStyle w:val="Compact"/>
+      </w:pPr>
+      <w:r>
+        <w:t xml:space="preserve">☐ Yes, occasionally</w:t>
+      </w:r>
+    </w:p>
+    <w:p>
+      <w:pPr>
+        <w:numPr>
+          <w:ilvl w:val="0"/>
+          <w:numId w:val="1039"/>
+        </w:numPr>
+        <w:pStyle w:val="Compact"/>
+      </w:pPr>
+      <w:r>
+        <w:t xml:space="preserve">☐ No</w:t>
+      </w:r>
+    </w:p>
+    <w:p>
+      <w:pPr>
+        <w:pStyle w:val="FirstParagraph"/>
+      </w:pPr>
+      <w:r>
+        <w:rPr>
+          <w:bCs/>
+          <w:b/>
+        </w:rPr>
+        <w:t xml:space="preserve">F5.</w:t>
+      </w:r>
+      <w:r>
+        <w:t xml:space="preserve"> </w:t>
+      </w:r>
+      <w:r>
+        <w:t xml:space="preserve">How would you describe your overall attitude to computer-generated warnings in intensive care?</w:t>
+      </w:r>
+    </w:p>
+    <w:tbl>
+      <w:tblPr>
+        <w:tblStyle w:val="Table"/>
+        <w:tblW w:type="auto" w:w="0"/>
+        <w:tblLook w:firstRow="1" w:lastRow="0" w:firstColumn="0" w:lastColumn="0" w:noHBand="0" w:noVBand="0" w:val="0020"/>
+        <w:jc w:val="start"/>
+      </w:tblPr>
+      <w:tblGrid>
+        <w:gridCol w:w="1584"/>
+        <w:gridCol w:w="1584"/>
+        <w:gridCol w:w="1584"/>
+        <w:gridCol w:w="1584"/>
+        <w:gridCol w:w="1584"/>
+      </w:tblGrid>
+      <w:tr>
+        <w:trPr>
+          <w:tblHeader w:val="true"/>
+        </w:trPr>
+        <w:tc>
+          <w:tcPr/>
+          <w:p>
+            <w:pPr>
+              <w:pStyle w:val="Compact"/>
+              <w:jc w:val="left"/>
+            </w:pPr>
+            <w:r>
+              <w:t xml:space="preserve">1 Sceptical</w:t>
+            </w:r>
+          </w:p>
+        </w:tc>
+        <w:tc>
+          <w:tcPr/>
+          <w:p>
+            <w:pPr>
+              <w:pStyle w:val="Compact"/>
+              <w:jc w:val="left"/>
+            </w:pPr>
+            <w:r>
+              <w:t xml:space="preserve">2</w:t>
+            </w:r>
+          </w:p>
+        </w:tc>
+        <w:tc>
+          <w:tcPr/>
+          <w:p>
+            <w:pPr>
+              <w:pStyle w:val="Compact"/>
+              <w:jc w:val="left"/>
+            </w:pPr>
+            <w:r>
+              <w:t xml:space="preserve">3 Neutral</w:t>
+            </w:r>
+          </w:p>
+        </w:tc>
+        <w:tc>
+          <w:tcPr/>
+          <w:p>
+            <w:pPr>
+              <w:pStyle w:val="Compact"/>
+              <w:jc w:val="left"/>
+            </w:pPr>
+            <w:r>
+              <w:t xml:space="preserve">4</w:t>
+            </w:r>
+          </w:p>
+        </w:tc>
+        <w:tc>
+          <w:tcPr/>
+          <w:p>
+            <w:pPr>
+              <w:pStyle w:val="Compact"/>
+              <w:jc w:val="left"/>
+            </w:pPr>
+            <w:r>
+              <w:t xml:space="preserve">5 Welcoming</w:t>
+            </w:r>
+          </w:p>
+        </w:tc>
+      </w:tr>
+      <w:tr>
+        <w:tc>
+          <w:tcPr/>
+          <w:p>
+            <w:pPr>
+              <w:pStyle w:val="Compact"/>
+              <w:jc w:val="left"/>
+            </w:pPr>
+            <w:r>
+              <w:t xml:space="preserve">[ ]</w:t>
+            </w:r>
+          </w:p>
+        </w:tc>
+        <w:tc>
+          <w:tcPr/>
+          <w:p>
+            <w:pPr>
+              <w:pStyle w:val="Compact"/>
+              <w:jc w:val="left"/>
+            </w:pPr>
+            <w:r>
+              <w:t xml:space="preserve">[ ]</w:t>
+            </w:r>
+          </w:p>
+        </w:tc>
+        <w:tc>
+          <w:tcPr/>
+          <w:p>
+            <w:pPr>
+              <w:pStyle w:val="Compact"/>
+              <w:jc w:val="left"/>
+            </w:pPr>
+            <w:r>
+              <w:t xml:space="preserve">[ ]</w:t>
+            </w:r>
+          </w:p>
+        </w:tc>
+        <w:tc>
+          <w:tcPr/>
+          <w:p>
+            <w:pPr>
+              <w:pStyle w:val="Compact"/>
+              <w:jc w:val="left"/>
+            </w:pPr>
+            <w:r>
+              <w:t xml:space="preserve">[ ]</w:t>
+            </w:r>
+          </w:p>
+        </w:tc>
+        <w:tc>
+          <w:tcPr/>
+          <w:p>
+            <w:pPr>
+              <w:pStyle w:val="Compact"/>
+              <w:jc w:val="left"/>
+            </w:pPr>
+            <w:r>
+              <w:t xml:space="preserve">[ ]</w:t>
+            </w:r>
+          </w:p>
+        </w:tc>
+      </w:tr>
+    </w:tbl>
+    <w:p>
+      <w:pPr>
+        <w:pStyle w:val="BodyText"/>
+      </w:pPr>
+      <w:r>
+        <w:rPr>
+          <w:bCs/>
+          <w:b/>
+        </w:rPr>
+        <w:t xml:space="preserve">F6.</w:t>
+      </w:r>
+      <w:r>
+        <w:t xml:space="preserve"> </w:t>
+      </w:r>
+      <w:r>
+        <w:t xml:space="preserve">In your own words: what is the biggest risk you see in introducing such a system on your unit?</w:t>
+      </w:r>
+    </w:p>
+    <w:p>
+      <w:r>
+        <w:pict>
+          <v:rect style="width:0;height:1.5pt" o:hralign="center" o:hrstd="t" o:hr="t"/>
+        </w:pict>
+      </w:r>
+    </w:p>
+    <w:p>
+      <w:r>
+        <w:pict>
+          <v:rect style="width:0;height:1.5pt" o:hralign="center" o:hrstd="t" o:hr="t"/>
+        </w:pict>
+      </w:r>
+    </w:p>
+    <w:p>
+      <w:pPr>
+        <w:pStyle w:val="FirstParagraph"/>
+      </w:pPr>
+      <w:r>
+        <w:rPr>
+          <w:bCs/>
+          <w:b/>
+        </w:rPr>
+        <w:t xml:space="preserve">F7.</w:t>
+      </w:r>
+      <w:r>
+        <w:t xml:space="preserve"> </w:t>
+      </w:r>
+      <w:r>
+        <w:t xml:space="preserve">In your own words: what is the biggest potential benefit?</w:t>
+      </w:r>
+    </w:p>
+    <w:p>
+      <w:r>
+        <w:pict>
+          <v:rect style="width:0;height:1.5pt" o:hralign="center" o:hrstd="t" o:hr="t"/>
+        </w:pict>
+      </w:r>
+    </w:p>
+    <w:p>
+      <w:r>
+        <w:pict>
+          <v:rect style="width:0;height:1.5pt" o:hralign="center" o:hrstd="t" o:hr="t"/>
+        </w:pict>
+      </w:r>
+    </w:p>
+    <w:bookmarkEnd w:id="26"/>
+    <w:bookmarkStart w:id="27" w:name="section-g.-closing"/>
+    <w:p>
+      <w:pPr>
+        <w:pStyle w:val="Heading2"/>
+      </w:pPr>
+      <w:r>
+        <w:t xml:space="preserve">Section G. Closing</w:t>
+      </w:r>
+    </w:p>
+    <w:p>
+      <w:pPr>
+        <w:pStyle w:val="FirstParagraph"/>
+      </w:pPr>
+      <w:r>
+        <w:rPr>
+          <w:bCs/>
+          <w:b/>
+        </w:rPr>
+        <w:t xml:space="preserve">G1.</w:t>
+      </w:r>
+      <w:r>
+        <w:t xml:space="preserve"> </w:t>
+      </w:r>
+      <w:r>
+        <w:t xml:space="preserve">Is there anything about how sepsis is recognised and treated on your unit that we have not asked and should know before we fix the study design?</w:t>
+      </w:r>
+    </w:p>
+    <w:p>
+      <w:r>
+        <w:pict>
+          <v:rect style="width:0;height:1.5pt" o:hralign="center" o:hrstd="t" o:hr="t"/>
+        </w:pict>
+      </w:r>
+    </w:p>
+    <w:p>
+      <w:r>
+        <w:pict>
+          <v:rect style="width:0;height:1.5pt" o:hralign="center" o:hrstd="t" o:hr="t"/>
+        </w:pict>
+      </w:r>
+    </w:p>
+    <w:p>
+      <w:pPr>
+        <w:pStyle w:val="FirstParagraph"/>
+      </w:pPr>
+      <w:r>
+        <w:rPr>
+          <w:bCs/>
+          <w:b/>
+        </w:rPr>
+        <w:t xml:space="preserve">G2.</w:t>
+      </w:r>
+      <w:r>
+        <w:t xml:space="preserve"> </w:t>
+      </w:r>
+      <w:r>
+        <w:t xml:space="preserve">Would you be willing to take part in a short follow-up interview (about 20 minutes) on the same topics?</w:t>
+      </w:r>
+    </w:p>
+    <w:p>
+      <w:pPr>
+        <w:numPr>
+          <w:ilvl w:val="0"/>
+          <w:numId w:val="1040"/>
+        </w:numPr>
+        <w:pStyle w:val="Compact"/>
+      </w:pPr>
+      <w:r>
+        <w:t xml:space="preserve">☐ Yes; my contact details may be collected separately from this anonymous form</w:t>
+      </w:r>
+    </w:p>
+    <w:p>
+      <w:pPr>
+        <w:numPr>
+          <w:ilvl w:val="0"/>
+          <w:numId w:val="1040"/>
+        </w:numPr>
+        <w:pStyle w:val="Compact"/>
+      </w:pPr>
+      <w:r>
+        <w:t xml:space="preserve">☐ No</w:t>
+      </w:r>
+    </w:p>
+    <w:p>
+      <w:pPr>
+        <w:pStyle w:val="FirstParagraph"/>
+      </w:pPr>
+      <w:r>
+        <w:t xml:space="preserve">Thank you for your time. Your answers help describe current practice and set the clinical choices in the study before its design is registered. Your name is not recorded.</w:t>
+      </w:r>
+    </w:p>
+    <w:p>
+      <w:r>
+        <w:pict>
+          <v:rect style="width:0;height:1.5pt" o:hralign="center" o:hrstd="t" o:hr="t"/>
+        </w:pict>
+      </w:r>
+    </w:p>
+    <w:p>
+      <w:r>
+        <w:pict>
+          <v:rect style="width:0;height:1.5pt" o:hralign="center" o:hrstd="t" o:hr="t"/>
+        </w:pict>
+      </w:r>
+    </w:p>
+    <w:bookmarkEnd w:id="27"/>
+    <w:bookmarkStart w:id="31" w:name="X27277f8818348601d092b0a5b60ab46f4347187"/>
+    <w:p>
+      <w:pPr>
+        <w:pStyle w:val="Heading2"/>
+      </w:pPr>
+      <w:r>
+        <w:t xml:space="preserve">Appendix for the research team (not shown to respondents)</w:t>
+      </w:r>
+    </w:p>
+    <w:bookmarkStart w:id="28" w:name="how-the-answers-feed-the-study-protocol"/>
+    <w:p>
+      <w:pPr>
+        <w:pStyle w:val="Heading3"/>
+      </w:pPr>
+      <w:r>
+        <w:t xml:space="preserve">How the answers feed the study protocol</w:t>
+      </w:r>
+    </w:p>
+    <w:p>
+      <w:pPr>
+        <w:pStyle w:val="FirstParagraph"/>
+      </w:pPr>
+      <w:r>
+        <w:t xml:space="preserve">The protocol (Section 10c.2 item 12 and Section 11) names three clinical choices that the data cannot settle. Each is read from specific items; the rest of the instrument describes practice and expectations and stands on its own as a survey study.</w:t>
+      </w:r>
+    </w:p>
+    <w:tbl>
+      <w:tblPr>
+        <w:tblStyle w:val="Table"/>
+        <w:tblW w:type="pct" w:w="5000"/>
+        <w:tblLook w:firstRow="1" w:lastRow="0" w:firstColumn="0" w:lastColumn="0" w:noHBand="0" w:noVBand="0" w:val="0020"/>
+        <w:jc w:val="start"/>
+      </w:tblPr>
+      <w:tblGrid>
+        <w:gridCol w:w="1980"/>
+        <w:gridCol w:w="1980"/>
+        <w:gridCol w:w="1980"/>
+        <w:gridCol w:w="1980"/>
+      </w:tblGrid>
+      <w:tr>
+        <w:trPr>
+          <w:tblHeader w:val="true"/>
+        </w:trPr>
+        <w:tc>
+          <w:tcPr/>
+          <w:p>
+            <w:pPr>
+              <w:pStyle w:val="Compact"/>
+              <w:jc w:val="left"/>
+            </w:pPr>
+            <w:r>
+              <w:t xml:space="preserve">Protocol choice</w:t>
+            </w:r>
+          </w:p>
+        </w:tc>
+        <w:tc>
+          <w:tcPr/>
+          <w:p>
+            <w:pPr>
+              <w:pStyle w:val="Compact"/>
+              <w:jc w:val="left"/>
+            </w:pPr>
+            <w:r>
+              <w:t xml:space="preserve">Items</w:t>
+            </w:r>
+          </w:p>
+        </w:tc>
+        <w:tc>
+          <w:tcPr/>
+          <w:p>
+            <w:pPr>
+              <w:pStyle w:val="Compact"/>
+              <w:jc w:val="left"/>
+            </w:pPr>
+            <w:r>
+              <w:t xml:space="preserve">Proposed position</w:t>
+            </w:r>
+          </w:p>
+        </w:tc>
+        <w:tc>
+          <w:tcPr/>
+          <w:p>
+            <w:pPr>
+              <w:pStyle w:val="Compact"/>
+              <w:jc w:val="left"/>
+            </w:pPr>
+            <w:r>
+              <w:t xml:space="preserve">Rule for adopting a change</w:t>
+            </w:r>
+          </w:p>
+        </w:tc>
+      </w:tr>
+      <w:tr>
+        <w:tc>
+          <w:tcPr/>
+          <w:p>
+            <w:pPr>
+              <w:pStyle w:val="Compact"/>
+              <w:jc w:val="left"/>
+            </w:pPr>
+            <w:r>
+              <w:t xml:space="preserve">Credit for warnings after the first antibiotic</w:t>
+            </w:r>
+          </w:p>
+        </w:tc>
+        <w:tc>
+          <w:tcPr/>
+          <w:p>
+            <w:pPr>
+              <w:pStyle w:val="Compact"/>
+              <w:jc w:val="left"/>
+            </w:pPr>
+            <w:r>
+              <w:t xml:space="preserve">C3, C4</w:t>
+            </w:r>
+          </w:p>
+        </w:tc>
+        <w:tc>
+          <w:tcPr/>
+          <w:p>
+            <w:pPr>
+              <w:pStyle w:val="Compact"/>
+              <w:jc w:val="left"/>
+            </w:pPr>
+            <w:r>
+              <w:t xml:space="preserve">no credit in the primary presentation; lead time against the antibiotic reported</w:t>
+            </w:r>
+          </w:p>
+        </w:tc>
+        <w:tc>
+          <w:tcPr/>
+          <w:p>
+            <w:pPr>
+              <w:pStyle w:val="Compact"/>
+              <w:jc w:val="left"/>
+            </w:pPr>
+            <w:r>
+              <w:t xml:space="preserve">if a majority choose a use for post-antibiotic warnings in C3 and more than half disagree with the approach in C4, the primary presentation adds a second column crediting warnings up to the formal onset</w:t>
+            </w:r>
+          </w:p>
+        </w:tc>
+      </w:tr>
+      <w:tr>
+        <w:tc>
+          <w:tcPr/>
+          <w:p>
+            <w:pPr>
+              <w:pStyle w:val="Compact"/>
+              <w:jc w:val="left"/>
+            </w:pPr>
+            <w:r>
+              <w:t xml:space="preserve">Course definition</w:t>
+            </w:r>
+          </w:p>
+        </w:tc>
+        <w:tc>
+          <w:tcPr/>
+          <w:p>
+            <w:pPr>
+              <w:pStyle w:val="Compact"/>
+              <w:jc w:val="left"/>
+            </w:pPr>
+            <w:r>
+              <w:t xml:space="preserve">D2 to D6</w:t>
+            </w:r>
+          </w:p>
+        </w:tc>
+        <w:tc>
+          <w:tcPr/>
+          <w:p>
+            <w:pPr>
+              <w:pStyle w:val="Compact"/>
+              <w:jc w:val="left"/>
+            </w:pPr>
+            <w:r>
+              <w:t xml:space="preserve">48 h primary, 72 h sensitivity; death, paired SOFA rise of 2, vasopressor escalation of 0.1; deaths under treatment limitation count as deterioration</w:t>
+            </w:r>
+          </w:p>
+        </w:tc>
+        <w:tc>
+          <w:tcPr/>
+          <w:p>
+            <w:pPr>
+              <w:pStyle w:val="Compact"/>
+              <w:jc w:val="left"/>
+            </w:pPr>
+            <w:r>
+              <w:t xml:space="preserve">the modal answer to each of D3, D4, D5 and D6 replaces the proposed value if it is chosen by more than half of respondents</w:t>
+            </w:r>
+          </w:p>
+        </w:tc>
+      </w:tr>
+      <w:tr>
+        <w:tc>
+          <w:tcPr/>
+          <w:p>
+            <w:pPr>
+              <w:pStyle w:val="Compact"/>
+              <w:jc w:val="left"/>
+            </w:pPr>
+            <w:r>
+              <w:t xml:space="preserve">Alert level and alert budget</w:t>
+            </w:r>
+          </w:p>
+        </w:tc>
+        <w:tc>
+          <w:tcPr/>
+          <w:p>
+            <w:pPr>
+              <w:pStyle w:val="Compact"/>
+              <w:jc w:val="left"/>
+            </w:pPr>
+            <w:r>
+              <w:t xml:space="preserve">E3, E4, E5, E6, E7</w:t>
+            </w:r>
+          </w:p>
+        </w:tc>
+        <w:tc>
+          <w:tcPr/>
+          <w:p>
+            <w:pPr>
+              <w:pStyle w:val="Compact"/>
+              <w:jc w:val="left"/>
+            </w:pPr>
+            <w:r>
+              <w:t xml:space="preserve">fixed alert rate; budget 0.5 false alerts per patient-day (5 per 10 patients per day); same across unit types; two consecutive hours</w:t>
+            </w:r>
+          </w:p>
+        </w:tc>
+        <w:tc>
+          <w:tcPr/>
+          <w:p>
+            <w:pPr>
+              <w:pStyle w:val="Compact"/>
+              <w:jc w:val="left"/>
+            </w:pPr>
+            <w:r>
+              <w:t xml:space="preserve">E3: the modal answer; E4: the median acceptable burden becomes the false-alarm budget (expressed per patient-day); E6: a unit-specific budget is adopted only if more than half choose</w:t>
+            </w:r>
+            <w:r>
+              <w:t xml:space="preserve"> </w:t>
+            </w:r>
+            <w:r>
+              <w:t xml:space="preserve">“</w:t>
+            </w:r>
+            <w:r>
+              <w:t xml:space="preserve">different</w:t>
+            </w:r>
+            <w:r>
+              <w:t xml:space="preserve">”</w:t>
+            </w:r>
+            <w:r>
+              <w:t xml:space="preserve">; E7: the modal persistence</w:t>
+            </w:r>
+          </w:p>
+        </w:tc>
+      </w:tr>
+    </w:tbl>
+    <w:p>
+      <w:pPr>
+        <w:pStyle w:val="BodyText"/>
+      </w:pPr>
+      <w:r>
+        <w:t xml:space="preserve">The acceptable-burden question E4 is deliberately anchored at the development result (about 1 false alert per 3 patient-days at half the episodes caught, median warning 4 hours), with E5 testing the trade-off against sensitivity. A budget tighter than the current operating point moves the threshold, not the model.</w:t>
+      </w:r>
+    </w:p>
+    <w:bookmarkEnd w:id="28"/>
+    <w:bookmarkStart w:id="29" w:name="Xa76780354b8492ed0aa51d9b920de47f474687e"/>
+    <w:p>
+      <w:pPr>
+        <w:pStyle w:val="Heading3"/>
+      </w:pPr>
+      <w:r>
+        <w:t xml:space="preserve">Analysis plan for the survey as a publication</w:t>
+      </w:r>
+    </w:p>
+    <w:p>
+      <w:pPr>
+        <w:numPr>
+          <w:ilvl w:val="0"/>
+          <w:numId w:val="1041"/>
+        </w:numPr>
+        <w:pStyle w:val="Compact"/>
+      </w:pPr>
+      <w:r>
+        <w:rPr>
+          <w:bCs/>
+          <w:b/>
+        </w:rPr>
+        <w:t xml:space="preserve">Design:</w:t>
+      </w:r>
+      <w:r>
+        <w:t xml:space="preserve"> </w:t>
+      </w:r>
+      <w:r>
+        <w:t xml:space="preserve">cross-sectional, anonymous, self-administered questionnaire; convenience sample of intensive care physicians at the participating hospitals, extended by invitation through national intensive care societies if the investigators choose.</w:t>
+      </w:r>
+    </w:p>
+    <w:p>
+      <w:pPr>
+        <w:numPr>
+          <w:ilvl w:val="0"/>
+          <w:numId w:val="1041"/>
+        </w:numPr>
+        <w:pStyle w:val="Compact"/>
+      </w:pPr>
+      <w:r>
+        <w:rPr>
+          <w:bCs/>
+          <w:b/>
+        </w:rPr>
+        <w:t xml:space="preserve">Sample:</w:t>
+      </w:r>
+      <w:r>
+        <w:t xml:space="preserve"> </w:t>
+      </w:r>
+      <w:r>
+        <w:t xml:space="preserve">all consultants and senior registrars of the participating units are invited; a minimum of 30 complete responses is set for the descriptive report, with the response rate recorded.</w:t>
+      </w:r>
+    </w:p>
+    <w:p>
+      <w:pPr>
+        <w:numPr>
+          <w:ilvl w:val="0"/>
+          <w:numId w:val="1041"/>
+        </w:numPr>
+        <w:pStyle w:val="Compact"/>
+      </w:pPr>
+      <w:r>
+        <w:rPr>
+          <w:bCs/>
+          <w:b/>
+        </w:rPr>
+        <w:t xml:space="preserve">Quantitative items:</w:t>
+      </w:r>
+      <w:r>
+        <w:t xml:space="preserve"> </w:t>
+      </w:r>
+      <w:r>
+        <w:t xml:space="preserve">counts and percentages for categorical items; medians with interquartile ranges for numeric and Likert items; comparisons between unit types (medical, surgical, general) and between experience bands (under 10 years, 10 years or more) by Fisher’s exact test or the Mann-Whitney test, reported as exploratory.</w:t>
+      </w:r>
+    </w:p>
+    <w:p>
+      <w:pPr>
+        <w:numPr>
+          <w:ilvl w:val="0"/>
+          <w:numId w:val="1041"/>
+        </w:numPr>
+        <w:pStyle w:val="Compact"/>
+      </w:pPr>
+      <w:r>
+        <w:rPr>
+          <w:bCs/>
+          <w:b/>
+        </w:rPr>
+        <w:t xml:space="preserve">Qualitative items (B10, B11, C8, E9, F6, F7, G1):</w:t>
+      </w:r>
+      <w:r>
+        <w:t xml:space="preserve"> </w:t>
+      </w:r>
+      <w:r>
+        <w:t xml:space="preserve">inductive thematic analysis by two readers, with a coding frame agreed after the first ten responses and disagreements resolved by discussion; themes reported with anonymised illustrative quotations.</w:t>
+      </w:r>
+    </w:p>
+    <w:p>
+      <w:pPr>
+        <w:numPr>
+          <w:ilvl w:val="0"/>
+          <w:numId w:val="1041"/>
+        </w:numPr>
+        <w:pStyle w:val="Compact"/>
+      </w:pPr>
+      <w:r>
+        <w:rPr>
+          <w:bCs/>
+          <w:b/>
+        </w:rPr>
+        <w:t xml:space="preserve">Reporting:</w:t>
+      </w:r>
+      <w:r>
+        <w:t xml:space="preserve"> </w:t>
+      </w:r>
+      <w:r>
+        <w:t xml:space="preserve">CHERRIES for web-based surveys or the CROSS checklist for self-administered questionnaires; the instrument is published as supplementary material.</w:t>
+      </w:r>
+    </w:p>
+    <w:p>
+      <w:pPr>
+        <w:numPr>
+          <w:ilvl w:val="0"/>
+          <w:numId w:val="1041"/>
+        </w:numPr>
+        <w:pStyle w:val="Compact"/>
+      </w:pPr>
+      <w:r>
+        <w:rPr>
+          <w:bCs/>
+          <w:b/>
+        </w:rPr>
+        <w:t xml:space="preserve">Ethics:</w:t>
+      </w:r>
+      <w:r>
+        <w:t xml:space="preserve"> </w:t>
+      </w:r>
+      <w:r>
+        <w:t xml:space="preserve">an exemption or expedited review for an anonymous professional survey is sought before distribution; the approval reference is entered in the invitation.</w:t>
+      </w:r>
+    </w:p>
+    <w:bookmarkEnd w:id="29"/>
+    <w:bookmarkStart w:id="30" w:name="wording-conventions-used"/>
+    <w:p>
+      <w:pPr>
+        <w:pStyle w:val="Heading3"/>
+      </w:pPr>
+      <w:r>
+        <w:t xml:space="preserve">Wording conventions used</w:t>
+      </w:r>
+    </w:p>
+    <w:p>
+      <w:pPr>
+        <w:pStyle w:val="FirstParagraph"/>
+      </w:pPr>
+      <w:r>
+        <w:t xml:space="preserve">Clinical terms only:</w:t>
+      </w:r>
+      <w:r>
+        <w:t xml:space="preserve"> </w:t>
+      </w:r>
+      <w:r>
+        <w:t xml:space="preserve">“</w:t>
+      </w:r>
+      <w:r>
+        <w:t xml:space="preserve">warning</w:t>
+      </w:r>
+      <w:r>
+        <w:t xml:space="preserve">”</w:t>
+      </w:r>
+      <w:r>
+        <w:t xml:space="preserve"> </w:t>
+      </w:r>
+      <w:r>
+        <w:t xml:space="preserve">or</w:t>
+      </w:r>
+      <w:r>
+        <w:t xml:space="preserve"> </w:t>
+      </w:r>
+      <w:r>
+        <w:t xml:space="preserve">“</w:t>
+      </w:r>
+      <w:r>
+        <w:t xml:space="preserve">alert</w:t>
+      </w:r>
+      <w:r>
+        <w:t xml:space="preserve">”</w:t>
+      </w:r>
+      <w:r>
+        <w:t xml:space="preserve"> </w:t>
+      </w:r>
+      <w:r>
+        <w:t xml:space="preserve">rather than</w:t>
+      </w:r>
+      <w:r>
+        <w:t xml:space="preserve"> </w:t>
+      </w:r>
+      <w:r>
+        <w:t xml:space="preserve">“</w:t>
+      </w:r>
+      <w:r>
+        <w:t xml:space="preserve">alarm</w:t>
+      </w:r>
+      <w:r>
+        <w:t xml:space="preserve">”</w:t>
+      </w:r>
+      <w:r>
+        <w:t xml:space="preserve"> </w:t>
+      </w:r>
+      <w:r>
+        <w:t xml:space="preserve">or</w:t>
+      </w:r>
+      <w:r>
+        <w:t xml:space="preserve"> </w:t>
+      </w:r>
+      <w:r>
+        <w:t xml:space="preserve">“</w:t>
+      </w:r>
+      <w:r>
+        <w:t xml:space="preserve">prediction</w:t>
+      </w:r>
+      <w:r>
+        <w:t xml:space="preserve">”</w:t>
+      </w:r>
+      <w:r>
+        <w:t xml:space="preserve">;</w:t>
+      </w:r>
+      <w:r>
+        <w:t xml:space="preserve"> </w:t>
+      </w:r>
+      <w:r>
+        <w:t xml:space="preserve">“</w:t>
+      </w:r>
+      <w:r>
+        <w:t xml:space="preserve">estimated likelihood</w:t>
+      </w:r>
+      <w:r>
+        <w:t xml:space="preserve">”</w:t>
+      </w:r>
+      <w:r>
+        <w:t xml:space="preserve"> </w:t>
+      </w:r>
+      <w:r>
+        <w:t xml:space="preserve">rather than</w:t>
+      </w:r>
+      <w:r>
+        <w:t xml:space="preserve"> </w:t>
+      </w:r>
+      <w:r>
+        <w:t xml:space="preserve">“</w:t>
+      </w:r>
+      <w:r>
+        <w:t xml:space="preserve">probability output</w:t>
+      </w:r>
+      <w:r>
+        <w:t xml:space="preserve">”</w:t>
+      </w:r>
+      <w:r>
+        <w:t xml:space="preserve">;</w:t>
+      </w:r>
+      <w:r>
+        <w:t xml:space="preserve"> </w:t>
+      </w:r>
+      <w:r>
+        <w:t xml:space="preserve">“</w:t>
+      </w:r>
+      <w:r>
+        <w:t xml:space="preserve">fixed alert rate</w:t>
+      </w:r>
+      <w:r>
+        <w:t xml:space="preserve">”</w:t>
+      </w:r>
+      <w:r>
+        <w:t xml:space="preserve"> </w:t>
+      </w:r>
+      <w:r>
+        <w:t xml:space="preserve">rather than</w:t>
+      </w:r>
+      <w:r>
+        <w:t xml:space="preserve"> </w:t>
+      </w:r>
+      <w:r>
+        <w:t xml:space="preserve">“</w:t>
+      </w:r>
+      <w:r>
+        <w:t xml:space="preserve">quantile operating point</w:t>
+      </w:r>
+      <w:r>
+        <w:t xml:space="preserve">”</w:t>
+      </w:r>
+      <w:r>
+        <w:t xml:space="preserve">;</w:t>
+      </w:r>
+      <w:r>
+        <w:t xml:space="preserve"> </w:t>
+      </w:r>
+      <w:r>
+        <w:t xml:space="preserve">“</w:t>
+      </w:r>
+      <w:r>
+        <w:t xml:space="preserve">level</w:t>
+      </w:r>
+      <w:r>
+        <w:t xml:space="preserve">”</w:t>
+      </w:r>
+      <w:r>
+        <w:t xml:space="preserve"> </w:t>
+      </w:r>
+      <w:r>
+        <w:t xml:space="preserve">rather than</w:t>
+      </w:r>
+      <w:r>
+        <w:t xml:space="preserve"> </w:t>
+      </w:r>
+      <w:r>
+        <w:t xml:space="preserve">“</w:t>
+      </w:r>
+      <w:r>
+        <w:t xml:space="preserve">threshold</w:t>
+      </w:r>
+      <w:r>
+        <w:t xml:space="preserve">”</w:t>
+      </w:r>
+      <w:r>
+        <w:t xml:space="preserve">;</w:t>
+      </w:r>
+      <w:r>
+        <w:t xml:space="preserve"> </w:t>
+      </w:r>
+      <w:r>
+        <w:t xml:space="preserve">“</w:t>
+      </w:r>
+      <w:r>
+        <w:t xml:space="preserve">noradrenaline-equivalent dose</w:t>
+      </w:r>
+      <w:r>
+        <w:t xml:space="preserve">”</w:t>
+      </w:r>
+      <w:r>
+        <w:t xml:space="preserve"> </w:t>
+      </w:r>
+      <w:r>
+        <w:t xml:space="preserve">rather than</w:t>
+      </w:r>
+      <w:r>
+        <w:t xml:space="preserve"> </w:t>
+      </w:r>
+      <w:r>
+        <w:t xml:space="preserve">“</w:t>
+      </w:r>
+      <w:r>
+        <w:t xml:space="preserve">norepinephrine-equivalent</w:t>
+      </w:r>
+      <w:r>
+        <w:t xml:space="preserve">”</w:t>
+      </w:r>
+      <w:r>
+        <w:t xml:space="preserve">;</w:t>
+      </w:r>
+      <w:r>
+        <w:t xml:space="preserve"> </w:t>
+      </w:r>
+      <w:r>
+        <w:t xml:space="preserve">“</w:t>
+      </w:r>
+      <w:r>
+        <w:t xml:space="preserve">tested in a second hospital</w:t>
+      </w:r>
+      <w:r>
+        <w:t xml:space="preserve">”</w:t>
+      </w:r>
+      <w:r>
+        <w:t xml:space="preserve"> </w:t>
+      </w:r>
+      <w:r>
+        <w:t xml:space="preserve">rather than</w:t>
+      </w:r>
+      <w:r>
+        <w:t xml:space="preserve"> </w:t>
+      </w:r>
+      <w:r>
+        <w:t xml:space="preserve">“</w:t>
+      </w:r>
+      <w:r>
+        <w:t xml:space="preserve">transfer</w:t>
+      </w:r>
+      <w:r>
+        <w:t xml:space="preserve">”</w:t>
+      </w:r>
+      <w:r>
+        <w:t xml:space="preserve">;</w:t>
+      </w:r>
+      <w:r>
+        <w:t xml:space="preserve"> </w:t>
+      </w:r>
+      <w:r>
+        <w:t xml:space="preserve">“</w:t>
+      </w:r>
+      <w:r>
+        <w:t xml:space="preserve">re-set on local patients</w:t>
+      </w:r>
+      <w:r>
+        <w:t xml:space="preserve">”</w:t>
+      </w:r>
+      <w:r>
+        <w:t xml:space="preserve"> </w:t>
+      </w:r>
+      <w:r>
+        <w:t xml:space="preserve">rather than</w:t>
+      </w:r>
+      <w:r>
+        <w:t xml:space="preserve"> </w:t>
+      </w:r>
+      <w:r>
+        <w:t xml:space="preserve">“</w:t>
+      </w:r>
+      <w:r>
+        <w:t xml:space="preserve">recalibration</w:t>
+      </w:r>
+      <w:r>
+        <w:t xml:space="preserve">”</w:t>
+      </w:r>
+      <w:r>
+        <w:t xml:space="preserve">;</w:t>
+      </w:r>
+      <w:r>
+        <w:t xml:space="preserve"> </w:t>
+      </w:r>
+      <w:r>
+        <w:t xml:space="preserve">“</w:t>
+      </w:r>
+      <w:r>
+        <w:t xml:space="preserve">two consecutive hours</w:t>
+      </w:r>
+      <w:r>
+        <w:t xml:space="preserve">”</w:t>
+      </w:r>
+      <w:r>
+        <w:t xml:space="preserve"> </w:t>
+      </w:r>
+      <w:r>
+        <w:t xml:space="preserve">rather than</w:t>
+      </w:r>
+      <w:r>
+        <w:t xml:space="preserve"> </w:t>
+      </w:r>
+      <w:r>
+        <w:t xml:space="preserve">“</w:t>
+      </w:r>
+      <w:r>
+        <w:t xml:space="preserve">persistence</w:t>
+      </w:r>
+      <w:r>
+        <w:t xml:space="preserve">”</w:t>
+      </w:r>
+      <w:r>
+        <w:t xml:space="preserve">. The SOFA score is named in full once (Sequential Organ Failure Assessment) and treated as known thereafter.</w:t>
+      </w:r>
+    </w:p>
+    <w:bookmarkEnd w:id="30"/>
+    <w:bookmarkEnd w:id="31"/>
+    <w:bookmarkEnd w:id="32"/>
     <w:sectPr/>
   </w:body>
 </w:document>
@@ -1179,13 +6500,13 @@
       </w:pPr>
     </w:lvl>
   </w:abstractNum>
-  <w:abstractNum w:abstractNumId="99731">
-    <w:nsid w:val="A99731"/>
+  <w:abstractNum w:abstractNumId="99411">
+    <w:nsid w:val="A99411"/>
     <w:multiLevelType w:val="multilevel"/>
     <w:lvl w:ilvl="0">
       <w:start w:val="1"/>
-      <w:numFmt w:val="lowerLetter"/>
-      <w:lvlText w:val="(%1)"/>
+      <w:numFmt w:val="decimal"/>
+      <w:lvlText w:val="%1."/>
       <w:lvlJc w:val="left"/>
       <w:pPr>
         <w:ind w:left="720" w:hanging="480"/>
@@ -1193,8 +6514,8 @@
     </w:lvl>
     <w:lvl w:ilvl="1">
       <w:start w:val="1"/>
-      <w:numFmt w:val="lowerLetter"/>
-      <w:lvlText w:val="(%2)"/>
+      <w:numFmt w:val="decimal"/>
+      <w:lvlText w:val="%2."/>
       <w:lvlJc w:val="left"/>
       <w:pPr>
         <w:ind w:left="1440" w:hanging="480"/>
@@ -1202,8 +6523,8 @@
     </w:lvl>
     <w:lvl w:ilvl="2">
       <w:start w:val="1"/>
-      <w:numFmt w:val="lowerLetter"/>
-      <w:lvlText w:val="(%3)"/>
+      <w:numFmt w:val="decimal"/>
+      <w:lvlText w:val="%3."/>
       <w:lvlJc w:val="left"/>
       <w:pPr>
         <w:ind w:left="2160" w:hanging="480"/>
@@ -1211,8 +6532,8 @@
     </w:lvl>
     <w:lvl w:ilvl="3">
       <w:start w:val="1"/>
-      <w:numFmt w:val="lowerLetter"/>
-      <w:lvlText w:val="(%4)"/>
+      <w:numFmt w:val="decimal"/>
+      <w:lvlText w:val="%4."/>
       <w:lvlJc w:val="left"/>
       <w:pPr>
         <w:ind w:left="2880" w:hanging="480"/>
@@ -1220,8 +6541,8 @@
     </w:lvl>
     <w:lvl w:ilvl="4">
       <w:start w:val="1"/>
-      <w:numFmt w:val="lowerLetter"/>
-      <w:lvlText w:val="(%5)"/>
+      <w:numFmt w:val="decimal"/>
+      <w:lvlText w:val="%5."/>
       <w:lvlJc w:val="left"/>
       <w:pPr>
         <w:ind w:left="3600" w:hanging="480"/>
@@ -1229,8 +6550,8 @@
     </w:lvl>
     <w:lvl w:ilvl="5">
       <w:start w:val="1"/>
-      <w:numFmt w:val="lowerLetter"/>
-      <w:lvlText w:val="(%6)"/>
+      <w:numFmt w:val="decimal"/>
+      <w:lvlText w:val="%6."/>
       <w:lvlJc w:val="left"/>
       <w:pPr>
         <w:ind w:left="4320" w:hanging="480"/>
@@ -1238,8 +6559,8 @@
     </w:lvl>
     <w:lvl w:ilvl="6">
       <w:start w:val="1"/>
-      <w:numFmt w:val="lowerLetter"/>
-      <w:lvlText w:val="(%7)"/>
+      <w:numFmt w:val="decimal"/>
+      <w:lvlText w:val="%7."/>
       <w:lvlJc w:val="left"/>
       <w:pPr>
         <w:ind w:left="5040" w:hanging="480"/>
@@ -1247,8 +6568,8 @@
     </w:lvl>
     <w:lvl w:ilvl="7">
       <w:start w:val="1"/>
-      <w:numFmt w:val="lowerLetter"/>
-      <w:lvlText w:val="(%8)"/>
+      <w:numFmt w:val="decimal"/>
+      <w:lvlText w:val="%8."/>
       <w:lvlJc w:val="left"/>
       <w:pPr>
         <w:ind w:left="5760" w:hanging="480"/>
@@ -1256,178 +6577,8 @@
     </w:lvl>
     <w:lvl w:ilvl="8">
       <w:start w:val="1"/>
-      <w:numFmt w:val="lowerLetter"/>
-      <w:lvlText w:val="(%9)"/>
-      <w:lvlJc w:val="left"/>
-      <w:pPr>
-        <w:ind w:left="6480" w:hanging="480"/>
-      </w:pPr>
-    </w:lvl>
-  </w:abstractNum>
-  <w:abstractNum w:abstractNumId="99732">
-    <w:nsid w:val="A99732"/>
-    <w:multiLevelType w:val="multilevel"/>
-    <w:lvl w:ilvl="0">
-      <w:start w:val="2"/>
-      <w:numFmt w:val="lowerLetter"/>
-      <w:lvlText w:val="(%1)"/>
-      <w:lvlJc w:val="left"/>
-      <w:pPr>
-        <w:ind w:left="720" w:hanging="480"/>
-      </w:pPr>
-    </w:lvl>
-    <w:lvl w:ilvl="1">
-      <w:start w:val="2"/>
-      <w:numFmt w:val="lowerLetter"/>
-      <w:lvlText w:val="(%2)"/>
-      <w:lvlJc w:val="left"/>
-      <w:pPr>
-        <w:ind w:left="1440" w:hanging="480"/>
-      </w:pPr>
-    </w:lvl>
-    <w:lvl w:ilvl="2">
-      <w:start w:val="2"/>
-      <w:numFmt w:val="lowerLetter"/>
-      <w:lvlText w:val="(%3)"/>
-      <w:lvlJc w:val="left"/>
-      <w:pPr>
-        <w:ind w:left="2160" w:hanging="480"/>
-      </w:pPr>
-    </w:lvl>
-    <w:lvl w:ilvl="3">
-      <w:start w:val="2"/>
-      <w:numFmt w:val="lowerLetter"/>
-      <w:lvlText w:val="(%4)"/>
-      <w:lvlJc w:val="left"/>
-      <w:pPr>
-        <w:ind w:left="2880" w:hanging="480"/>
-      </w:pPr>
-    </w:lvl>
-    <w:lvl w:ilvl="4">
-      <w:start w:val="2"/>
-      <w:numFmt w:val="lowerLetter"/>
-      <w:lvlText w:val="(%5)"/>
-      <w:lvlJc w:val="left"/>
-      <w:pPr>
-        <w:ind w:left="3600" w:hanging="480"/>
-      </w:pPr>
-    </w:lvl>
-    <w:lvl w:ilvl="5">
-      <w:start w:val="2"/>
-      <w:numFmt w:val="lowerLetter"/>
-      <w:lvlText w:val="(%6)"/>
-      <w:lvlJc w:val="left"/>
-      <w:pPr>
-        <w:ind w:left="4320" w:hanging="480"/>
-      </w:pPr>
-    </w:lvl>
-    <w:lvl w:ilvl="6">
-      <w:start w:val="2"/>
-      <w:numFmt w:val="lowerLetter"/>
-      <w:lvlText w:val="(%7)"/>
-      <w:lvlJc w:val="left"/>
-      <w:pPr>
-        <w:ind w:left="5040" w:hanging="480"/>
-      </w:pPr>
-    </w:lvl>
-    <w:lvl w:ilvl="7">
-      <w:start w:val="2"/>
-      <w:numFmt w:val="lowerLetter"/>
-      <w:lvlText w:val="(%8)"/>
-      <w:lvlJc w:val="left"/>
-      <w:pPr>
-        <w:ind w:left="5760" w:hanging="480"/>
-      </w:pPr>
-    </w:lvl>
-    <w:lvl w:ilvl="8">
-      <w:start w:val="2"/>
-      <w:numFmt w:val="lowerLetter"/>
-      <w:lvlText w:val="(%9)"/>
-      <w:lvlJc w:val="left"/>
-      <w:pPr>
-        <w:ind w:left="6480" w:hanging="480"/>
-      </w:pPr>
-    </w:lvl>
-  </w:abstractNum>
-  <w:abstractNum w:abstractNumId="99733">
-    <w:nsid w:val="A99733"/>
-    <w:multiLevelType w:val="multilevel"/>
-    <w:lvl w:ilvl="0">
-      <w:start w:val="3"/>
-      <w:numFmt w:val="lowerLetter"/>
-      <w:lvlText w:val="(%1)"/>
-      <w:lvlJc w:val="left"/>
-      <w:pPr>
-        <w:ind w:left="720" w:hanging="480"/>
-      </w:pPr>
-    </w:lvl>
-    <w:lvl w:ilvl="1">
-      <w:start w:val="3"/>
-      <w:numFmt w:val="lowerLetter"/>
-      <w:lvlText w:val="(%2)"/>
-      <w:lvlJc w:val="left"/>
-      <w:pPr>
-        <w:ind w:left="1440" w:hanging="480"/>
-      </w:pPr>
-    </w:lvl>
-    <w:lvl w:ilvl="2">
-      <w:start w:val="3"/>
-      <w:numFmt w:val="lowerLetter"/>
-      <w:lvlText w:val="(%3)"/>
-      <w:lvlJc w:val="left"/>
-      <w:pPr>
-        <w:ind w:left="2160" w:hanging="480"/>
-      </w:pPr>
-    </w:lvl>
-    <w:lvl w:ilvl="3">
-      <w:start w:val="3"/>
-      <w:numFmt w:val="lowerLetter"/>
-      <w:lvlText w:val="(%4)"/>
-      <w:lvlJc w:val="left"/>
-      <w:pPr>
-        <w:ind w:left="2880" w:hanging="480"/>
-      </w:pPr>
-    </w:lvl>
-    <w:lvl w:ilvl="4">
-      <w:start w:val="3"/>
-      <w:numFmt w:val="lowerLetter"/>
-      <w:lvlText w:val="(%5)"/>
-      <w:lvlJc w:val="left"/>
-      <w:pPr>
-        <w:ind w:left="3600" w:hanging="480"/>
-      </w:pPr>
-    </w:lvl>
-    <w:lvl w:ilvl="5">
-      <w:start w:val="3"/>
-      <w:numFmt w:val="lowerLetter"/>
-      <w:lvlText w:val="(%6)"/>
-      <w:lvlJc w:val="left"/>
-      <w:pPr>
-        <w:ind w:left="4320" w:hanging="480"/>
-      </w:pPr>
-    </w:lvl>
-    <w:lvl w:ilvl="6">
-      <w:start w:val="3"/>
-      <w:numFmt w:val="lowerLetter"/>
-      <w:lvlText w:val="(%7)"/>
-      <w:lvlJc w:val="left"/>
-      <w:pPr>
-        <w:ind w:left="5040" w:hanging="480"/>
-      </w:pPr>
-    </w:lvl>
-    <w:lvl w:ilvl="7">
-      <w:start w:val="3"/>
-      <w:numFmt w:val="lowerLetter"/>
-      <w:lvlText w:val="(%8)"/>
-      <w:lvlJc w:val="left"/>
-      <w:pPr>
-        <w:ind w:left="5760" w:hanging="480"/>
-      </w:pPr>
-    </w:lvl>
-    <w:lvl w:ilvl="8">
-      <w:start w:val="3"/>
-      <w:numFmt w:val="lowerLetter"/>
-      <w:lvlText w:val="(%9)"/>
+      <w:numFmt w:val="decimal"/>
+      <w:lvlText w:val="%9."/>
       <w:lvlJc w:val="left"/>
       <w:pPr>
         <w:ind w:left="6480" w:hanging="480"/>
@@ -1441,7 +6592,73 @@
     <w:abstractNumId w:val="991"/>
   </w:num>
   <w:num w:numId="1002">
-    <w:abstractNumId w:val="99731"/>
+    <w:abstractNumId w:val="991"/>
+  </w:num>
+  <w:num w:numId="1003">
+    <w:abstractNumId w:val="991"/>
+  </w:num>
+  <w:num w:numId="1004">
+    <w:abstractNumId w:val="991"/>
+  </w:num>
+  <w:num w:numId="1005">
+    <w:abstractNumId w:val="991"/>
+  </w:num>
+  <w:num w:numId="1006">
+    <w:abstractNumId w:val="991"/>
+  </w:num>
+  <w:num w:numId="1007">
+    <w:abstractNumId w:val="991"/>
+  </w:num>
+  <w:num w:numId="1008">
+    <w:abstractNumId w:val="991"/>
+  </w:num>
+  <w:num w:numId="1009">
+    <w:abstractNumId w:val="991"/>
+  </w:num>
+  <w:num w:numId="1010">
+    <w:abstractNumId w:val="991"/>
+  </w:num>
+  <w:num w:numId="1011">
+    <w:abstractNumId w:val="991"/>
+  </w:num>
+  <w:num w:numId="1012">
+    <w:abstractNumId w:val="991"/>
+  </w:num>
+  <w:num w:numId="1013">
+    <w:abstractNumId w:val="991"/>
+  </w:num>
+  <w:num w:numId="1014">
+    <w:abstractNumId w:val="991"/>
+  </w:num>
+  <w:num w:numId="1015">
+    <w:abstractNumId w:val="991"/>
+  </w:num>
+  <w:num w:numId="1016">
+    <w:abstractNumId w:val="991"/>
+  </w:num>
+  <w:num w:numId="1017">
+    <w:abstractNumId w:val="991"/>
+  </w:num>
+  <w:num w:numId="1018">
+    <w:abstractNumId w:val="991"/>
+  </w:num>
+  <w:num w:numId="1019">
+    <w:abstractNumId w:val="991"/>
+  </w:num>
+  <w:num w:numId="1020">
+    <w:abstractNumId w:val="991"/>
+  </w:num>
+  <w:num w:numId="1021">
+    <w:abstractNumId w:val="991"/>
+  </w:num>
+  <w:num w:numId="1022">
+    <w:abstractNumId w:val="991"/>
+  </w:num>
+  <w:num w:numId="1023">
+    <w:abstractNumId w:val="991"/>
+  </w:num>
+  <w:num w:numId="1024">
+    <w:abstractNumId w:val="99411"/>
     <w:lvlOverride w:ilvl="0">
       <w:startOverride w:val="1"/>
     </w:lvlOverride>
@@ -1470,172 +6687,55 @@
       <w:startOverride w:val="1"/>
     </w:lvlOverride>
   </w:num>
-  <w:num w:numId="1003">
+  <w:num w:numId="1025">
     <w:abstractNumId w:val="991"/>
   </w:num>
-  <w:num w:numId="1004">
-    <w:abstractNumId w:val="99732"/>
-    <w:lvlOverride w:ilvl="0">
-      <w:startOverride w:val="2"/>
-    </w:lvlOverride>
-    <w:lvlOverride w:ilvl="1">
-      <w:startOverride w:val="2"/>
-    </w:lvlOverride>
-    <w:lvlOverride w:ilvl="2">
-      <w:startOverride w:val="2"/>
-    </w:lvlOverride>
-    <w:lvlOverride w:ilvl="3">
-      <w:startOverride w:val="2"/>
-    </w:lvlOverride>
-    <w:lvlOverride w:ilvl="4">
-      <w:startOverride w:val="2"/>
-    </w:lvlOverride>
-    <w:lvlOverride w:ilvl="5">
-      <w:startOverride w:val="2"/>
-    </w:lvlOverride>
-    <w:lvlOverride w:ilvl="6">
-      <w:startOverride w:val="2"/>
-    </w:lvlOverride>
-    <w:lvlOverride w:ilvl="7">
-      <w:startOverride w:val="2"/>
-    </w:lvlOverride>
-    <w:lvlOverride w:ilvl="8">
-      <w:startOverride w:val="2"/>
-    </w:lvlOverride>
-  </w:num>
-  <w:num w:numId="1005">
+  <w:num w:numId="1026">
     <w:abstractNumId w:val="991"/>
   </w:num>
-  <w:num w:numId="1006">
-    <w:abstractNumId w:val="99733"/>
-    <w:lvlOverride w:ilvl="0">
-      <w:startOverride w:val="3"/>
-    </w:lvlOverride>
-    <w:lvlOverride w:ilvl="1">
-      <w:startOverride w:val="3"/>
-    </w:lvlOverride>
-    <w:lvlOverride w:ilvl="2">
-      <w:startOverride w:val="3"/>
-    </w:lvlOverride>
-    <w:lvlOverride w:ilvl="3">
-      <w:startOverride w:val="3"/>
-    </w:lvlOverride>
-    <w:lvlOverride w:ilvl="4">
-      <w:startOverride w:val="3"/>
-    </w:lvlOverride>
-    <w:lvlOverride w:ilvl="5">
-      <w:startOverride w:val="3"/>
-    </w:lvlOverride>
-    <w:lvlOverride w:ilvl="6">
-      <w:startOverride w:val="3"/>
-    </w:lvlOverride>
-    <w:lvlOverride w:ilvl="7">
-      <w:startOverride w:val="3"/>
-    </w:lvlOverride>
-    <w:lvlOverride w:ilvl="8">
-      <w:startOverride w:val="3"/>
-    </w:lvlOverride>
-  </w:num>
-  <w:num w:numId="1007">
+  <w:num w:numId="1027">
     <w:abstractNumId w:val="991"/>
   </w:num>
-  <w:num w:numId="1008">
-    <w:abstractNumId w:val="99731"/>
-    <w:lvlOverride w:ilvl="0">
-      <w:startOverride w:val="1"/>
-    </w:lvlOverride>
-    <w:lvlOverride w:ilvl="1">
-      <w:startOverride w:val="1"/>
-    </w:lvlOverride>
-    <w:lvlOverride w:ilvl="2">
-      <w:startOverride w:val="1"/>
-    </w:lvlOverride>
-    <w:lvlOverride w:ilvl="3">
-      <w:startOverride w:val="1"/>
-    </w:lvlOverride>
-    <w:lvlOverride w:ilvl="4">
-      <w:startOverride w:val="1"/>
-    </w:lvlOverride>
-    <w:lvlOverride w:ilvl="5">
-      <w:startOverride w:val="1"/>
-    </w:lvlOverride>
-    <w:lvlOverride w:ilvl="6">
-      <w:startOverride w:val="1"/>
-    </w:lvlOverride>
-    <w:lvlOverride w:ilvl="7">
-      <w:startOverride w:val="1"/>
-    </w:lvlOverride>
-    <w:lvlOverride w:ilvl="8">
-      <w:startOverride w:val="1"/>
-    </w:lvlOverride>
-  </w:num>
-  <w:num w:numId="1009">
+  <w:num w:numId="1028">
     <w:abstractNumId w:val="991"/>
   </w:num>
-  <w:num w:numId="1010">
-    <w:abstractNumId w:val="99732"/>
-    <w:lvlOverride w:ilvl="0">
-      <w:startOverride w:val="2"/>
-    </w:lvlOverride>
-    <w:lvlOverride w:ilvl="1">
-      <w:startOverride w:val="2"/>
-    </w:lvlOverride>
-    <w:lvlOverride w:ilvl="2">
-      <w:startOverride w:val="2"/>
-    </w:lvlOverride>
-    <w:lvlOverride w:ilvl="3">
-      <w:startOverride w:val="2"/>
-    </w:lvlOverride>
-    <w:lvlOverride w:ilvl="4">
-      <w:startOverride w:val="2"/>
-    </w:lvlOverride>
-    <w:lvlOverride w:ilvl="5">
-      <w:startOverride w:val="2"/>
-    </w:lvlOverride>
-    <w:lvlOverride w:ilvl="6">
-      <w:startOverride w:val="2"/>
-    </w:lvlOverride>
-    <w:lvlOverride w:ilvl="7">
-      <w:startOverride w:val="2"/>
-    </w:lvlOverride>
-    <w:lvlOverride w:ilvl="8">
-      <w:startOverride w:val="2"/>
-    </w:lvlOverride>
-  </w:num>
-  <w:num w:numId="1011">
+  <w:num w:numId="1029">
     <w:abstractNumId w:val="991"/>
   </w:num>
-  <w:num w:numId="1012">
-    <w:abstractNumId w:val="99733"/>
-    <w:lvlOverride w:ilvl="0">
-      <w:startOverride w:val="3"/>
-    </w:lvlOverride>
-    <w:lvlOverride w:ilvl="1">
-      <w:startOverride w:val="3"/>
-    </w:lvlOverride>
-    <w:lvlOverride w:ilvl="2">
-      <w:startOverride w:val="3"/>
-    </w:lvlOverride>
-    <w:lvlOverride w:ilvl="3">
-      <w:startOverride w:val="3"/>
-    </w:lvlOverride>
-    <w:lvlOverride w:ilvl="4">
-      <w:startOverride w:val="3"/>
-    </w:lvlOverride>
-    <w:lvlOverride w:ilvl="5">
-      <w:startOverride w:val="3"/>
-    </w:lvlOverride>
-    <w:lvlOverride w:ilvl="6">
-      <w:startOverride w:val="3"/>
-    </w:lvlOverride>
-    <w:lvlOverride w:ilvl="7">
-      <w:startOverride w:val="3"/>
-    </w:lvlOverride>
-    <w:lvlOverride w:ilvl="8">
-      <w:startOverride w:val="3"/>
-    </w:lvlOverride>
+  <w:num w:numId="1030">
+    <w:abstractNumId w:val="991"/>
   </w:num>
-  <w:num w:numId="1013">
+  <w:num w:numId="1031">
+    <w:abstractNumId w:val="991"/>
+  </w:num>
+  <w:num w:numId="1032">
+    <w:abstractNumId w:val="991"/>
+  </w:num>
+  <w:num w:numId="1033">
+    <w:abstractNumId w:val="991"/>
+  </w:num>
+  <w:num w:numId="1034">
+    <w:abstractNumId w:val="991"/>
+  </w:num>
+  <w:num w:numId="1035">
+    <w:abstractNumId w:val="991"/>
+  </w:num>
+  <w:num w:numId="1036">
+    <w:abstractNumId w:val="991"/>
+  </w:num>
+  <w:num w:numId="1037">
+    <w:abstractNumId w:val="991"/>
+  </w:num>
+  <w:num w:numId="1038">
+    <w:abstractNumId w:val="991"/>
+  </w:num>
+  <w:num w:numId="1039">
+    <w:abstractNumId w:val="991"/>
+  </w:num>
+  <w:num w:numId="1040">
+    <w:abstractNumId w:val="991"/>
+  </w:num>
+  <w:num w:numId="1041">
     <w:abstractNumId w:val="991"/>
   </w:num>
 </w:numbering>
